--- a/docs/word/03-architecture/03-api.docx
+++ b/docs/word/03-architecture/03-api.docx
@@ -365,7 +365,7 @@
               <w:rPr>
                 <w:sz w:val="18"/>
               </w:rPr>
-              <w:t>0.1</w:t>
+              <w:t>0.2</w:t>
             </w:r>
           </w:p>
         </w:tc>
@@ -453,7 +453,7 @@
               <w:rPr>
                 <w:sz w:val="18"/>
               </w:rPr>
-              <w:t>27.10.2026</w:t>
+              <w:t>29.10.2026</w:t>
             </w:r>
           </w:p>
         </w:tc>
@@ -1785,7 +1785,811 @@
         <w:pStyle w:val="Heading2"/>
       </w:pPr>
       <w:r>
-        <w:t>5. Системные</w:t>
+        <w:t>5. Учебный контент (LMS)</w:t>
+      </w:r>
+    </w:p>
+    <w:p>
+      <w:r>
+        <w:t>Все маршруты требуют access-токен. Контент предметов, тем и учебников общий</w:t>
+      </w:r>
+    </w:p>
+    <w:p>
+      <w:r>
+        <w:t>для платформы; курсы ограничены школой пользователя.</w:t>
+      </w:r>
+    </w:p>
+    <w:tbl>
+      <w:tblPr>
+        <w:tblStyle w:val="TableGrid"/>
+        <w:tblW w:type="auto" w:w="0"/>
+        <w:jc w:val="center"/>
+        <w:tblLook w:firstColumn="1" w:firstRow="1" w:lastColumn="0" w:lastRow="0" w:noHBand="0" w:noVBand="1" w:val="04A0"/>
+      </w:tblPr>
+      <w:tblGrid>
+        <w:gridCol w:w="3324"/>
+        <w:gridCol w:w="3324"/>
+        <w:gridCol w:w="3324"/>
+      </w:tblGrid>
+      <w:tr>
+        <w:tc>
+          <w:tcPr>
+            <w:tcW w:type="dxa" w:w="3324"/>
+            <w:shd w:val="clear" w:color="auto" w:fill="E8EEF5"/>
+          </w:tcPr>
+          <w:p>
+            <w:pPr>
+              <w:spacing w:after="20"/>
+            </w:pPr>
+            <w:r>
+              <w:rPr>
+                <w:b/>
+                <w:sz w:val="18"/>
+              </w:rPr>
+            </w:r>
+            <w:r>
+              <w:rPr>
+                <w:b/>
+                <w:sz w:val="18"/>
+              </w:rPr>
+              <w:t>Метод</w:t>
+            </w:r>
+          </w:p>
+        </w:tc>
+        <w:tc>
+          <w:tcPr>
+            <w:tcW w:type="dxa" w:w="3324"/>
+            <w:shd w:val="clear" w:color="auto" w:fill="E8EEF5"/>
+          </w:tcPr>
+          <w:p>
+            <w:pPr>
+              <w:spacing w:after="20"/>
+            </w:pPr>
+            <w:r>
+              <w:rPr>
+                <w:b/>
+                <w:sz w:val="18"/>
+              </w:rPr>
+            </w:r>
+            <w:r>
+              <w:rPr>
+                <w:b/>
+                <w:sz w:val="18"/>
+              </w:rPr>
+              <w:t>Путь</w:t>
+            </w:r>
+          </w:p>
+        </w:tc>
+        <w:tc>
+          <w:tcPr>
+            <w:tcW w:type="dxa" w:w="3324"/>
+            <w:shd w:val="clear" w:color="auto" w:fill="E8EEF5"/>
+          </w:tcPr>
+          <w:p>
+            <w:pPr>
+              <w:spacing w:after="20"/>
+            </w:pPr>
+            <w:r>
+              <w:rPr>
+                <w:b/>
+                <w:sz w:val="18"/>
+              </w:rPr>
+            </w:r>
+            <w:r>
+              <w:rPr>
+                <w:b/>
+                <w:sz w:val="18"/>
+              </w:rPr>
+              <w:t>Назначение</w:t>
+            </w:r>
+          </w:p>
+        </w:tc>
+      </w:tr>
+      <w:tr>
+        <w:tc>
+          <w:tcPr>
+            <w:tcW w:type="dxa" w:w="3324"/>
+          </w:tcPr>
+          <w:p>
+            <w:pPr>
+              <w:spacing w:after="20"/>
+            </w:pPr>
+            <w:r>
+              <w:rPr>
+                <w:sz w:val="18"/>
+              </w:rPr>
+            </w:r>
+            <w:r>
+              <w:rPr>
+                <w:sz w:val="18"/>
+              </w:rPr>
+              <w:t>GET</w:t>
+            </w:r>
+          </w:p>
+        </w:tc>
+        <w:tc>
+          <w:tcPr>
+            <w:tcW w:type="dxa" w:w="3324"/>
+          </w:tcPr>
+          <w:p>
+            <w:pPr>
+              <w:spacing w:after="20"/>
+            </w:pPr>
+            <w:r>
+              <w:rPr>
+                <w:sz w:val="18"/>
+              </w:rPr>
+            </w:r>
+            <w:r>
+              <w:rPr>
+                <w:rFonts w:ascii="Consolas" w:hAnsi="Consolas"/>
+                <w:sz w:val="18"/>
+              </w:rPr>
+              <w:t>/api/v1/lms/subjects</w:t>
+            </w:r>
+          </w:p>
+        </w:tc>
+        <w:tc>
+          <w:tcPr>
+            <w:tcW w:type="dxa" w:w="3324"/>
+          </w:tcPr>
+          <w:p>
+            <w:pPr>
+              <w:spacing w:after="20"/>
+            </w:pPr>
+            <w:r>
+              <w:rPr>
+                <w:sz w:val="18"/>
+              </w:rPr>
+            </w:r>
+            <w:r>
+              <w:rPr>
+                <w:sz w:val="18"/>
+              </w:rPr>
+              <w:t>Список активных предметов</w:t>
+            </w:r>
+          </w:p>
+        </w:tc>
+      </w:tr>
+      <w:tr>
+        <w:tc>
+          <w:tcPr>
+            <w:tcW w:type="dxa" w:w="3324"/>
+          </w:tcPr>
+          <w:p>
+            <w:pPr>
+              <w:spacing w:after="20"/>
+            </w:pPr>
+            <w:r>
+              <w:rPr>
+                <w:sz w:val="18"/>
+              </w:rPr>
+            </w:r>
+            <w:r>
+              <w:rPr>
+                <w:sz w:val="18"/>
+              </w:rPr>
+              <w:t>GET</w:t>
+            </w:r>
+          </w:p>
+        </w:tc>
+        <w:tc>
+          <w:tcPr>
+            <w:tcW w:type="dxa" w:w="3324"/>
+          </w:tcPr>
+          <w:p>
+            <w:pPr>
+              <w:spacing w:after="20"/>
+            </w:pPr>
+            <w:r>
+              <w:rPr>
+                <w:sz w:val="18"/>
+              </w:rPr>
+            </w:r>
+            <w:r>
+              <w:rPr>
+                <w:rFonts w:ascii="Consolas" w:hAnsi="Consolas"/>
+                <w:sz w:val="18"/>
+              </w:rPr>
+              <w:t>/api/v1/lms/subjects/{id}</w:t>
+            </w:r>
+          </w:p>
+        </w:tc>
+        <w:tc>
+          <w:tcPr>
+            <w:tcW w:type="dxa" w:w="3324"/>
+          </w:tcPr>
+          <w:p>
+            <w:pPr>
+              <w:spacing w:after="20"/>
+            </w:pPr>
+            <w:r>
+              <w:rPr>
+                <w:sz w:val="18"/>
+              </w:rPr>
+            </w:r>
+            <w:r>
+              <w:rPr>
+                <w:sz w:val="18"/>
+              </w:rPr>
+              <w:t>Карточка предмета</w:t>
+            </w:r>
+          </w:p>
+        </w:tc>
+      </w:tr>
+      <w:tr>
+        <w:tc>
+          <w:tcPr>
+            <w:tcW w:type="dxa" w:w="3324"/>
+          </w:tcPr>
+          <w:p>
+            <w:pPr>
+              <w:spacing w:after="20"/>
+            </w:pPr>
+            <w:r>
+              <w:rPr>
+                <w:sz w:val="18"/>
+              </w:rPr>
+            </w:r>
+            <w:r>
+              <w:rPr>
+                <w:sz w:val="18"/>
+              </w:rPr>
+              <w:t>GET</w:t>
+            </w:r>
+          </w:p>
+        </w:tc>
+        <w:tc>
+          <w:tcPr>
+            <w:tcW w:type="dxa" w:w="3324"/>
+          </w:tcPr>
+          <w:p>
+            <w:pPr>
+              <w:spacing w:after="20"/>
+            </w:pPr>
+            <w:r>
+              <w:rPr>
+                <w:sz w:val="18"/>
+              </w:rPr>
+            </w:r>
+            <w:r>
+              <w:rPr>
+                <w:rFonts w:ascii="Consolas" w:hAnsi="Consolas"/>
+                <w:sz w:val="18"/>
+              </w:rPr>
+              <w:t>/api/v1/lms/topics?subject_id=&amp;grade=&amp;search=&amp;limit=&amp;offset=</w:t>
+            </w:r>
+          </w:p>
+        </w:tc>
+        <w:tc>
+          <w:tcPr>
+            <w:tcW w:type="dxa" w:w="3324"/>
+          </w:tcPr>
+          <w:p>
+            <w:pPr>
+              <w:spacing w:after="20"/>
+            </w:pPr>
+            <w:r>
+              <w:rPr>
+                <w:sz w:val="18"/>
+              </w:rPr>
+            </w:r>
+            <w:r>
+              <w:rPr>
+                <w:sz w:val="18"/>
+              </w:rPr>
+              <w:t>Каталог тем с фильтрами и пагинацией</w:t>
+            </w:r>
+          </w:p>
+        </w:tc>
+      </w:tr>
+      <w:tr>
+        <w:tc>
+          <w:tcPr>
+            <w:tcW w:type="dxa" w:w="3324"/>
+          </w:tcPr>
+          <w:p>
+            <w:pPr>
+              <w:spacing w:after="20"/>
+            </w:pPr>
+            <w:r>
+              <w:rPr>
+                <w:sz w:val="18"/>
+              </w:rPr>
+            </w:r>
+            <w:r>
+              <w:rPr>
+                <w:sz w:val="18"/>
+              </w:rPr>
+              <w:t>GET</w:t>
+            </w:r>
+          </w:p>
+        </w:tc>
+        <w:tc>
+          <w:tcPr>
+            <w:tcW w:type="dxa" w:w="3324"/>
+          </w:tcPr>
+          <w:p>
+            <w:pPr>
+              <w:spacing w:after="20"/>
+            </w:pPr>
+            <w:r>
+              <w:rPr>
+                <w:sz w:val="18"/>
+              </w:rPr>
+            </w:r>
+            <w:r>
+              <w:rPr>
+                <w:rFonts w:ascii="Consolas" w:hAnsi="Consolas"/>
+                <w:sz w:val="18"/>
+              </w:rPr>
+              <w:t>/api/v1/lms/topics/{id}</w:t>
+            </w:r>
+          </w:p>
+        </w:tc>
+        <w:tc>
+          <w:tcPr>
+            <w:tcW w:type="dxa" w:w="3324"/>
+          </w:tcPr>
+          <w:p>
+            <w:pPr>
+              <w:spacing w:after="20"/>
+            </w:pPr>
+            <w:r>
+              <w:rPr>
+                <w:sz w:val="18"/>
+              </w:rPr>
+            </w:r>
+            <w:r>
+              <w:rPr>
+                <w:sz w:val="18"/>
+              </w:rPr>
+              <w:t>Тема с методиками, уроками и учебниками</w:t>
+            </w:r>
+          </w:p>
+        </w:tc>
+      </w:tr>
+      <w:tr>
+        <w:tc>
+          <w:tcPr>
+            <w:tcW w:type="dxa" w:w="3324"/>
+          </w:tcPr>
+          <w:p>
+            <w:pPr>
+              <w:spacing w:after="20"/>
+            </w:pPr>
+            <w:r>
+              <w:rPr>
+                <w:sz w:val="18"/>
+              </w:rPr>
+            </w:r>
+            <w:r>
+              <w:rPr>
+                <w:sz w:val="18"/>
+              </w:rPr>
+              <w:t>GET</w:t>
+            </w:r>
+          </w:p>
+        </w:tc>
+        <w:tc>
+          <w:tcPr>
+            <w:tcW w:type="dxa" w:w="3324"/>
+          </w:tcPr>
+          <w:p>
+            <w:pPr>
+              <w:spacing w:after="20"/>
+            </w:pPr>
+            <w:r>
+              <w:rPr>
+                <w:sz w:val="18"/>
+              </w:rPr>
+            </w:r>
+            <w:r>
+              <w:rPr>
+                <w:rFonts w:ascii="Consolas" w:hAnsi="Consolas"/>
+                <w:sz w:val="18"/>
+              </w:rPr>
+              <w:t>/api/v1/lms/topics/by-code/{code}</w:t>
+            </w:r>
+          </w:p>
+        </w:tc>
+        <w:tc>
+          <w:tcPr>
+            <w:tcW w:type="dxa" w:w="3324"/>
+          </w:tcPr>
+          <w:p>
+            <w:pPr>
+              <w:spacing w:after="20"/>
+            </w:pPr>
+            <w:r>
+              <w:rPr>
+                <w:sz w:val="18"/>
+              </w:rPr>
+            </w:r>
+            <w:r>
+              <w:rPr>
+                <w:sz w:val="18"/>
+              </w:rPr>
+              <w:t>Тема по коду (совместимость с Android)</w:t>
+            </w:r>
+          </w:p>
+        </w:tc>
+      </w:tr>
+      <w:tr>
+        <w:tc>
+          <w:tcPr>
+            <w:tcW w:type="dxa" w:w="3324"/>
+          </w:tcPr>
+          <w:p>
+            <w:pPr>
+              <w:spacing w:after="20"/>
+            </w:pPr>
+            <w:r>
+              <w:rPr>
+                <w:sz w:val="18"/>
+              </w:rPr>
+            </w:r>
+            <w:r>
+              <w:rPr>
+                <w:sz w:val="18"/>
+              </w:rPr>
+              <w:t>GET</w:t>
+            </w:r>
+          </w:p>
+        </w:tc>
+        <w:tc>
+          <w:tcPr>
+            <w:tcW w:type="dxa" w:w="3324"/>
+          </w:tcPr>
+          <w:p>
+            <w:pPr>
+              <w:spacing w:after="20"/>
+            </w:pPr>
+            <w:r>
+              <w:rPr>
+                <w:sz w:val="18"/>
+              </w:rPr>
+            </w:r>
+            <w:r>
+              <w:rPr>
+                <w:rFonts w:ascii="Consolas" w:hAnsi="Consolas"/>
+                <w:sz w:val="18"/>
+              </w:rPr>
+              <w:t>/api/v1/lms/textbooks?subject_id=&amp;grade=&amp;search=&amp;limit=&amp;offset=</w:t>
+            </w:r>
+          </w:p>
+        </w:tc>
+        <w:tc>
+          <w:tcPr>
+            <w:tcW w:type="dxa" w:w="3324"/>
+          </w:tcPr>
+          <w:p>
+            <w:pPr>
+              <w:spacing w:after="20"/>
+            </w:pPr>
+            <w:r>
+              <w:rPr>
+                <w:sz w:val="18"/>
+              </w:rPr>
+            </w:r>
+            <w:r>
+              <w:rPr>
+                <w:sz w:val="18"/>
+              </w:rPr>
+              <w:t>Каталог учебников</w:t>
+            </w:r>
+          </w:p>
+        </w:tc>
+      </w:tr>
+      <w:tr>
+        <w:tc>
+          <w:tcPr>
+            <w:tcW w:type="dxa" w:w="3324"/>
+          </w:tcPr>
+          <w:p>
+            <w:pPr>
+              <w:spacing w:after="20"/>
+            </w:pPr>
+            <w:r>
+              <w:rPr>
+                <w:sz w:val="18"/>
+              </w:rPr>
+            </w:r>
+            <w:r>
+              <w:rPr>
+                <w:sz w:val="18"/>
+              </w:rPr>
+              <w:t>GET</w:t>
+            </w:r>
+          </w:p>
+        </w:tc>
+        <w:tc>
+          <w:tcPr>
+            <w:tcW w:type="dxa" w:w="3324"/>
+          </w:tcPr>
+          <w:p>
+            <w:pPr>
+              <w:spacing w:after="20"/>
+            </w:pPr>
+            <w:r>
+              <w:rPr>
+                <w:sz w:val="18"/>
+              </w:rPr>
+            </w:r>
+            <w:r>
+              <w:rPr>
+                <w:rFonts w:ascii="Consolas" w:hAnsi="Consolas"/>
+                <w:sz w:val="18"/>
+              </w:rPr>
+              <w:t>/api/v1/lms/textbooks/{id}</w:t>
+            </w:r>
+          </w:p>
+        </w:tc>
+        <w:tc>
+          <w:tcPr>
+            <w:tcW w:type="dxa" w:w="3324"/>
+          </w:tcPr>
+          <w:p>
+            <w:pPr>
+              <w:spacing w:after="20"/>
+            </w:pPr>
+            <w:r>
+              <w:rPr>
+                <w:sz w:val="18"/>
+              </w:rPr>
+            </w:r>
+            <w:r>
+              <w:rPr>
+                <w:sz w:val="18"/>
+              </w:rPr>
+              <w:t>Учебник со связями «тема — страницы»</w:t>
+            </w:r>
+          </w:p>
+        </w:tc>
+      </w:tr>
+      <w:tr>
+        <w:tc>
+          <w:tcPr>
+            <w:tcW w:type="dxa" w:w="3324"/>
+          </w:tcPr>
+          <w:p>
+            <w:pPr>
+              <w:spacing w:after="20"/>
+            </w:pPr>
+            <w:r>
+              <w:rPr>
+                <w:sz w:val="18"/>
+              </w:rPr>
+            </w:r>
+            <w:r>
+              <w:rPr>
+                <w:sz w:val="18"/>
+              </w:rPr>
+              <w:t>GET</w:t>
+            </w:r>
+          </w:p>
+        </w:tc>
+        <w:tc>
+          <w:tcPr>
+            <w:tcW w:type="dxa" w:w="3324"/>
+          </w:tcPr>
+          <w:p>
+            <w:pPr>
+              <w:spacing w:after="20"/>
+            </w:pPr>
+            <w:r>
+              <w:rPr>
+                <w:sz w:val="18"/>
+              </w:rPr>
+            </w:r>
+            <w:r>
+              <w:rPr>
+                <w:rFonts w:ascii="Consolas" w:hAnsi="Consolas"/>
+                <w:sz w:val="18"/>
+              </w:rPr>
+              <w:t>/api/v1/lms/courses?school_id=&amp;subject_id=&amp;grade=&amp;mine=</w:t>
+            </w:r>
+          </w:p>
+        </w:tc>
+        <w:tc>
+          <w:tcPr>
+            <w:tcW w:type="dxa" w:w="3324"/>
+          </w:tcPr>
+          <w:p>
+            <w:pPr>
+              <w:spacing w:after="20"/>
+            </w:pPr>
+            <w:r>
+              <w:rPr>
+                <w:sz w:val="18"/>
+              </w:rPr>
+            </w:r>
+            <w:r>
+              <w:rPr>
+                <w:sz w:val="18"/>
+              </w:rPr>
+              <w:t xml:space="preserve">Курсы школы; </w:t>
+            </w:r>
+            <w:r>
+              <w:rPr>
+                <w:rFonts w:ascii="Consolas" w:hAnsi="Consolas"/>
+                <w:sz w:val="18"/>
+              </w:rPr>
+              <w:t>mine=true</w:t>
+            </w:r>
+            <w:r>
+              <w:rPr>
+                <w:sz w:val="18"/>
+              </w:rPr>
+              <w:t xml:space="preserve"> — курсы учителя</w:t>
+            </w:r>
+          </w:p>
+        </w:tc>
+      </w:tr>
+      <w:tr>
+        <w:tc>
+          <w:tcPr>
+            <w:tcW w:type="dxa" w:w="3324"/>
+          </w:tcPr>
+          <w:p>
+            <w:pPr>
+              <w:spacing w:after="20"/>
+            </w:pPr>
+            <w:r>
+              <w:rPr>
+                <w:sz w:val="18"/>
+              </w:rPr>
+            </w:r>
+            <w:r>
+              <w:rPr>
+                <w:sz w:val="18"/>
+              </w:rPr>
+              <w:t>GET</w:t>
+            </w:r>
+          </w:p>
+        </w:tc>
+        <w:tc>
+          <w:tcPr>
+            <w:tcW w:type="dxa" w:w="3324"/>
+          </w:tcPr>
+          <w:p>
+            <w:pPr>
+              <w:spacing w:after="20"/>
+            </w:pPr>
+            <w:r>
+              <w:rPr>
+                <w:sz w:val="18"/>
+              </w:rPr>
+            </w:r>
+            <w:r>
+              <w:rPr>
+                <w:rFonts w:ascii="Consolas" w:hAnsi="Consolas"/>
+                <w:sz w:val="18"/>
+              </w:rPr>
+              <w:t>/api/v1/lms/courses/{id}?school_id=</w:t>
+            </w:r>
+          </w:p>
+        </w:tc>
+        <w:tc>
+          <w:tcPr>
+            <w:tcW w:type="dxa" w:w="3324"/>
+          </w:tcPr>
+          <w:p>
+            <w:pPr>
+              <w:spacing w:after="20"/>
+            </w:pPr>
+            <w:r>
+              <w:rPr>
+                <w:sz w:val="18"/>
+              </w:rPr>
+            </w:r>
+            <w:r>
+              <w:rPr>
+                <w:sz w:val="18"/>
+              </w:rPr>
+              <w:t>Курс с темами и классами</w:t>
+            </w:r>
+          </w:p>
+        </w:tc>
+      </w:tr>
+    </w:tbl>
+    <w:p/>
+    <w:p>
+      <w:r>
+        <w:t>Правила:</w:t>
+      </w:r>
+    </w:p>
+    <w:p>
+      <w:pPr>
+        <w:pStyle w:val="ListBullet"/>
+      </w:pPr>
+      <w:r>
+        <w:rPr>
+          <w:rFonts w:ascii="Consolas" w:hAnsi="Consolas"/>
+          <w:sz w:val="18"/>
+        </w:rPr>
+        <w:t>school_id</w:t>
+      </w:r>
+      <w:r>
+        <w:t xml:space="preserve"> обязателен для </w:t>
+      </w:r>
+      <w:r>
+        <w:rPr>
+          <w:rFonts w:ascii="Consolas" w:hAnsi="Consolas"/>
+          <w:sz w:val="18"/>
+        </w:rPr>
+        <w:t>superadmin</w:t>
+      </w:r>
+      <w:r>
+        <w:t>, для школьных ролей берётся из токена.</w:t>
+      </w:r>
+    </w:p>
+    <w:p>
+      <w:pPr>
+        <w:pStyle w:val="ListBullet"/>
+      </w:pPr>
+      <w:r>
+        <w:t xml:space="preserve">Попытка открыть курс другой школы возвращает </w:t>
+      </w:r>
+      <w:r>
+        <w:rPr>
+          <w:rFonts w:ascii="Consolas" w:hAnsi="Consolas"/>
+          <w:sz w:val="18"/>
+        </w:rPr>
+        <w:t>403</w:t>
+      </w:r>
+      <w:r>
+        <w:t>.</w:t>
+      </w:r>
+    </w:p>
+    <w:p>
+      <w:pPr>
+        <w:pStyle w:val="ListBullet"/>
+      </w:pPr>
+      <w:r>
+        <w:t xml:space="preserve">Список тем отдаёт только темы со статусом </w:t>
+      </w:r>
+      <w:r>
+        <w:rPr>
+          <w:rFonts w:ascii="Consolas" w:hAnsi="Consolas"/>
+          <w:sz w:val="18"/>
+        </w:rPr>
+        <w:t>active</w:t>
+      </w:r>
+      <w:r>
+        <w:t>.</w:t>
+      </w:r>
+    </w:p>
+    <w:p>
+      <w:pPr>
+        <w:pStyle w:val="ListBullet"/>
+      </w:pPr>
+      <w:r>
+        <w:rPr>
+          <w:rFonts w:ascii="Consolas" w:hAnsi="Consolas"/>
+          <w:sz w:val="18"/>
+        </w:rPr>
+        <w:t>limit</w:t>
+      </w:r>
+      <w:r>
+        <w:t xml:space="preserve"> — от 1 до 200, </w:t>
+      </w:r>
+      <w:r>
+        <w:rPr>
+          <w:rFonts w:ascii="Consolas" w:hAnsi="Consolas"/>
+          <w:sz w:val="18"/>
+        </w:rPr>
+        <w:t>offset</w:t>
+      </w:r>
+      <w:r>
+        <w:t xml:space="preserve"> — от 0.</w:t>
+      </w:r>
+    </w:p>
+    <w:p>
+      <w:pPr>
+        <w:pStyle w:val="Heading2"/>
+      </w:pPr>
+      <w:r>
+        <w:t>6. Системные</w:t>
       </w:r>
     </w:p>
     <w:tbl>
@@ -2202,7 +3006,7 @@
         <w:pStyle w:val="Heading2"/>
       </w:pPr>
       <w:r>
-        <w:t>6. Роли</w:t>
+        <w:t>7. Роли</w:t>
       </w:r>
     </w:p>
     <w:tbl>
@@ -2653,7 +3457,7 @@
         <w:pStyle w:val="Heading2"/>
       </w:pPr>
       <w:r>
-        <w:t>7. Совместимость со старым API</w:t>
+        <w:t>8. Совместимость со старым API</w:t>
       </w:r>
     </w:p>
     <w:p>
@@ -2696,7 +3500,7 @@
         <w:pStyle w:val="Heading2"/>
       </w:pPr>
       <w:r>
-        <w:t>8. Ограничения пилота</w:t>
+        <w:t>9. Ограничения пилота</w:t>
       </w:r>
     </w:p>
     <w:p>

--- a/docs/word/03-architecture/03-api.docx
+++ b/docs/word/03-architecture/03-api.docx
@@ -365,7 +365,7 @@
               <w:rPr>
                 <w:sz w:val="18"/>
               </w:rPr>
-              <w:t>0.2</w:t>
+              <w:t>0.3</w:t>
             </w:r>
           </w:p>
         </w:tc>
@@ -2589,7 +2589,1519 @@
         <w:pStyle w:val="Heading2"/>
       </w:pPr>
       <w:r>
-        <w:t>6. Системные</w:t>
+        <w:t>6. Тесты, работы и результаты (assessment)</w:t>
+      </w:r>
+    </w:p>
+    <w:tbl>
+      <w:tblPr>
+        <w:tblStyle w:val="TableGrid"/>
+        <w:tblW w:type="auto" w:w="0"/>
+        <w:jc w:val="center"/>
+        <w:tblLook w:firstColumn="1" w:firstRow="1" w:lastColumn="0" w:lastRow="0" w:noHBand="0" w:noVBand="1" w:val="04A0"/>
+      </w:tblPr>
+      <w:tblGrid>
+        <w:gridCol w:w="2493"/>
+        <w:gridCol w:w="2493"/>
+        <w:gridCol w:w="2493"/>
+        <w:gridCol w:w="2493"/>
+      </w:tblGrid>
+      <w:tr>
+        <w:tc>
+          <w:tcPr>
+            <w:tcW w:type="dxa" w:w="2493"/>
+            <w:shd w:val="clear" w:color="auto" w:fill="E8EEF5"/>
+          </w:tcPr>
+          <w:p>
+            <w:pPr>
+              <w:spacing w:after="20"/>
+            </w:pPr>
+            <w:r>
+              <w:rPr>
+                <w:b/>
+                <w:sz w:val="18"/>
+              </w:rPr>
+            </w:r>
+            <w:r>
+              <w:rPr>
+                <w:b/>
+                <w:sz w:val="18"/>
+              </w:rPr>
+              <w:t>Метод</w:t>
+            </w:r>
+          </w:p>
+        </w:tc>
+        <w:tc>
+          <w:tcPr>
+            <w:tcW w:type="dxa" w:w="2493"/>
+            <w:shd w:val="clear" w:color="auto" w:fill="E8EEF5"/>
+          </w:tcPr>
+          <w:p>
+            <w:pPr>
+              <w:spacing w:after="20"/>
+            </w:pPr>
+            <w:r>
+              <w:rPr>
+                <w:b/>
+                <w:sz w:val="18"/>
+              </w:rPr>
+            </w:r>
+            <w:r>
+              <w:rPr>
+                <w:b/>
+                <w:sz w:val="18"/>
+              </w:rPr>
+              <w:t>Путь</w:t>
+            </w:r>
+          </w:p>
+        </w:tc>
+        <w:tc>
+          <w:tcPr>
+            <w:tcW w:type="dxa" w:w="2493"/>
+            <w:shd w:val="clear" w:color="auto" w:fill="E8EEF5"/>
+          </w:tcPr>
+          <w:p>
+            <w:pPr>
+              <w:spacing w:after="20"/>
+            </w:pPr>
+            <w:r>
+              <w:rPr>
+                <w:b/>
+                <w:sz w:val="18"/>
+              </w:rPr>
+            </w:r>
+            <w:r>
+              <w:rPr>
+                <w:b/>
+                <w:sz w:val="18"/>
+              </w:rPr>
+              <w:t>Роли</w:t>
+            </w:r>
+          </w:p>
+        </w:tc>
+        <w:tc>
+          <w:tcPr>
+            <w:tcW w:type="dxa" w:w="2493"/>
+            <w:shd w:val="clear" w:color="auto" w:fill="E8EEF5"/>
+          </w:tcPr>
+          <w:p>
+            <w:pPr>
+              <w:spacing w:after="20"/>
+            </w:pPr>
+            <w:r>
+              <w:rPr>
+                <w:b/>
+                <w:sz w:val="18"/>
+              </w:rPr>
+            </w:r>
+            <w:r>
+              <w:rPr>
+                <w:b/>
+                <w:sz w:val="18"/>
+              </w:rPr>
+              <w:t>Назначение</w:t>
+            </w:r>
+          </w:p>
+        </w:tc>
+      </w:tr>
+      <w:tr>
+        <w:tc>
+          <w:tcPr>
+            <w:tcW w:type="dxa" w:w="2493"/>
+          </w:tcPr>
+          <w:p>
+            <w:pPr>
+              <w:spacing w:after="20"/>
+            </w:pPr>
+            <w:r>
+              <w:rPr>
+                <w:sz w:val="18"/>
+              </w:rPr>
+            </w:r>
+            <w:r>
+              <w:rPr>
+                <w:sz w:val="18"/>
+              </w:rPr>
+              <w:t>POST</w:t>
+            </w:r>
+          </w:p>
+        </w:tc>
+        <w:tc>
+          <w:tcPr>
+            <w:tcW w:type="dxa" w:w="2493"/>
+          </w:tcPr>
+          <w:p>
+            <w:pPr>
+              <w:spacing w:after="20"/>
+            </w:pPr>
+            <w:r>
+              <w:rPr>
+                <w:sz w:val="18"/>
+              </w:rPr>
+            </w:r>
+            <w:r>
+              <w:rPr>
+                <w:rFonts w:ascii="Consolas" w:hAnsi="Consolas"/>
+                <w:sz w:val="18"/>
+              </w:rPr>
+              <w:t>/api/v1/assessment/quizzes</w:t>
+            </w:r>
+          </w:p>
+        </w:tc>
+        <w:tc>
+          <w:tcPr>
+            <w:tcW w:type="dxa" w:w="2493"/>
+          </w:tcPr>
+          <w:p>
+            <w:pPr>
+              <w:spacing w:after="20"/>
+            </w:pPr>
+            <w:r>
+              <w:rPr>
+                <w:sz w:val="18"/>
+              </w:rPr>
+            </w:r>
+            <w:r>
+              <w:rPr>
+                <w:sz w:val="18"/>
+              </w:rPr>
+              <w:t>teacher, methodologist, admin, superadmin</w:t>
+            </w:r>
+          </w:p>
+        </w:tc>
+        <w:tc>
+          <w:tcPr>
+            <w:tcW w:type="dxa" w:w="2493"/>
+          </w:tcPr>
+          <w:p>
+            <w:pPr>
+              <w:spacing w:after="20"/>
+            </w:pPr>
+            <w:r>
+              <w:rPr>
+                <w:sz w:val="18"/>
+              </w:rPr>
+            </w:r>
+            <w:r>
+              <w:rPr>
+                <w:sz w:val="18"/>
+              </w:rPr>
+              <w:t>Создать тест с вопросами и вариантами</w:t>
+            </w:r>
+          </w:p>
+        </w:tc>
+      </w:tr>
+      <w:tr>
+        <w:tc>
+          <w:tcPr>
+            <w:tcW w:type="dxa" w:w="2493"/>
+          </w:tcPr>
+          <w:p>
+            <w:pPr>
+              <w:spacing w:after="20"/>
+            </w:pPr>
+            <w:r>
+              <w:rPr>
+                <w:sz w:val="18"/>
+              </w:rPr>
+            </w:r>
+            <w:r>
+              <w:rPr>
+                <w:sz w:val="18"/>
+              </w:rPr>
+              <w:t>GET</w:t>
+            </w:r>
+          </w:p>
+        </w:tc>
+        <w:tc>
+          <w:tcPr>
+            <w:tcW w:type="dxa" w:w="2493"/>
+          </w:tcPr>
+          <w:p>
+            <w:pPr>
+              <w:spacing w:after="20"/>
+            </w:pPr>
+            <w:r>
+              <w:rPr>
+                <w:sz w:val="18"/>
+              </w:rPr>
+            </w:r>
+            <w:r>
+              <w:rPr>
+                <w:rFonts w:ascii="Consolas" w:hAnsi="Consolas"/>
+                <w:sz w:val="18"/>
+              </w:rPr>
+              <w:t>/api/v1/assessment/quizzes?subject_id=&amp;class_number=&amp;status=&amp;mine=</w:t>
+            </w:r>
+          </w:p>
+        </w:tc>
+        <w:tc>
+          <w:tcPr>
+            <w:tcW w:type="dxa" w:w="2493"/>
+          </w:tcPr>
+          <w:p>
+            <w:pPr>
+              <w:spacing w:after="20"/>
+            </w:pPr>
+            <w:r>
+              <w:rPr>
+                <w:sz w:val="18"/>
+              </w:rPr>
+            </w:r>
+            <w:r>
+              <w:rPr>
+                <w:sz w:val="18"/>
+              </w:rPr>
+              <w:t>staff</w:t>
+            </w:r>
+          </w:p>
+        </w:tc>
+        <w:tc>
+          <w:tcPr>
+            <w:tcW w:type="dxa" w:w="2493"/>
+          </w:tcPr>
+          <w:p>
+            <w:pPr>
+              <w:spacing w:after="20"/>
+            </w:pPr>
+            <w:r>
+              <w:rPr>
+                <w:sz w:val="18"/>
+              </w:rPr>
+            </w:r>
+            <w:r>
+              <w:rPr>
+                <w:sz w:val="18"/>
+              </w:rPr>
+              <w:t>Список тестов школы</w:t>
+            </w:r>
+          </w:p>
+        </w:tc>
+      </w:tr>
+      <w:tr>
+        <w:tc>
+          <w:tcPr>
+            <w:tcW w:type="dxa" w:w="2493"/>
+          </w:tcPr>
+          <w:p>
+            <w:pPr>
+              <w:spacing w:after="20"/>
+            </w:pPr>
+            <w:r>
+              <w:rPr>
+                <w:sz w:val="18"/>
+              </w:rPr>
+            </w:r>
+            <w:r>
+              <w:rPr>
+                <w:sz w:val="18"/>
+              </w:rPr>
+              <w:t>GET</w:t>
+            </w:r>
+          </w:p>
+        </w:tc>
+        <w:tc>
+          <w:tcPr>
+            <w:tcW w:type="dxa" w:w="2493"/>
+          </w:tcPr>
+          <w:p>
+            <w:pPr>
+              <w:spacing w:after="20"/>
+            </w:pPr>
+            <w:r>
+              <w:rPr>
+                <w:sz w:val="18"/>
+              </w:rPr>
+            </w:r>
+            <w:r>
+              <w:rPr>
+                <w:rFonts w:ascii="Consolas" w:hAnsi="Consolas"/>
+                <w:sz w:val="18"/>
+              </w:rPr>
+              <w:t>/api/v1/assessment/quizzes/{id}</w:t>
+            </w:r>
+          </w:p>
+        </w:tc>
+        <w:tc>
+          <w:tcPr>
+            <w:tcW w:type="dxa" w:w="2493"/>
+          </w:tcPr>
+          <w:p>
+            <w:pPr>
+              <w:spacing w:after="20"/>
+            </w:pPr>
+            <w:r>
+              <w:rPr>
+                <w:sz w:val="18"/>
+              </w:rPr>
+            </w:r>
+            <w:r>
+              <w:rPr>
+                <w:sz w:val="18"/>
+              </w:rPr>
+              <w:t>staff</w:t>
+            </w:r>
+          </w:p>
+        </w:tc>
+        <w:tc>
+          <w:tcPr>
+            <w:tcW w:type="dxa" w:w="2493"/>
+          </w:tcPr>
+          <w:p>
+            <w:pPr>
+              <w:spacing w:after="20"/>
+            </w:pPr>
+            <w:r>
+              <w:rPr>
+                <w:sz w:val="18"/>
+              </w:rPr>
+            </w:r>
+            <w:r>
+              <w:rPr>
+                <w:sz w:val="18"/>
+              </w:rPr>
+              <w:t>Тест с правильными ответами</w:t>
+            </w:r>
+          </w:p>
+        </w:tc>
+      </w:tr>
+      <w:tr>
+        <w:tc>
+          <w:tcPr>
+            <w:tcW w:type="dxa" w:w="2493"/>
+          </w:tcPr>
+          <w:p>
+            <w:pPr>
+              <w:spacing w:after="20"/>
+            </w:pPr>
+            <w:r>
+              <w:rPr>
+                <w:sz w:val="18"/>
+              </w:rPr>
+            </w:r>
+            <w:r>
+              <w:rPr>
+                <w:sz w:val="18"/>
+              </w:rPr>
+              <w:t>PATCH</w:t>
+            </w:r>
+          </w:p>
+        </w:tc>
+        <w:tc>
+          <w:tcPr>
+            <w:tcW w:type="dxa" w:w="2493"/>
+          </w:tcPr>
+          <w:p>
+            <w:pPr>
+              <w:spacing w:after="20"/>
+            </w:pPr>
+            <w:r>
+              <w:rPr>
+                <w:sz w:val="18"/>
+              </w:rPr>
+            </w:r>
+            <w:r>
+              <w:rPr>
+                <w:rFonts w:ascii="Consolas" w:hAnsi="Consolas"/>
+                <w:sz w:val="18"/>
+              </w:rPr>
+              <w:t>/api/v1/assessment/quizzes/{id}</w:t>
+            </w:r>
+          </w:p>
+        </w:tc>
+        <w:tc>
+          <w:tcPr>
+            <w:tcW w:type="dxa" w:w="2493"/>
+          </w:tcPr>
+          <w:p>
+            <w:pPr>
+              <w:spacing w:after="20"/>
+            </w:pPr>
+            <w:r>
+              <w:rPr>
+                <w:sz w:val="18"/>
+              </w:rPr>
+            </w:r>
+            <w:r>
+              <w:rPr>
+                <w:sz w:val="18"/>
+              </w:rPr>
+              <w:t>автор, methodologist, admin</w:t>
+            </w:r>
+          </w:p>
+        </w:tc>
+        <w:tc>
+          <w:tcPr>
+            <w:tcW w:type="dxa" w:w="2493"/>
+          </w:tcPr>
+          <w:p>
+            <w:pPr>
+              <w:spacing w:after="20"/>
+            </w:pPr>
+            <w:r>
+              <w:rPr>
+                <w:sz w:val="18"/>
+              </w:rPr>
+            </w:r>
+            <w:r>
+              <w:rPr>
+                <w:sz w:val="18"/>
+              </w:rPr>
+              <w:t>Изменить название, статус, лимиты</w:t>
+            </w:r>
+          </w:p>
+        </w:tc>
+      </w:tr>
+      <w:tr>
+        <w:tc>
+          <w:tcPr>
+            <w:tcW w:type="dxa" w:w="2493"/>
+          </w:tcPr>
+          <w:p>
+            <w:pPr>
+              <w:spacing w:after="20"/>
+            </w:pPr>
+            <w:r>
+              <w:rPr>
+                <w:sz w:val="18"/>
+              </w:rPr>
+            </w:r>
+            <w:r>
+              <w:rPr>
+                <w:sz w:val="18"/>
+              </w:rPr>
+              <w:t>POST</w:t>
+            </w:r>
+          </w:p>
+        </w:tc>
+        <w:tc>
+          <w:tcPr>
+            <w:tcW w:type="dxa" w:w="2493"/>
+          </w:tcPr>
+          <w:p>
+            <w:pPr>
+              <w:spacing w:after="20"/>
+            </w:pPr>
+            <w:r>
+              <w:rPr>
+                <w:sz w:val="18"/>
+              </w:rPr>
+            </w:r>
+            <w:r>
+              <w:rPr>
+                <w:rFonts w:ascii="Consolas" w:hAnsi="Consolas"/>
+                <w:sz w:val="18"/>
+              </w:rPr>
+              <w:t>/api/v1/assessment/assignments</w:t>
+            </w:r>
+          </w:p>
+        </w:tc>
+        <w:tc>
+          <w:tcPr>
+            <w:tcW w:type="dxa" w:w="2493"/>
+          </w:tcPr>
+          <w:p>
+            <w:pPr>
+              <w:spacing w:after="20"/>
+            </w:pPr>
+            <w:r>
+              <w:rPr>
+                <w:sz w:val="18"/>
+              </w:rPr>
+            </w:r>
+            <w:r>
+              <w:rPr>
+                <w:sz w:val="18"/>
+              </w:rPr>
+              <w:t>teacher, methodologist, admin</w:t>
+            </w:r>
+          </w:p>
+        </w:tc>
+        <w:tc>
+          <w:tcPr>
+            <w:tcW w:type="dxa" w:w="2493"/>
+          </w:tcPr>
+          <w:p>
+            <w:pPr>
+              <w:spacing w:after="20"/>
+            </w:pPr>
+            <w:r>
+              <w:rPr>
+                <w:sz w:val="18"/>
+              </w:rPr>
+            </w:r>
+            <w:r>
+              <w:rPr>
+                <w:sz w:val="18"/>
+              </w:rPr>
+              <w:t>Назначить тест классу или ученику</w:t>
+            </w:r>
+          </w:p>
+        </w:tc>
+      </w:tr>
+      <w:tr>
+        <w:tc>
+          <w:tcPr>
+            <w:tcW w:type="dxa" w:w="2493"/>
+          </w:tcPr>
+          <w:p>
+            <w:pPr>
+              <w:spacing w:after="20"/>
+            </w:pPr>
+            <w:r>
+              <w:rPr>
+                <w:sz w:val="18"/>
+              </w:rPr>
+            </w:r>
+            <w:r>
+              <w:rPr>
+                <w:sz w:val="18"/>
+              </w:rPr>
+              <w:t>GET</w:t>
+            </w:r>
+          </w:p>
+        </w:tc>
+        <w:tc>
+          <w:tcPr>
+            <w:tcW w:type="dxa" w:w="2493"/>
+          </w:tcPr>
+          <w:p>
+            <w:pPr>
+              <w:spacing w:after="20"/>
+            </w:pPr>
+            <w:r>
+              <w:rPr>
+                <w:sz w:val="18"/>
+              </w:rPr>
+            </w:r>
+            <w:r>
+              <w:rPr>
+                <w:rFonts w:ascii="Consolas" w:hAnsi="Consolas"/>
+                <w:sz w:val="18"/>
+              </w:rPr>
+              <w:t>/api/v1/assessment/assignments</w:t>
+            </w:r>
+          </w:p>
+        </w:tc>
+        <w:tc>
+          <w:tcPr>
+            <w:tcW w:type="dxa" w:w="2493"/>
+          </w:tcPr>
+          <w:p>
+            <w:pPr>
+              <w:spacing w:after="20"/>
+            </w:pPr>
+            <w:r>
+              <w:rPr>
+                <w:sz w:val="18"/>
+              </w:rPr>
+            </w:r>
+            <w:r>
+              <w:rPr>
+                <w:sz w:val="18"/>
+              </w:rPr>
+              <w:t>все роли</w:t>
+            </w:r>
+          </w:p>
+        </w:tc>
+        <w:tc>
+          <w:tcPr>
+            <w:tcW w:type="dxa" w:w="2493"/>
+          </w:tcPr>
+          <w:p>
+            <w:pPr>
+              <w:spacing w:after="20"/>
+            </w:pPr>
+            <w:r>
+              <w:rPr>
+                <w:sz w:val="18"/>
+              </w:rPr>
+            </w:r>
+            <w:r>
+              <w:rPr>
+                <w:sz w:val="18"/>
+              </w:rPr>
+              <w:t>Работы: учитель — свои, ученик — доступные, родитель — детей</w:t>
+            </w:r>
+          </w:p>
+        </w:tc>
+      </w:tr>
+      <w:tr>
+        <w:tc>
+          <w:tcPr>
+            <w:tcW w:type="dxa" w:w="2493"/>
+          </w:tcPr>
+          <w:p>
+            <w:pPr>
+              <w:spacing w:after="20"/>
+            </w:pPr>
+            <w:r>
+              <w:rPr>
+                <w:sz w:val="18"/>
+              </w:rPr>
+            </w:r>
+            <w:r>
+              <w:rPr>
+                <w:sz w:val="18"/>
+              </w:rPr>
+              <w:t>GET</w:t>
+            </w:r>
+          </w:p>
+        </w:tc>
+        <w:tc>
+          <w:tcPr>
+            <w:tcW w:type="dxa" w:w="2493"/>
+          </w:tcPr>
+          <w:p>
+            <w:pPr>
+              <w:spacing w:after="20"/>
+            </w:pPr>
+            <w:r>
+              <w:rPr>
+                <w:sz w:val="18"/>
+              </w:rPr>
+            </w:r>
+            <w:r>
+              <w:rPr>
+                <w:rFonts w:ascii="Consolas" w:hAnsi="Consolas"/>
+                <w:sz w:val="18"/>
+              </w:rPr>
+              <w:t>/api/v1/assessment/assignments/{id}</w:t>
+            </w:r>
+          </w:p>
+        </w:tc>
+        <w:tc>
+          <w:tcPr>
+            <w:tcW w:type="dxa" w:w="2493"/>
+          </w:tcPr>
+          <w:p>
+            <w:pPr>
+              <w:spacing w:after="20"/>
+            </w:pPr>
+            <w:r>
+              <w:rPr>
+                <w:sz w:val="18"/>
+              </w:rPr>
+            </w:r>
+            <w:r>
+              <w:rPr>
+                <w:sz w:val="18"/>
+              </w:rPr>
+              <w:t>все роли</w:t>
+            </w:r>
+          </w:p>
+        </w:tc>
+        <w:tc>
+          <w:tcPr>
+            <w:tcW w:type="dxa" w:w="2493"/>
+          </w:tcPr>
+          <w:p>
+            <w:pPr>
+              <w:spacing w:after="20"/>
+            </w:pPr>
+            <w:r>
+              <w:rPr>
+                <w:sz w:val="18"/>
+              </w:rPr>
+            </w:r>
+            <w:r>
+              <w:rPr>
+                <w:sz w:val="18"/>
+              </w:rPr>
+              <w:t xml:space="preserve">Карточка работы; родитель передаёт </w:t>
+            </w:r>
+            <w:r>
+              <w:rPr>
+                <w:rFonts w:ascii="Consolas" w:hAnsi="Consolas"/>
+                <w:sz w:val="18"/>
+              </w:rPr>
+              <w:t>student_id</w:t>
+            </w:r>
+          </w:p>
+        </w:tc>
+      </w:tr>
+      <w:tr>
+        <w:tc>
+          <w:tcPr>
+            <w:tcW w:type="dxa" w:w="2493"/>
+          </w:tcPr>
+          <w:p>
+            <w:pPr>
+              <w:spacing w:after="20"/>
+            </w:pPr>
+            <w:r>
+              <w:rPr>
+                <w:sz w:val="18"/>
+              </w:rPr>
+            </w:r>
+            <w:r>
+              <w:rPr>
+                <w:sz w:val="18"/>
+              </w:rPr>
+              <w:t>POST</w:t>
+            </w:r>
+          </w:p>
+        </w:tc>
+        <w:tc>
+          <w:tcPr>
+            <w:tcW w:type="dxa" w:w="2493"/>
+          </w:tcPr>
+          <w:p>
+            <w:pPr>
+              <w:spacing w:after="20"/>
+            </w:pPr>
+            <w:r>
+              <w:rPr>
+                <w:sz w:val="18"/>
+              </w:rPr>
+            </w:r>
+            <w:r>
+              <w:rPr>
+                <w:rFonts w:ascii="Consolas" w:hAnsi="Consolas"/>
+                <w:sz w:val="18"/>
+              </w:rPr>
+              <w:t>/api/v1/assessment/assignments/{id}/publish</w:t>
+            </w:r>
+          </w:p>
+        </w:tc>
+        <w:tc>
+          <w:tcPr>
+            <w:tcW w:type="dxa" w:w="2493"/>
+          </w:tcPr>
+          <w:p>
+            <w:pPr>
+              <w:spacing w:after="20"/>
+            </w:pPr>
+            <w:r>
+              <w:rPr>
+                <w:sz w:val="18"/>
+              </w:rPr>
+            </w:r>
+            <w:r>
+              <w:rPr>
+                <w:sz w:val="18"/>
+              </w:rPr>
+              <w:t>автор, admin</w:t>
+            </w:r>
+          </w:p>
+        </w:tc>
+        <w:tc>
+          <w:tcPr>
+            <w:tcW w:type="dxa" w:w="2493"/>
+          </w:tcPr>
+          <w:p>
+            <w:pPr>
+              <w:spacing w:after="20"/>
+            </w:pPr>
+            <w:r>
+              <w:rPr>
+                <w:sz w:val="18"/>
+              </w:rPr>
+            </w:r>
+            <w:r>
+              <w:rPr>
+                <w:sz w:val="18"/>
+              </w:rPr>
+              <w:t>Опубликовать</w:t>
+            </w:r>
+          </w:p>
+        </w:tc>
+      </w:tr>
+      <w:tr>
+        <w:tc>
+          <w:tcPr>
+            <w:tcW w:type="dxa" w:w="2493"/>
+          </w:tcPr>
+          <w:p>
+            <w:pPr>
+              <w:spacing w:after="20"/>
+            </w:pPr>
+            <w:r>
+              <w:rPr>
+                <w:sz w:val="18"/>
+              </w:rPr>
+            </w:r>
+            <w:r>
+              <w:rPr>
+                <w:sz w:val="18"/>
+              </w:rPr>
+              <w:t>POST</w:t>
+            </w:r>
+          </w:p>
+        </w:tc>
+        <w:tc>
+          <w:tcPr>
+            <w:tcW w:type="dxa" w:w="2493"/>
+          </w:tcPr>
+          <w:p>
+            <w:pPr>
+              <w:spacing w:after="20"/>
+            </w:pPr>
+            <w:r>
+              <w:rPr>
+                <w:sz w:val="18"/>
+              </w:rPr>
+            </w:r>
+            <w:r>
+              <w:rPr>
+                <w:rFonts w:ascii="Consolas" w:hAnsi="Consolas"/>
+                <w:sz w:val="18"/>
+              </w:rPr>
+              <w:t>/api/v1/assessment/assignments/{id}/close</w:t>
+            </w:r>
+          </w:p>
+        </w:tc>
+        <w:tc>
+          <w:tcPr>
+            <w:tcW w:type="dxa" w:w="2493"/>
+          </w:tcPr>
+          <w:p>
+            <w:pPr>
+              <w:spacing w:after="20"/>
+            </w:pPr>
+            <w:r>
+              <w:rPr>
+                <w:sz w:val="18"/>
+              </w:rPr>
+            </w:r>
+            <w:r>
+              <w:rPr>
+                <w:sz w:val="18"/>
+              </w:rPr>
+              <w:t>автор, admin</w:t>
+            </w:r>
+          </w:p>
+        </w:tc>
+        <w:tc>
+          <w:tcPr>
+            <w:tcW w:type="dxa" w:w="2493"/>
+          </w:tcPr>
+          <w:p>
+            <w:pPr>
+              <w:spacing w:after="20"/>
+            </w:pPr>
+            <w:r>
+              <w:rPr>
+                <w:sz w:val="18"/>
+              </w:rPr>
+            </w:r>
+            <w:r>
+              <w:rPr>
+                <w:sz w:val="18"/>
+              </w:rPr>
+              <w:t>Закрыть</w:t>
+            </w:r>
+          </w:p>
+        </w:tc>
+      </w:tr>
+      <w:tr>
+        <w:tc>
+          <w:tcPr>
+            <w:tcW w:type="dxa" w:w="2493"/>
+          </w:tcPr>
+          <w:p>
+            <w:pPr>
+              <w:spacing w:after="20"/>
+            </w:pPr>
+            <w:r>
+              <w:rPr>
+                <w:sz w:val="18"/>
+              </w:rPr>
+            </w:r>
+            <w:r>
+              <w:rPr>
+                <w:sz w:val="18"/>
+              </w:rPr>
+              <w:t>DELETE</w:t>
+            </w:r>
+          </w:p>
+        </w:tc>
+        <w:tc>
+          <w:tcPr>
+            <w:tcW w:type="dxa" w:w="2493"/>
+          </w:tcPr>
+          <w:p>
+            <w:pPr>
+              <w:spacing w:after="20"/>
+            </w:pPr>
+            <w:r>
+              <w:rPr>
+                <w:sz w:val="18"/>
+              </w:rPr>
+            </w:r>
+            <w:r>
+              <w:rPr>
+                <w:rFonts w:ascii="Consolas" w:hAnsi="Consolas"/>
+                <w:sz w:val="18"/>
+              </w:rPr>
+              <w:t>/api/v1/assessment/assignments/{id}</w:t>
+            </w:r>
+          </w:p>
+        </w:tc>
+        <w:tc>
+          <w:tcPr>
+            <w:tcW w:type="dxa" w:w="2493"/>
+          </w:tcPr>
+          <w:p>
+            <w:pPr>
+              <w:spacing w:after="20"/>
+            </w:pPr>
+            <w:r>
+              <w:rPr>
+                <w:sz w:val="18"/>
+              </w:rPr>
+            </w:r>
+            <w:r>
+              <w:rPr>
+                <w:sz w:val="18"/>
+              </w:rPr>
+              <w:t>автор, admin</w:t>
+            </w:r>
+          </w:p>
+        </w:tc>
+        <w:tc>
+          <w:tcPr>
+            <w:tcW w:type="dxa" w:w="2493"/>
+          </w:tcPr>
+          <w:p>
+            <w:pPr>
+              <w:spacing w:after="20"/>
+            </w:pPr>
+            <w:r>
+              <w:rPr>
+                <w:sz w:val="18"/>
+              </w:rPr>
+            </w:r>
+            <w:r>
+              <w:rPr>
+                <w:sz w:val="18"/>
+              </w:rPr>
+              <w:t>Архивировать (без физического удаления)</w:t>
+            </w:r>
+          </w:p>
+        </w:tc>
+      </w:tr>
+      <w:tr>
+        <w:tc>
+          <w:tcPr>
+            <w:tcW w:type="dxa" w:w="2493"/>
+          </w:tcPr>
+          <w:p>
+            <w:pPr>
+              <w:spacing w:after="20"/>
+            </w:pPr>
+            <w:r>
+              <w:rPr>
+                <w:sz w:val="18"/>
+              </w:rPr>
+            </w:r>
+            <w:r>
+              <w:rPr>
+                <w:sz w:val="18"/>
+              </w:rPr>
+              <w:t>POST</w:t>
+            </w:r>
+          </w:p>
+        </w:tc>
+        <w:tc>
+          <w:tcPr>
+            <w:tcW w:type="dxa" w:w="2493"/>
+          </w:tcPr>
+          <w:p>
+            <w:pPr>
+              <w:spacing w:after="20"/>
+            </w:pPr>
+            <w:r>
+              <w:rPr>
+                <w:sz w:val="18"/>
+              </w:rPr>
+            </w:r>
+            <w:r>
+              <w:rPr>
+                <w:rFonts w:ascii="Consolas" w:hAnsi="Consolas"/>
+                <w:sz w:val="18"/>
+              </w:rPr>
+              <w:t>/api/v1/assessment/assignments/{id}/submit</w:t>
+            </w:r>
+          </w:p>
+        </w:tc>
+        <w:tc>
+          <w:tcPr>
+            <w:tcW w:type="dxa" w:w="2493"/>
+          </w:tcPr>
+          <w:p>
+            <w:pPr>
+              <w:spacing w:after="20"/>
+            </w:pPr>
+            <w:r>
+              <w:rPr>
+                <w:sz w:val="18"/>
+              </w:rPr>
+            </w:r>
+            <w:r>
+              <w:rPr>
+                <w:sz w:val="18"/>
+              </w:rPr>
+              <w:t>student</w:t>
+            </w:r>
+          </w:p>
+        </w:tc>
+        <w:tc>
+          <w:tcPr>
+            <w:tcW w:type="dxa" w:w="2493"/>
+          </w:tcPr>
+          <w:p>
+            <w:pPr>
+              <w:spacing w:after="20"/>
+            </w:pPr>
+            <w:r>
+              <w:rPr>
+                <w:sz w:val="18"/>
+              </w:rPr>
+            </w:r>
+            <w:r>
+              <w:rPr>
+                <w:sz w:val="18"/>
+              </w:rPr>
+              <w:t>Сдать работу, автопроверка</w:t>
+            </w:r>
+          </w:p>
+        </w:tc>
+      </w:tr>
+      <w:tr>
+        <w:tc>
+          <w:tcPr>
+            <w:tcW w:type="dxa" w:w="2493"/>
+          </w:tcPr>
+          <w:p>
+            <w:pPr>
+              <w:spacing w:after="20"/>
+            </w:pPr>
+            <w:r>
+              <w:rPr>
+                <w:sz w:val="18"/>
+              </w:rPr>
+            </w:r>
+            <w:r>
+              <w:rPr>
+                <w:sz w:val="18"/>
+              </w:rPr>
+              <w:t>GET</w:t>
+            </w:r>
+          </w:p>
+        </w:tc>
+        <w:tc>
+          <w:tcPr>
+            <w:tcW w:type="dxa" w:w="2493"/>
+          </w:tcPr>
+          <w:p>
+            <w:pPr>
+              <w:spacing w:after="20"/>
+            </w:pPr>
+            <w:r>
+              <w:rPr>
+                <w:sz w:val="18"/>
+              </w:rPr>
+            </w:r>
+            <w:r>
+              <w:rPr>
+                <w:rFonts w:ascii="Consolas" w:hAnsi="Consolas"/>
+                <w:sz w:val="18"/>
+              </w:rPr>
+              <w:t>/api/v1/assessment/assignments/{id}/result</w:t>
+            </w:r>
+          </w:p>
+        </w:tc>
+        <w:tc>
+          <w:tcPr>
+            <w:tcW w:type="dxa" w:w="2493"/>
+          </w:tcPr>
+          <w:p>
+            <w:pPr>
+              <w:spacing w:after="20"/>
+            </w:pPr>
+            <w:r>
+              <w:rPr>
+                <w:sz w:val="18"/>
+              </w:rPr>
+            </w:r>
+            <w:r>
+              <w:rPr>
+                <w:sz w:val="18"/>
+              </w:rPr>
+              <w:t>student</w:t>
+            </w:r>
+          </w:p>
+        </w:tc>
+        <w:tc>
+          <w:tcPr>
+            <w:tcW w:type="dxa" w:w="2493"/>
+          </w:tcPr>
+          <w:p>
+            <w:pPr>
+              <w:spacing w:after="20"/>
+            </w:pPr>
+            <w:r>
+              <w:rPr>
+                <w:sz w:val="18"/>
+              </w:rPr>
+            </w:r>
+            <w:r>
+              <w:rPr>
+                <w:sz w:val="18"/>
+              </w:rPr>
+              <w:t>Последний результат</w:t>
+            </w:r>
+          </w:p>
+        </w:tc>
+      </w:tr>
+      <w:tr>
+        <w:tc>
+          <w:tcPr>
+            <w:tcW w:type="dxa" w:w="2493"/>
+          </w:tcPr>
+          <w:p>
+            <w:pPr>
+              <w:spacing w:after="20"/>
+            </w:pPr>
+            <w:r>
+              <w:rPr>
+                <w:sz w:val="18"/>
+              </w:rPr>
+            </w:r>
+            <w:r>
+              <w:rPr>
+                <w:sz w:val="18"/>
+              </w:rPr>
+              <w:t>POST</w:t>
+            </w:r>
+          </w:p>
+        </w:tc>
+        <w:tc>
+          <w:tcPr>
+            <w:tcW w:type="dxa" w:w="2493"/>
+          </w:tcPr>
+          <w:p>
+            <w:pPr>
+              <w:spacing w:after="20"/>
+            </w:pPr>
+            <w:r>
+              <w:rPr>
+                <w:sz w:val="18"/>
+              </w:rPr>
+            </w:r>
+            <w:r>
+              <w:rPr>
+                <w:rFonts w:ascii="Consolas" w:hAnsi="Consolas"/>
+                <w:sz w:val="18"/>
+              </w:rPr>
+              <w:t>/api/v1/assessment/assignments/{id}/retry</w:t>
+            </w:r>
+          </w:p>
+        </w:tc>
+        <w:tc>
+          <w:tcPr>
+            <w:tcW w:type="dxa" w:w="2493"/>
+          </w:tcPr>
+          <w:p>
+            <w:pPr>
+              <w:spacing w:after="20"/>
+            </w:pPr>
+            <w:r>
+              <w:rPr>
+                <w:sz w:val="18"/>
+              </w:rPr>
+            </w:r>
+            <w:r>
+              <w:rPr>
+                <w:sz w:val="18"/>
+              </w:rPr>
+              <w:t>student</w:t>
+            </w:r>
+          </w:p>
+        </w:tc>
+        <w:tc>
+          <w:tcPr>
+            <w:tcW w:type="dxa" w:w="2493"/>
+          </w:tcPr>
+          <w:p>
+            <w:pPr>
+              <w:spacing w:after="20"/>
+            </w:pPr>
+            <w:r>
+              <w:rPr>
+                <w:sz w:val="18"/>
+              </w:rPr>
+            </w:r>
+            <w:r>
+              <w:rPr>
+                <w:sz w:val="18"/>
+              </w:rPr>
+              <w:t>Новая попытка, если лимит не исчерпан</w:t>
+            </w:r>
+          </w:p>
+        </w:tc>
+      </w:tr>
+      <w:tr>
+        <w:tc>
+          <w:tcPr>
+            <w:tcW w:type="dxa" w:w="2493"/>
+          </w:tcPr>
+          <w:p>
+            <w:pPr>
+              <w:spacing w:after="20"/>
+            </w:pPr>
+            <w:r>
+              <w:rPr>
+                <w:sz w:val="18"/>
+              </w:rPr>
+            </w:r>
+            <w:r>
+              <w:rPr>
+                <w:sz w:val="18"/>
+              </w:rPr>
+              <w:t>GET</w:t>
+            </w:r>
+          </w:p>
+        </w:tc>
+        <w:tc>
+          <w:tcPr>
+            <w:tcW w:type="dxa" w:w="2493"/>
+          </w:tcPr>
+          <w:p>
+            <w:pPr>
+              <w:spacing w:after="20"/>
+            </w:pPr>
+            <w:r>
+              <w:rPr>
+                <w:sz w:val="18"/>
+              </w:rPr>
+            </w:r>
+            <w:r>
+              <w:rPr>
+                <w:rFonts w:ascii="Consolas" w:hAnsi="Consolas"/>
+                <w:sz w:val="18"/>
+              </w:rPr>
+              <w:t>/api/v1/assessment/assignments/{id}/results</w:t>
+            </w:r>
+          </w:p>
+        </w:tc>
+        <w:tc>
+          <w:tcPr>
+            <w:tcW w:type="dxa" w:w="2493"/>
+          </w:tcPr>
+          <w:p>
+            <w:pPr>
+              <w:spacing w:after="20"/>
+            </w:pPr>
+            <w:r>
+              <w:rPr>
+                <w:sz w:val="18"/>
+              </w:rPr>
+            </w:r>
+            <w:r>
+              <w:rPr>
+                <w:sz w:val="18"/>
+              </w:rPr>
+              <w:t>автор, admin</w:t>
+            </w:r>
+          </w:p>
+        </w:tc>
+        <w:tc>
+          <w:tcPr>
+            <w:tcW w:type="dxa" w:w="2493"/>
+          </w:tcPr>
+          <w:p>
+            <w:pPr>
+              <w:spacing w:after="20"/>
+            </w:pPr>
+            <w:r>
+              <w:rPr>
+                <w:sz w:val="18"/>
+              </w:rPr>
+            </w:r>
+            <w:r>
+              <w:rPr>
+                <w:sz w:val="18"/>
+              </w:rPr>
+              <w:t>Результаты класса/учеников</w:t>
+            </w:r>
+          </w:p>
+        </w:tc>
+      </w:tr>
+    </w:tbl>
+    <w:p/>
+    <w:p>
+      <w:r>
+        <w:t>Правила:</w:t>
+      </w:r>
+    </w:p>
+    <w:p>
+      <w:pPr>
+        <w:pStyle w:val="ListBullet"/>
+      </w:pPr>
+      <w:r>
+        <w:rPr>
+          <w:rFonts w:ascii="Consolas" w:hAnsi="Consolas"/>
+          <w:sz w:val="18"/>
+        </w:rPr>
+        <w:t>school_id</w:t>
+      </w:r>
+      <w:r>
+        <w:t xml:space="preserve"> обязателен для </w:t>
+      </w:r>
+      <w:r>
+        <w:rPr>
+          <w:rFonts w:ascii="Consolas" w:hAnsi="Consolas"/>
+          <w:sz w:val="18"/>
+        </w:rPr>
+        <w:t>superadmin</w:t>
+      </w:r>
+      <w:r>
+        <w:t>, для школьных ролей берётся из токена.</w:t>
+      </w:r>
+    </w:p>
+    <w:p>
+      <w:pPr>
+        <w:pStyle w:val="ListBullet"/>
+      </w:pPr>
+      <w:r>
+        <w:t>Ученик видит только опубликованные работы, которые уже начались и назначены</w:t>
+      </w:r>
+    </w:p>
+    <w:p>
+      <w:r>
+        <w:t>его классу или лично ему.</w:t>
+      </w:r>
+    </w:p>
+    <w:p>
+      <w:pPr>
+        <w:pStyle w:val="ListBullet"/>
+      </w:pPr>
+      <w:r>
+        <w:t>Родитель видит работы и результаты только своих детей; для карточки работы</w:t>
+      </w:r>
+    </w:p>
+    <w:p>
+      <w:r>
+        <w:t xml:space="preserve">обязателен </w:t>
+      </w:r>
+      <w:r>
+        <w:rPr>
+          <w:rFonts w:ascii="Consolas" w:hAnsi="Consolas"/>
+          <w:sz w:val="18"/>
+        </w:rPr>
+        <w:t>student_id</w:t>
+      </w:r>
+      <w:r>
+        <w:t>.</w:t>
+      </w:r>
+    </w:p>
+    <w:p>
+      <w:pPr>
+        <w:pStyle w:val="ListBullet"/>
+      </w:pPr>
+      <w:r>
+        <w:t>Автопроверка поддерживает выбор одного/нескольких вариантов, число, дробь,</w:t>
+      </w:r>
+    </w:p>
+    <w:p>
+      <w:r>
+        <w:t>смешанное число, время, текст с альтернативами, чтение темы и диктант</w:t>
+      </w:r>
+    </w:p>
+    <w:p>
+      <w:r>
+        <w:t>(сходство ≥ 60 %).</w:t>
+      </w:r>
+    </w:p>
+    <w:p>
+      <w:pPr>
+        <w:pStyle w:val="ListBullet"/>
+      </w:pPr>
+      <w:r>
+        <w:t xml:space="preserve">Просроченная сдача разрешена и помечается </w:t>
+      </w:r>
+      <w:r>
+        <w:rPr>
+          <w:rFonts w:ascii="Consolas" w:hAnsi="Consolas"/>
+          <w:sz w:val="18"/>
+        </w:rPr>
+        <w:t>late=true</w:t>
+      </w:r>
+      <w:r>
+        <w:t>.</w:t>
+      </w:r>
+    </w:p>
+    <w:p>
+      <w:pPr>
+        <w:pStyle w:val="ListBullet"/>
+      </w:pPr>
+      <w:r>
+        <w:t xml:space="preserve">Повторная попытка создаёт новую запись </w:t>
+      </w:r>
+      <w:r>
+        <w:rPr>
+          <w:rFonts w:ascii="Consolas" w:hAnsi="Consolas"/>
+          <w:sz w:val="18"/>
+        </w:rPr>
+        <w:t>assessment.submissions</w:t>
+      </w:r>
+      <w:r>
+        <w:t>; история</w:t>
+      </w:r>
+    </w:p>
+    <w:p>
+      <w:r>
+        <w:t>попыток сохраняется.</w:t>
+      </w:r>
+    </w:p>
+    <w:p>
+      <w:pPr>
+        <w:pStyle w:val="ListBullet"/>
+      </w:pPr>
+      <w:r>
+        <w:t xml:space="preserve">Идемпотентность сдачи обеспечивается </w:t>
+      </w:r>
+      <w:r>
+        <w:rPr>
+          <w:rFonts w:ascii="Consolas" w:hAnsi="Consolas"/>
+          <w:sz w:val="18"/>
+        </w:rPr>
+        <w:t>operation_id</w:t>
+      </w:r>
+      <w:r>
+        <w:t>.</w:t>
+      </w:r>
+    </w:p>
+    <w:p>
+      <w:pPr>
+        <w:pStyle w:val="ListBullet"/>
+      </w:pPr>
+      <w:r>
+        <w:t>Удаление работы заменено архивированием (</w:t>
+      </w:r>
+      <w:r>
+        <w:rPr>
+          <w:rFonts w:ascii="Consolas" w:hAnsi="Consolas"/>
+          <w:sz w:val="18"/>
+        </w:rPr>
+        <w:t>status=archived</w:t>
+      </w:r>
+      <w:r>
+        <w:t>) для сохранения</w:t>
+      </w:r>
+    </w:p>
+    <w:p>
+      <w:r>
+        <w:t>аудита.</w:t>
+      </w:r>
+    </w:p>
+    <w:p>
+      <w:pPr>
+        <w:pStyle w:val="Heading2"/>
+      </w:pPr>
+      <w:r>
+        <w:t>7. Системные</w:t>
       </w:r>
     </w:p>
     <w:tbl>
@@ -3006,7 +4518,7 @@
         <w:pStyle w:val="Heading2"/>
       </w:pPr>
       <w:r>
-        <w:t>7. Роли</w:t>
+        <w:t>8. Роли</w:t>
       </w:r>
     </w:p>
     <w:tbl>
@@ -3457,7 +4969,7 @@
         <w:pStyle w:val="Heading2"/>
       </w:pPr>
       <w:r>
-        <w:t>8. Совместимость со старым API</w:t>
+        <w:t>9. Совместимость со старым API</w:t>
       </w:r>
     </w:p>
     <w:p>
@@ -3500,7 +5012,7 @@
         <w:pStyle w:val="Heading2"/>
       </w:pPr>
       <w:r>
-        <w:t>9. Ограничения пилота</w:t>
+        <w:t>10. Ограничения пилота</w:t>
       </w:r>
     </w:p>
     <w:p>

--- a/docs/word/03-architecture/03-api.docx
+++ b/docs/word/03-architecture/03-api.docx
@@ -365,7 +365,7 @@
               <w:rPr>
                 <w:sz w:val="18"/>
               </w:rPr>
-              <w:t>0.3</w:t>
+              <w:t>0.4</w:t>
             </w:r>
           </w:p>
         </w:tc>
@@ -4101,7 +4101,1397 @@
         <w:pStyle w:val="Heading2"/>
       </w:pPr>
       <w:r>
-        <w:t>7. Системные</w:t>
+        <w:t>7. Журнал: расписание, оценки и посещаемость</w:t>
+      </w:r>
+    </w:p>
+    <w:tbl>
+      <w:tblPr>
+        <w:tblStyle w:val="TableGrid"/>
+        <w:tblW w:type="auto" w:w="0"/>
+        <w:jc w:val="center"/>
+        <w:tblLook w:firstColumn="1" w:firstRow="1" w:lastColumn="0" w:lastRow="0" w:noHBand="0" w:noVBand="1" w:val="04A0"/>
+      </w:tblPr>
+      <w:tblGrid>
+        <w:gridCol w:w="2493"/>
+        <w:gridCol w:w="2493"/>
+        <w:gridCol w:w="2493"/>
+        <w:gridCol w:w="2493"/>
+      </w:tblGrid>
+      <w:tr>
+        <w:tc>
+          <w:tcPr>
+            <w:tcW w:type="dxa" w:w="2493"/>
+            <w:shd w:val="clear" w:color="auto" w:fill="E8EEF5"/>
+          </w:tcPr>
+          <w:p>
+            <w:pPr>
+              <w:spacing w:after="20"/>
+            </w:pPr>
+            <w:r>
+              <w:rPr>
+                <w:b/>
+                <w:sz w:val="18"/>
+              </w:rPr>
+            </w:r>
+            <w:r>
+              <w:rPr>
+                <w:b/>
+                <w:sz w:val="18"/>
+              </w:rPr>
+              <w:t>Метод</w:t>
+            </w:r>
+          </w:p>
+        </w:tc>
+        <w:tc>
+          <w:tcPr>
+            <w:tcW w:type="dxa" w:w="2493"/>
+            <w:shd w:val="clear" w:color="auto" w:fill="E8EEF5"/>
+          </w:tcPr>
+          <w:p>
+            <w:pPr>
+              <w:spacing w:after="20"/>
+            </w:pPr>
+            <w:r>
+              <w:rPr>
+                <w:b/>
+                <w:sz w:val="18"/>
+              </w:rPr>
+            </w:r>
+            <w:r>
+              <w:rPr>
+                <w:b/>
+                <w:sz w:val="18"/>
+              </w:rPr>
+              <w:t>Путь</w:t>
+            </w:r>
+          </w:p>
+        </w:tc>
+        <w:tc>
+          <w:tcPr>
+            <w:tcW w:type="dxa" w:w="2493"/>
+            <w:shd w:val="clear" w:color="auto" w:fill="E8EEF5"/>
+          </w:tcPr>
+          <w:p>
+            <w:pPr>
+              <w:spacing w:after="20"/>
+            </w:pPr>
+            <w:r>
+              <w:rPr>
+                <w:b/>
+                <w:sz w:val="18"/>
+              </w:rPr>
+            </w:r>
+            <w:r>
+              <w:rPr>
+                <w:b/>
+                <w:sz w:val="18"/>
+              </w:rPr>
+              <w:t>Роли</w:t>
+            </w:r>
+          </w:p>
+        </w:tc>
+        <w:tc>
+          <w:tcPr>
+            <w:tcW w:type="dxa" w:w="2493"/>
+            <w:shd w:val="clear" w:color="auto" w:fill="E8EEF5"/>
+          </w:tcPr>
+          <w:p>
+            <w:pPr>
+              <w:spacing w:after="20"/>
+            </w:pPr>
+            <w:r>
+              <w:rPr>
+                <w:b/>
+                <w:sz w:val="18"/>
+              </w:rPr>
+            </w:r>
+            <w:r>
+              <w:rPr>
+                <w:b/>
+                <w:sz w:val="18"/>
+              </w:rPr>
+              <w:t>Назначение</w:t>
+            </w:r>
+          </w:p>
+        </w:tc>
+      </w:tr>
+      <w:tr>
+        <w:tc>
+          <w:tcPr>
+            <w:tcW w:type="dxa" w:w="2493"/>
+          </w:tcPr>
+          <w:p>
+            <w:pPr>
+              <w:spacing w:after="20"/>
+            </w:pPr>
+            <w:r>
+              <w:rPr>
+                <w:sz w:val="18"/>
+              </w:rPr>
+            </w:r>
+            <w:r>
+              <w:rPr>
+                <w:sz w:val="18"/>
+              </w:rPr>
+              <w:t>GET</w:t>
+            </w:r>
+          </w:p>
+        </w:tc>
+        <w:tc>
+          <w:tcPr>
+            <w:tcW w:type="dxa" w:w="2493"/>
+          </w:tcPr>
+          <w:p>
+            <w:pPr>
+              <w:spacing w:after="20"/>
+            </w:pPr>
+            <w:r>
+              <w:rPr>
+                <w:sz w:val="18"/>
+              </w:rPr>
+            </w:r>
+            <w:r>
+              <w:rPr>
+                <w:rFonts w:ascii="Consolas" w:hAnsi="Consolas"/>
+                <w:sz w:val="18"/>
+              </w:rPr>
+              <w:t>/api/v1/journal/classes</w:t>
+            </w:r>
+          </w:p>
+        </w:tc>
+        <w:tc>
+          <w:tcPr>
+            <w:tcW w:type="dxa" w:w="2493"/>
+          </w:tcPr>
+          <w:p>
+            <w:pPr>
+              <w:spacing w:after="20"/>
+            </w:pPr>
+            <w:r>
+              <w:rPr>
+                <w:sz w:val="18"/>
+              </w:rPr>
+            </w:r>
+            <w:r>
+              <w:rPr>
+                <w:sz w:val="18"/>
+              </w:rPr>
+              <w:t>staff, student, parent</w:t>
+            </w:r>
+          </w:p>
+        </w:tc>
+        <w:tc>
+          <w:tcPr>
+            <w:tcW w:type="dxa" w:w="2493"/>
+          </w:tcPr>
+          <w:p>
+            <w:pPr>
+              <w:spacing w:after="20"/>
+            </w:pPr>
+            <w:r>
+              <w:rPr>
+                <w:sz w:val="18"/>
+              </w:rPr>
+            </w:r>
+            <w:r>
+              <w:rPr>
+                <w:sz w:val="18"/>
+              </w:rPr>
+              <w:t>Классы, доступные в журнале</w:t>
+            </w:r>
+          </w:p>
+        </w:tc>
+      </w:tr>
+      <w:tr>
+        <w:tc>
+          <w:tcPr>
+            <w:tcW w:type="dxa" w:w="2493"/>
+          </w:tcPr>
+          <w:p>
+            <w:pPr>
+              <w:spacing w:after="20"/>
+            </w:pPr>
+            <w:r>
+              <w:rPr>
+                <w:sz w:val="18"/>
+              </w:rPr>
+            </w:r>
+            <w:r>
+              <w:rPr>
+                <w:sz w:val="18"/>
+              </w:rPr>
+              <w:t>GET</w:t>
+            </w:r>
+          </w:p>
+        </w:tc>
+        <w:tc>
+          <w:tcPr>
+            <w:tcW w:type="dxa" w:w="2493"/>
+          </w:tcPr>
+          <w:p>
+            <w:pPr>
+              <w:spacing w:after="20"/>
+            </w:pPr>
+            <w:r>
+              <w:rPr>
+                <w:sz w:val="18"/>
+              </w:rPr>
+            </w:r>
+            <w:r>
+              <w:rPr>
+                <w:rFonts w:ascii="Consolas" w:hAnsi="Consolas"/>
+                <w:sz w:val="18"/>
+              </w:rPr>
+              <w:t>/api/v1/journal/classes/{id}/students</w:t>
+            </w:r>
+          </w:p>
+        </w:tc>
+        <w:tc>
+          <w:tcPr>
+            <w:tcW w:type="dxa" w:w="2493"/>
+          </w:tcPr>
+          <w:p>
+            <w:pPr>
+              <w:spacing w:after="20"/>
+            </w:pPr>
+            <w:r>
+              <w:rPr>
+                <w:sz w:val="18"/>
+              </w:rPr>
+            </w:r>
+            <w:r>
+              <w:rPr>
+                <w:sz w:val="18"/>
+              </w:rPr>
+              <w:t>staff</w:t>
+            </w:r>
+          </w:p>
+        </w:tc>
+        <w:tc>
+          <w:tcPr>
+            <w:tcW w:type="dxa" w:w="2493"/>
+          </w:tcPr>
+          <w:p>
+            <w:pPr>
+              <w:spacing w:after="20"/>
+            </w:pPr>
+            <w:r>
+              <w:rPr>
+                <w:sz w:val="18"/>
+              </w:rPr>
+            </w:r>
+            <w:r>
+              <w:rPr>
+                <w:sz w:val="18"/>
+              </w:rPr>
+              <w:t>Ученики класса для выставления оценок</w:t>
+            </w:r>
+          </w:p>
+        </w:tc>
+      </w:tr>
+      <w:tr>
+        <w:tc>
+          <w:tcPr>
+            <w:tcW w:type="dxa" w:w="2493"/>
+          </w:tcPr>
+          <w:p>
+            <w:pPr>
+              <w:spacing w:after="20"/>
+            </w:pPr>
+            <w:r>
+              <w:rPr>
+                <w:sz w:val="18"/>
+              </w:rPr>
+            </w:r>
+            <w:r>
+              <w:rPr>
+                <w:sz w:val="18"/>
+              </w:rPr>
+              <w:t>GET</w:t>
+            </w:r>
+          </w:p>
+        </w:tc>
+        <w:tc>
+          <w:tcPr>
+            <w:tcW w:type="dxa" w:w="2493"/>
+          </w:tcPr>
+          <w:p>
+            <w:pPr>
+              <w:spacing w:after="20"/>
+            </w:pPr>
+            <w:r>
+              <w:rPr>
+                <w:sz w:val="18"/>
+              </w:rPr>
+            </w:r>
+            <w:r>
+              <w:rPr>
+                <w:rFonts w:ascii="Consolas" w:hAnsi="Consolas"/>
+                <w:sz w:val="18"/>
+              </w:rPr>
+              <w:t>/api/v1/journal/schedule?class_id=&amp;student_id=&amp;on_date=</w:t>
+            </w:r>
+          </w:p>
+        </w:tc>
+        <w:tc>
+          <w:tcPr>
+            <w:tcW w:type="dxa" w:w="2493"/>
+          </w:tcPr>
+          <w:p>
+            <w:pPr>
+              <w:spacing w:after="20"/>
+            </w:pPr>
+            <w:r>
+              <w:rPr>
+                <w:sz w:val="18"/>
+              </w:rPr>
+            </w:r>
+            <w:r>
+              <w:rPr>
+                <w:sz w:val="18"/>
+              </w:rPr>
+              <w:t>все роли</w:t>
+            </w:r>
+          </w:p>
+        </w:tc>
+        <w:tc>
+          <w:tcPr>
+            <w:tcW w:type="dxa" w:w="2493"/>
+          </w:tcPr>
+          <w:p>
+            <w:pPr>
+              <w:spacing w:after="20"/>
+            </w:pPr>
+            <w:r>
+              <w:rPr>
+                <w:sz w:val="18"/>
+              </w:rPr>
+            </w:r>
+            <w:r>
+              <w:rPr>
+                <w:sz w:val="18"/>
+              </w:rPr>
+              <w:t>Недельное расписание</w:t>
+            </w:r>
+          </w:p>
+        </w:tc>
+      </w:tr>
+      <w:tr>
+        <w:tc>
+          <w:tcPr>
+            <w:tcW w:type="dxa" w:w="2493"/>
+          </w:tcPr>
+          <w:p>
+            <w:pPr>
+              <w:spacing w:after="20"/>
+            </w:pPr>
+            <w:r>
+              <w:rPr>
+                <w:sz w:val="18"/>
+              </w:rPr>
+            </w:r>
+            <w:r>
+              <w:rPr>
+                <w:sz w:val="18"/>
+              </w:rPr>
+              <w:t>POST</w:t>
+            </w:r>
+          </w:p>
+        </w:tc>
+        <w:tc>
+          <w:tcPr>
+            <w:tcW w:type="dxa" w:w="2493"/>
+          </w:tcPr>
+          <w:p>
+            <w:pPr>
+              <w:spacing w:after="20"/>
+            </w:pPr>
+            <w:r>
+              <w:rPr>
+                <w:sz w:val="18"/>
+              </w:rPr>
+            </w:r>
+            <w:r>
+              <w:rPr>
+                <w:rFonts w:ascii="Consolas" w:hAnsi="Consolas"/>
+                <w:sz w:val="18"/>
+              </w:rPr>
+              <w:t>/api/v1/journal/schedule</w:t>
+            </w:r>
+          </w:p>
+        </w:tc>
+        <w:tc>
+          <w:tcPr>
+            <w:tcW w:type="dxa" w:w="2493"/>
+          </w:tcPr>
+          <w:p>
+            <w:pPr>
+              <w:spacing w:after="20"/>
+            </w:pPr>
+            <w:r>
+              <w:rPr>
+                <w:sz w:val="18"/>
+              </w:rPr>
+            </w:r>
+            <w:r>
+              <w:rPr>
+                <w:sz w:val="18"/>
+              </w:rPr>
+              <w:t>teacher, methodologist, admin</w:t>
+            </w:r>
+          </w:p>
+        </w:tc>
+        <w:tc>
+          <w:tcPr>
+            <w:tcW w:type="dxa" w:w="2493"/>
+          </w:tcPr>
+          <w:p>
+            <w:pPr>
+              <w:spacing w:after="20"/>
+            </w:pPr>
+            <w:r>
+              <w:rPr>
+                <w:sz w:val="18"/>
+              </w:rPr>
+            </w:r>
+            <w:r>
+              <w:rPr>
+                <w:sz w:val="18"/>
+              </w:rPr>
+              <w:t>Добавить или заменить урок</w:t>
+            </w:r>
+          </w:p>
+        </w:tc>
+      </w:tr>
+      <w:tr>
+        <w:tc>
+          <w:tcPr>
+            <w:tcW w:type="dxa" w:w="2493"/>
+          </w:tcPr>
+          <w:p>
+            <w:pPr>
+              <w:spacing w:after="20"/>
+            </w:pPr>
+            <w:r>
+              <w:rPr>
+                <w:sz w:val="18"/>
+              </w:rPr>
+            </w:r>
+            <w:r>
+              <w:rPr>
+                <w:sz w:val="18"/>
+              </w:rPr>
+              <w:t>PATCH</w:t>
+            </w:r>
+          </w:p>
+        </w:tc>
+        <w:tc>
+          <w:tcPr>
+            <w:tcW w:type="dxa" w:w="2493"/>
+          </w:tcPr>
+          <w:p>
+            <w:pPr>
+              <w:spacing w:after="20"/>
+            </w:pPr>
+            <w:r>
+              <w:rPr>
+                <w:sz w:val="18"/>
+              </w:rPr>
+            </w:r>
+            <w:r>
+              <w:rPr>
+                <w:rFonts w:ascii="Consolas" w:hAnsi="Consolas"/>
+                <w:sz w:val="18"/>
+              </w:rPr>
+              <w:t>/api/v1/journal/schedule/{id}</w:t>
+            </w:r>
+          </w:p>
+        </w:tc>
+        <w:tc>
+          <w:tcPr>
+            <w:tcW w:type="dxa" w:w="2493"/>
+          </w:tcPr>
+          <w:p>
+            <w:pPr>
+              <w:spacing w:after="20"/>
+            </w:pPr>
+            <w:r>
+              <w:rPr>
+                <w:sz w:val="18"/>
+              </w:rPr>
+            </w:r>
+            <w:r>
+              <w:rPr>
+                <w:sz w:val="18"/>
+              </w:rPr>
+              <w:t>teacher, methodologist, admin</w:t>
+            </w:r>
+          </w:p>
+        </w:tc>
+        <w:tc>
+          <w:tcPr>
+            <w:tcW w:type="dxa" w:w="2493"/>
+          </w:tcPr>
+          <w:p>
+            <w:pPr>
+              <w:spacing w:after="20"/>
+            </w:pPr>
+            <w:r>
+              <w:rPr>
+                <w:sz w:val="18"/>
+              </w:rPr>
+            </w:r>
+            <w:r>
+              <w:rPr>
+                <w:sz w:val="18"/>
+              </w:rPr>
+              <w:t>Изменить урок</w:t>
+            </w:r>
+          </w:p>
+        </w:tc>
+      </w:tr>
+      <w:tr>
+        <w:tc>
+          <w:tcPr>
+            <w:tcW w:type="dxa" w:w="2493"/>
+          </w:tcPr>
+          <w:p>
+            <w:pPr>
+              <w:spacing w:after="20"/>
+            </w:pPr>
+            <w:r>
+              <w:rPr>
+                <w:sz w:val="18"/>
+              </w:rPr>
+            </w:r>
+            <w:r>
+              <w:rPr>
+                <w:sz w:val="18"/>
+              </w:rPr>
+              <w:t>DELETE</w:t>
+            </w:r>
+          </w:p>
+        </w:tc>
+        <w:tc>
+          <w:tcPr>
+            <w:tcW w:type="dxa" w:w="2493"/>
+          </w:tcPr>
+          <w:p>
+            <w:pPr>
+              <w:spacing w:after="20"/>
+            </w:pPr>
+            <w:r>
+              <w:rPr>
+                <w:sz w:val="18"/>
+              </w:rPr>
+            </w:r>
+            <w:r>
+              <w:rPr>
+                <w:rFonts w:ascii="Consolas" w:hAnsi="Consolas"/>
+                <w:sz w:val="18"/>
+              </w:rPr>
+              <w:t>/api/v1/journal/schedule/{id}</w:t>
+            </w:r>
+          </w:p>
+        </w:tc>
+        <w:tc>
+          <w:tcPr>
+            <w:tcW w:type="dxa" w:w="2493"/>
+          </w:tcPr>
+          <w:p>
+            <w:pPr>
+              <w:spacing w:after="20"/>
+            </w:pPr>
+            <w:r>
+              <w:rPr>
+                <w:sz w:val="18"/>
+              </w:rPr>
+            </w:r>
+            <w:r>
+              <w:rPr>
+                <w:sz w:val="18"/>
+              </w:rPr>
+              <w:t>teacher, methodologist, admin</w:t>
+            </w:r>
+          </w:p>
+        </w:tc>
+        <w:tc>
+          <w:tcPr>
+            <w:tcW w:type="dxa" w:w="2493"/>
+          </w:tcPr>
+          <w:p>
+            <w:pPr>
+              <w:spacing w:after="20"/>
+            </w:pPr>
+            <w:r>
+              <w:rPr>
+                <w:sz w:val="18"/>
+              </w:rPr>
+            </w:r>
+            <w:r>
+              <w:rPr>
+                <w:sz w:val="18"/>
+              </w:rPr>
+              <w:t>Удалить урок</w:t>
+            </w:r>
+          </w:p>
+        </w:tc>
+      </w:tr>
+      <w:tr>
+        <w:tc>
+          <w:tcPr>
+            <w:tcW w:type="dxa" w:w="2493"/>
+          </w:tcPr>
+          <w:p>
+            <w:pPr>
+              <w:spacing w:after="20"/>
+            </w:pPr>
+            <w:r>
+              <w:rPr>
+                <w:sz w:val="18"/>
+              </w:rPr>
+            </w:r>
+            <w:r>
+              <w:rPr>
+                <w:sz w:val="18"/>
+              </w:rPr>
+              <w:t>GET</w:t>
+            </w:r>
+          </w:p>
+        </w:tc>
+        <w:tc>
+          <w:tcPr>
+            <w:tcW w:type="dxa" w:w="2493"/>
+          </w:tcPr>
+          <w:p>
+            <w:pPr>
+              <w:spacing w:after="20"/>
+            </w:pPr>
+            <w:r>
+              <w:rPr>
+                <w:sz w:val="18"/>
+              </w:rPr>
+            </w:r>
+            <w:r>
+              <w:rPr>
+                <w:rFonts w:ascii="Consolas" w:hAnsi="Consolas"/>
+                <w:sz w:val="18"/>
+              </w:rPr>
+              <w:t>/api/v1/journal/entries?class_id=&amp;subject_id=&amp;student_id=&amp;date_from=&amp;date_to=</w:t>
+            </w:r>
+          </w:p>
+        </w:tc>
+        <w:tc>
+          <w:tcPr>
+            <w:tcW w:type="dxa" w:w="2493"/>
+          </w:tcPr>
+          <w:p>
+            <w:pPr>
+              <w:spacing w:after="20"/>
+            </w:pPr>
+            <w:r>
+              <w:rPr>
+                <w:sz w:val="18"/>
+              </w:rPr>
+            </w:r>
+            <w:r>
+              <w:rPr>
+                <w:sz w:val="18"/>
+              </w:rPr>
+              <w:t>все роли</w:t>
+            </w:r>
+          </w:p>
+        </w:tc>
+        <w:tc>
+          <w:tcPr>
+            <w:tcW w:type="dxa" w:w="2493"/>
+          </w:tcPr>
+          <w:p>
+            <w:pPr>
+              <w:spacing w:after="20"/>
+            </w:pPr>
+            <w:r>
+              <w:rPr>
+                <w:sz w:val="18"/>
+              </w:rPr>
+            </w:r>
+            <w:r>
+              <w:rPr>
+                <w:sz w:val="18"/>
+              </w:rPr>
+              <w:t>Записи журнала</w:t>
+            </w:r>
+          </w:p>
+        </w:tc>
+      </w:tr>
+      <w:tr>
+        <w:tc>
+          <w:tcPr>
+            <w:tcW w:type="dxa" w:w="2493"/>
+          </w:tcPr>
+          <w:p>
+            <w:pPr>
+              <w:spacing w:after="20"/>
+            </w:pPr>
+            <w:r>
+              <w:rPr>
+                <w:sz w:val="18"/>
+              </w:rPr>
+            </w:r>
+            <w:r>
+              <w:rPr>
+                <w:sz w:val="18"/>
+              </w:rPr>
+              <w:t>POST</w:t>
+            </w:r>
+          </w:p>
+        </w:tc>
+        <w:tc>
+          <w:tcPr>
+            <w:tcW w:type="dxa" w:w="2493"/>
+          </w:tcPr>
+          <w:p>
+            <w:pPr>
+              <w:spacing w:after="20"/>
+            </w:pPr>
+            <w:r>
+              <w:rPr>
+                <w:sz w:val="18"/>
+              </w:rPr>
+            </w:r>
+            <w:r>
+              <w:rPr>
+                <w:rFonts w:ascii="Consolas" w:hAnsi="Consolas"/>
+                <w:sz w:val="18"/>
+              </w:rPr>
+              <w:t>/api/v1/journal/entries</w:t>
+            </w:r>
+          </w:p>
+        </w:tc>
+        <w:tc>
+          <w:tcPr>
+            <w:tcW w:type="dxa" w:w="2493"/>
+          </w:tcPr>
+          <w:p>
+            <w:pPr>
+              <w:spacing w:after="20"/>
+            </w:pPr>
+            <w:r>
+              <w:rPr>
+                <w:sz w:val="18"/>
+              </w:rPr>
+            </w:r>
+            <w:r>
+              <w:rPr>
+                <w:sz w:val="18"/>
+              </w:rPr>
+              <w:t>teacher, methodologist, admin</w:t>
+            </w:r>
+          </w:p>
+        </w:tc>
+        <w:tc>
+          <w:tcPr>
+            <w:tcW w:type="dxa" w:w="2493"/>
+          </w:tcPr>
+          <w:p>
+            <w:pPr>
+              <w:spacing w:after="20"/>
+            </w:pPr>
+            <w:r>
+              <w:rPr>
+                <w:sz w:val="18"/>
+              </w:rPr>
+            </w:r>
+            <w:r>
+              <w:rPr>
+                <w:sz w:val="18"/>
+              </w:rPr>
+              <w:t>Выставить оценку/посещаемость (upsert)</w:t>
+            </w:r>
+          </w:p>
+        </w:tc>
+      </w:tr>
+      <w:tr>
+        <w:tc>
+          <w:tcPr>
+            <w:tcW w:type="dxa" w:w="2493"/>
+          </w:tcPr>
+          <w:p>
+            <w:pPr>
+              <w:spacing w:after="20"/>
+            </w:pPr>
+            <w:r>
+              <w:rPr>
+                <w:sz w:val="18"/>
+              </w:rPr>
+            </w:r>
+            <w:r>
+              <w:rPr>
+                <w:sz w:val="18"/>
+              </w:rPr>
+              <w:t>POST</w:t>
+            </w:r>
+          </w:p>
+        </w:tc>
+        <w:tc>
+          <w:tcPr>
+            <w:tcW w:type="dxa" w:w="2493"/>
+          </w:tcPr>
+          <w:p>
+            <w:pPr>
+              <w:spacing w:after="20"/>
+            </w:pPr>
+            <w:r>
+              <w:rPr>
+                <w:sz w:val="18"/>
+              </w:rPr>
+            </w:r>
+            <w:r>
+              <w:rPr>
+                <w:rFonts w:ascii="Consolas" w:hAnsi="Consolas"/>
+                <w:sz w:val="18"/>
+              </w:rPr>
+              <w:t>/api/v1/journal/entries/bulk</w:t>
+            </w:r>
+          </w:p>
+        </w:tc>
+        <w:tc>
+          <w:tcPr>
+            <w:tcW w:type="dxa" w:w="2493"/>
+          </w:tcPr>
+          <w:p>
+            <w:pPr>
+              <w:spacing w:after="20"/>
+            </w:pPr>
+            <w:r>
+              <w:rPr>
+                <w:sz w:val="18"/>
+              </w:rPr>
+            </w:r>
+            <w:r>
+              <w:rPr>
+                <w:sz w:val="18"/>
+              </w:rPr>
+              <w:t>teacher, methodologist, admin</w:t>
+            </w:r>
+          </w:p>
+        </w:tc>
+        <w:tc>
+          <w:tcPr>
+            <w:tcW w:type="dxa" w:w="2493"/>
+          </w:tcPr>
+          <w:p>
+            <w:pPr>
+              <w:spacing w:after="20"/>
+            </w:pPr>
+            <w:r>
+              <w:rPr>
+                <w:sz w:val="18"/>
+              </w:rPr>
+            </w:r>
+            <w:r>
+              <w:rPr>
+                <w:sz w:val="18"/>
+              </w:rPr>
+              <w:t>Массовое выставление по классу</w:t>
+            </w:r>
+          </w:p>
+        </w:tc>
+      </w:tr>
+      <w:tr>
+        <w:tc>
+          <w:tcPr>
+            <w:tcW w:type="dxa" w:w="2493"/>
+          </w:tcPr>
+          <w:p>
+            <w:pPr>
+              <w:spacing w:after="20"/>
+            </w:pPr>
+            <w:r>
+              <w:rPr>
+                <w:sz w:val="18"/>
+              </w:rPr>
+            </w:r>
+            <w:r>
+              <w:rPr>
+                <w:sz w:val="18"/>
+              </w:rPr>
+              <w:t>PATCH</w:t>
+            </w:r>
+          </w:p>
+        </w:tc>
+        <w:tc>
+          <w:tcPr>
+            <w:tcW w:type="dxa" w:w="2493"/>
+          </w:tcPr>
+          <w:p>
+            <w:pPr>
+              <w:spacing w:after="20"/>
+            </w:pPr>
+            <w:r>
+              <w:rPr>
+                <w:sz w:val="18"/>
+              </w:rPr>
+            </w:r>
+            <w:r>
+              <w:rPr>
+                <w:rFonts w:ascii="Consolas" w:hAnsi="Consolas"/>
+                <w:sz w:val="18"/>
+              </w:rPr>
+              <w:t>/api/v1/journal/entries/{id}</w:t>
+            </w:r>
+          </w:p>
+        </w:tc>
+        <w:tc>
+          <w:tcPr>
+            <w:tcW w:type="dxa" w:w="2493"/>
+          </w:tcPr>
+          <w:p>
+            <w:pPr>
+              <w:spacing w:after="20"/>
+            </w:pPr>
+            <w:r>
+              <w:rPr>
+                <w:sz w:val="18"/>
+              </w:rPr>
+            </w:r>
+            <w:r>
+              <w:rPr>
+                <w:sz w:val="18"/>
+              </w:rPr>
+              <w:t>teacher, methodologist, admin</w:t>
+            </w:r>
+          </w:p>
+        </w:tc>
+        <w:tc>
+          <w:tcPr>
+            <w:tcW w:type="dxa" w:w="2493"/>
+          </w:tcPr>
+          <w:p>
+            <w:pPr>
+              <w:spacing w:after="20"/>
+            </w:pPr>
+            <w:r>
+              <w:rPr>
+                <w:sz w:val="18"/>
+              </w:rPr>
+            </w:r>
+            <w:r>
+              <w:rPr>
+                <w:sz w:val="18"/>
+              </w:rPr>
+              <w:t>Изменить запись</w:t>
+            </w:r>
+          </w:p>
+        </w:tc>
+      </w:tr>
+      <w:tr>
+        <w:tc>
+          <w:tcPr>
+            <w:tcW w:type="dxa" w:w="2493"/>
+          </w:tcPr>
+          <w:p>
+            <w:pPr>
+              <w:spacing w:after="20"/>
+            </w:pPr>
+            <w:r>
+              <w:rPr>
+                <w:sz w:val="18"/>
+              </w:rPr>
+            </w:r>
+            <w:r>
+              <w:rPr>
+                <w:sz w:val="18"/>
+              </w:rPr>
+              <w:t>DELETE</w:t>
+            </w:r>
+          </w:p>
+        </w:tc>
+        <w:tc>
+          <w:tcPr>
+            <w:tcW w:type="dxa" w:w="2493"/>
+          </w:tcPr>
+          <w:p>
+            <w:pPr>
+              <w:spacing w:after="20"/>
+            </w:pPr>
+            <w:r>
+              <w:rPr>
+                <w:sz w:val="18"/>
+              </w:rPr>
+            </w:r>
+            <w:r>
+              <w:rPr>
+                <w:rFonts w:ascii="Consolas" w:hAnsi="Consolas"/>
+                <w:sz w:val="18"/>
+              </w:rPr>
+              <w:t>/api/v1/journal/entries/{id}</w:t>
+            </w:r>
+          </w:p>
+        </w:tc>
+        <w:tc>
+          <w:tcPr>
+            <w:tcW w:type="dxa" w:w="2493"/>
+          </w:tcPr>
+          <w:p>
+            <w:pPr>
+              <w:spacing w:after="20"/>
+            </w:pPr>
+            <w:r>
+              <w:rPr>
+                <w:sz w:val="18"/>
+              </w:rPr>
+            </w:r>
+            <w:r>
+              <w:rPr>
+                <w:sz w:val="18"/>
+              </w:rPr>
+              <w:t>teacher, methodologist, admin</w:t>
+            </w:r>
+          </w:p>
+        </w:tc>
+        <w:tc>
+          <w:tcPr>
+            <w:tcW w:type="dxa" w:w="2493"/>
+          </w:tcPr>
+          <w:p>
+            <w:pPr>
+              <w:spacing w:after="20"/>
+            </w:pPr>
+            <w:r>
+              <w:rPr>
+                <w:sz w:val="18"/>
+              </w:rPr>
+            </w:r>
+            <w:r>
+              <w:rPr>
+                <w:sz w:val="18"/>
+              </w:rPr>
+              <w:t>Удалить запись</w:t>
+            </w:r>
+          </w:p>
+        </w:tc>
+      </w:tr>
+      <w:tr>
+        <w:tc>
+          <w:tcPr>
+            <w:tcW w:type="dxa" w:w="2493"/>
+          </w:tcPr>
+          <w:p>
+            <w:pPr>
+              <w:spacing w:after="20"/>
+            </w:pPr>
+            <w:r>
+              <w:rPr>
+                <w:sz w:val="18"/>
+              </w:rPr>
+            </w:r>
+            <w:r>
+              <w:rPr>
+                <w:sz w:val="18"/>
+              </w:rPr>
+              <w:t>GET</w:t>
+            </w:r>
+          </w:p>
+        </w:tc>
+        <w:tc>
+          <w:tcPr>
+            <w:tcW w:type="dxa" w:w="2493"/>
+          </w:tcPr>
+          <w:p>
+            <w:pPr>
+              <w:spacing w:after="20"/>
+            </w:pPr>
+            <w:r>
+              <w:rPr>
+                <w:sz w:val="18"/>
+              </w:rPr>
+            </w:r>
+            <w:r>
+              <w:rPr>
+                <w:rFonts w:ascii="Consolas" w:hAnsi="Consolas"/>
+                <w:sz w:val="18"/>
+              </w:rPr>
+              <w:t>/api/v1/journal/summary?class_id=&amp;subject_id=&amp;student_id=&amp;date_from=&amp;date_to=</w:t>
+            </w:r>
+          </w:p>
+        </w:tc>
+        <w:tc>
+          <w:tcPr>
+            <w:tcW w:type="dxa" w:w="2493"/>
+          </w:tcPr>
+          <w:p>
+            <w:pPr>
+              <w:spacing w:after="20"/>
+            </w:pPr>
+            <w:r>
+              <w:rPr>
+                <w:sz w:val="18"/>
+              </w:rPr>
+            </w:r>
+            <w:r>
+              <w:rPr>
+                <w:sz w:val="18"/>
+              </w:rPr>
+              <w:t>все роли</w:t>
+            </w:r>
+          </w:p>
+        </w:tc>
+        <w:tc>
+          <w:tcPr>
+            <w:tcW w:type="dxa" w:w="2493"/>
+          </w:tcPr>
+          <w:p>
+            <w:pPr>
+              <w:spacing w:after="20"/>
+            </w:pPr>
+            <w:r>
+              <w:rPr>
+                <w:sz w:val="18"/>
+              </w:rPr>
+            </w:r>
+            <w:r>
+              <w:rPr>
+                <w:sz w:val="18"/>
+              </w:rPr>
+              <w:t>Средний балл и посещаемость</w:t>
+            </w:r>
+          </w:p>
+        </w:tc>
+      </w:tr>
+    </w:tbl>
+    <w:p/>
+    <w:p>
+      <w:r>
+        <w:t>Правила:</w:t>
+      </w:r>
+    </w:p>
+    <w:p>
+      <w:pPr>
+        <w:pStyle w:val="ListBullet"/>
+      </w:pPr>
+      <w:r>
+        <w:t xml:space="preserve">Расписание задаётся недельной сеткой: </w:t>
+      </w:r>
+      <w:r>
+        <w:rPr>
+          <w:rFonts w:ascii="Consolas" w:hAnsi="Consolas"/>
+          <w:sz w:val="18"/>
+        </w:rPr>
+        <w:t>day_of_week</w:t>
+      </w:r>
+      <w:r>
+        <w:t xml:space="preserve"> 1–7, </w:t>
+      </w:r>
+      <w:r>
+        <w:rPr>
+          <w:rFonts w:ascii="Consolas" w:hAnsi="Consolas"/>
+          <w:sz w:val="18"/>
+        </w:rPr>
+        <w:t>lesson_no</w:t>
+      </w:r>
+      <w:r>
+        <w:t xml:space="preserve"> 1–12,</w:t>
+      </w:r>
+    </w:p>
+    <w:p>
+      <w:r>
+        <w:rPr>
+          <w:rFonts w:ascii="Consolas" w:hAnsi="Consolas"/>
+          <w:sz w:val="18"/>
+        </w:rPr>
+        <w:t>start_time &lt; end_time</w:t>
+      </w:r>
+      <w:r>
+        <w:t xml:space="preserve">, период действия </w:t>
+      </w:r>
+      <w:r>
+        <w:rPr>
+          <w:rFonts w:ascii="Consolas" w:hAnsi="Consolas"/>
+          <w:sz w:val="18"/>
+        </w:rPr>
+        <w:t>valid_from/to</w:t>
+      </w:r>
+      <w:r>
+        <w:t>.</w:t>
+      </w:r>
+    </w:p>
+    <w:p>
+      <w:pPr>
+        <w:pStyle w:val="ListBullet"/>
+      </w:pPr>
+      <w:r>
+        <w:t>Учитель видит и редактирует классы, где он классный руководитель, указан</w:t>
+      </w:r>
+    </w:p>
+    <w:p>
+      <w:r>
+        <w:t xml:space="preserve">в </w:t>
+      </w:r>
+      <w:r>
+        <w:rPr>
+          <w:rFonts w:ascii="Consolas" w:hAnsi="Consolas"/>
+          <w:sz w:val="18"/>
+        </w:rPr>
+        <w:t>org.teacher_subjects</w:t>
+      </w:r>
+      <w:r>
+        <w:t xml:space="preserve"> или ведёт хотя бы один урок в расписании.</w:t>
+      </w:r>
+    </w:p>
+    <w:p>
+      <w:pPr>
+        <w:pStyle w:val="ListBullet"/>
+      </w:pPr>
+      <w:r>
+        <w:t>Ученик видит расписание и записи только своих классов; родитель — только</w:t>
+      </w:r>
+    </w:p>
+    <w:p>
+      <w:r>
+        <w:t>выбранного ребёнка (</w:t>
+      </w:r>
+      <w:r>
+        <w:rPr>
+          <w:rFonts w:ascii="Consolas" w:hAnsi="Consolas"/>
+          <w:sz w:val="18"/>
+        </w:rPr>
+        <w:t>student_id</w:t>
+      </w:r>
+      <w:r>
+        <w:t xml:space="preserve"> обязателен).</w:t>
+      </w:r>
+    </w:p>
+    <w:p>
+      <w:pPr>
+        <w:pStyle w:val="ListBullet"/>
+      </w:pPr>
+      <w:r>
+        <w:t xml:space="preserve">Оценка — целое число 1–10; посещаемость: </w:t>
+      </w:r>
+      <w:r>
+        <w:rPr>
+          <w:rFonts w:ascii="Consolas" w:hAnsi="Consolas"/>
+          <w:sz w:val="18"/>
+        </w:rPr>
+        <w:t>present</w:t>
+      </w:r>
+      <w:r>
+        <w:t xml:space="preserve">, </w:t>
+      </w:r>
+      <w:r>
+        <w:rPr>
+          <w:rFonts w:ascii="Consolas" w:hAnsi="Consolas"/>
+          <w:sz w:val="18"/>
+        </w:rPr>
+        <w:t>absent</w:t>
+      </w:r>
+      <w:r>
+        <w:t xml:space="preserve">, </w:t>
+      </w:r>
+      <w:r>
+        <w:rPr>
+          <w:rFonts w:ascii="Consolas" w:hAnsi="Consolas"/>
+          <w:sz w:val="18"/>
+        </w:rPr>
+        <w:t>sick</w:t>
+      </w:r>
+      <w:r>
+        <w:t>,</w:t>
+      </w:r>
+    </w:p>
+    <w:p>
+      <w:r>
+        <w:rPr>
+          <w:rFonts w:ascii="Consolas" w:hAnsi="Consolas"/>
+          <w:sz w:val="18"/>
+        </w:rPr>
+        <w:t>late</w:t>
+      </w:r>
+      <w:r>
+        <w:t xml:space="preserve">, </w:t>
+      </w:r>
+      <w:r>
+        <w:rPr>
+          <w:rFonts w:ascii="Consolas" w:hAnsi="Consolas"/>
+          <w:sz w:val="18"/>
+        </w:rPr>
+        <w:t>excused</w:t>
+      </w:r>
+      <w:r>
+        <w:t>.</w:t>
+      </w:r>
+    </w:p>
+    <w:p>
+      <w:pPr>
+        <w:pStyle w:val="ListBullet"/>
+      </w:pPr>
+      <w:r>
+        <w:t>Запись журнала upsert-ится по `class_id + subject_id + student_id +</w:t>
+      </w:r>
+    </w:p>
+    <w:p>
+      <w:r>
+        <w:t>lesson_date`; повторная отправка обновляет оценку/посещаемость.</w:t>
+      </w:r>
+    </w:p>
+    <w:p>
+      <w:pPr>
+        <w:pStyle w:val="ListBullet"/>
+      </w:pPr>
+      <w:r>
+        <w:t>Сводка считает количество записей, средний балл (2 знака) и количество</w:t>
+      </w:r>
+    </w:p>
+    <w:p>
+      <w:r>
+        <w:t>отметок каждого типа посещаемости.</w:t>
+      </w:r>
+    </w:p>
+    <w:p>
+      <w:pPr>
+        <w:pStyle w:val="ListBullet"/>
+      </w:pPr>
+      <w:r>
+        <w:t xml:space="preserve">Все запросы ограничены </w:t>
+      </w:r>
+      <w:r>
+        <w:rPr>
+          <w:rFonts w:ascii="Consolas" w:hAnsi="Consolas"/>
+          <w:sz w:val="18"/>
+        </w:rPr>
+        <w:t>school_id</w:t>
+      </w:r>
+      <w:r>
+        <w:t xml:space="preserve">; </w:t>
+      </w:r>
+      <w:r>
+        <w:rPr>
+          <w:rFonts w:ascii="Consolas" w:hAnsi="Consolas"/>
+          <w:sz w:val="18"/>
+        </w:rPr>
+        <w:t>superadmin</w:t>
+      </w:r>
+      <w:r>
+        <w:t xml:space="preserve"> обязан передать </w:t>
+      </w:r>
+      <w:r>
+        <w:rPr>
+          <w:rFonts w:ascii="Consolas" w:hAnsi="Consolas"/>
+          <w:sz w:val="18"/>
+        </w:rPr>
+        <w:t>school_id</w:t>
+      </w:r>
+      <w:r>
+        <w:t>.</w:t>
+      </w:r>
+    </w:p>
+    <w:p>
+      <w:pPr>
+        <w:pStyle w:val="Heading2"/>
+      </w:pPr>
+      <w:r>
+        <w:t>8. Системные</w:t>
       </w:r>
     </w:p>
     <w:tbl>
@@ -4518,7 +5908,7 @@
         <w:pStyle w:val="Heading2"/>
       </w:pPr>
       <w:r>
-        <w:t>8. Роли</w:t>
+        <w:t>9. Роли</w:t>
       </w:r>
     </w:p>
     <w:tbl>
@@ -4969,7 +6359,7 @@
         <w:pStyle w:val="Heading2"/>
       </w:pPr>
       <w:r>
-        <w:t>9. Совместимость со старым API</w:t>
+        <w:t>10. Совместимость со старым API</w:t>
       </w:r>
     </w:p>
     <w:p>
@@ -5012,7 +6402,7 @@
         <w:pStyle w:val="Heading2"/>
       </w:pPr>
       <w:r>
-        <w:t>10. Ограничения пилота</w:t>
+        <w:t>11. Ограничения пилота</w:t>
       </w:r>
     </w:p>
     <w:p>

--- a/docs/word/03-architecture/03-api.docx
+++ b/docs/word/03-architecture/03-api.docx
@@ -63,7 +63,7 @@
           </w:tcPr>
           <w:p>
             <w:r>
-              <w:t>0.1</w:t>
+              <w:t>0.6</w:t>
             </w:r>
           </w:p>
         </w:tc>
@@ -115,7 +115,7 @@
           </w:tcPr>
           <w:p>
             <w:r>
-              <w:t>27.10.2026</w:t>
+              <w:t>30.10.2026</w:t>
             </w:r>
           </w:p>
         </w:tc>
@@ -365,7 +365,7 @@
               <w:rPr>
                 <w:sz w:val="18"/>
               </w:rPr>
-              <w:t>0.4</w:t>
+              <w:t>0.6</w:t>
             </w:r>
           </w:p>
         </w:tc>
@@ -453,7 +453,7 @@
               <w:rPr>
                 <w:sz w:val="18"/>
               </w:rPr>
-              <w:t>29.10.2026</w:t>
+              <w:t>30.10.2026</w:t>
             </w:r>
           </w:p>
         </w:tc>
@@ -1785,6 +1785,2036 @@
         <w:pStyle w:val="Heading2"/>
       </w:pPr>
       <w:r>
+        <w:t>4.1. Группы, права и сервисы</w:t>
+      </w:r>
+    </w:p>
+    <w:p>
+      <w:pPr>
+        <w:pStyle w:val="Heading3"/>
+      </w:pPr>
+      <w:r>
+        <w:t>4.1.1. Группы</w:t>
+      </w:r>
+    </w:p>
+    <w:tbl>
+      <w:tblPr>
+        <w:tblStyle w:val="TableGrid"/>
+        <w:tblW w:type="auto" w:w="0"/>
+        <w:jc w:val="center"/>
+        <w:tblLook w:firstColumn="1" w:firstRow="1" w:lastColumn="0" w:lastRow="0" w:noHBand="0" w:noVBand="1" w:val="04A0"/>
+      </w:tblPr>
+      <w:tblGrid>
+        <w:gridCol w:w="2493"/>
+        <w:gridCol w:w="2493"/>
+        <w:gridCol w:w="2493"/>
+        <w:gridCol w:w="2493"/>
+      </w:tblGrid>
+      <w:tr>
+        <w:tc>
+          <w:tcPr>
+            <w:tcW w:type="dxa" w:w="2493"/>
+            <w:shd w:val="clear" w:color="auto" w:fill="E8EEF5"/>
+          </w:tcPr>
+          <w:p>
+            <w:pPr>
+              <w:spacing w:after="20"/>
+            </w:pPr>
+            <w:r>
+              <w:rPr>
+                <w:b/>
+                <w:sz w:val="18"/>
+              </w:rPr>
+            </w:r>
+            <w:r>
+              <w:rPr>
+                <w:b/>
+                <w:sz w:val="18"/>
+              </w:rPr>
+              <w:t>Метод</w:t>
+            </w:r>
+          </w:p>
+        </w:tc>
+        <w:tc>
+          <w:tcPr>
+            <w:tcW w:type="dxa" w:w="2493"/>
+            <w:shd w:val="clear" w:color="auto" w:fill="E8EEF5"/>
+          </w:tcPr>
+          <w:p>
+            <w:pPr>
+              <w:spacing w:after="20"/>
+            </w:pPr>
+            <w:r>
+              <w:rPr>
+                <w:b/>
+                <w:sz w:val="18"/>
+              </w:rPr>
+            </w:r>
+            <w:r>
+              <w:rPr>
+                <w:b/>
+                <w:sz w:val="18"/>
+              </w:rPr>
+              <w:t>Путь</w:t>
+            </w:r>
+          </w:p>
+        </w:tc>
+        <w:tc>
+          <w:tcPr>
+            <w:tcW w:type="dxa" w:w="2493"/>
+            <w:shd w:val="clear" w:color="auto" w:fill="E8EEF5"/>
+          </w:tcPr>
+          <w:p>
+            <w:pPr>
+              <w:spacing w:after="20"/>
+            </w:pPr>
+            <w:r>
+              <w:rPr>
+                <w:b/>
+                <w:sz w:val="18"/>
+              </w:rPr>
+            </w:r>
+            <w:r>
+              <w:rPr>
+                <w:b/>
+                <w:sz w:val="18"/>
+              </w:rPr>
+              <w:t>Право</w:t>
+            </w:r>
+          </w:p>
+        </w:tc>
+        <w:tc>
+          <w:tcPr>
+            <w:tcW w:type="dxa" w:w="2493"/>
+            <w:shd w:val="clear" w:color="auto" w:fill="E8EEF5"/>
+          </w:tcPr>
+          <w:p>
+            <w:pPr>
+              <w:spacing w:after="20"/>
+            </w:pPr>
+            <w:r>
+              <w:rPr>
+                <w:b/>
+                <w:sz w:val="18"/>
+              </w:rPr>
+            </w:r>
+            <w:r>
+              <w:rPr>
+                <w:b/>
+                <w:sz w:val="18"/>
+              </w:rPr>
+              <w:t>Назначение</w:t>
+            </w:r>
+          </w:p>
+        </w:tc>
+      </w:tr>
+      <w:tr>
+        <w:tc>
+          <w:tcPr>
+            <w:tcW w:type="dxa" w:w="2493"/>
+          </w:tcPr>
+          <w:p>
+            <w:pPr>
+              <w:spacing w:after="20"/>
+            </w:pPr>
+            <w:r>
+              <w:rPr>
+                <w:sz w:val="18"/>
+              </w:rPr>
+            </w:r>
+            <w:r>
+              <w:rPr>
+                <w:sz w:val="18"/>
+              </w:rPr>
+              <w:t>GET</w:t>
+            </w:r>
+          </w:p>
+        </w:tc>
+        <w:tc>
+          <w:tcPr>
+            <w:tcW w:type="dxa" w:w="2493"/>
+          </w:tcPr>
+          <w:p>
+            <w:pPr>
+              <w:spacing w:after="20"/>
+            </w:pPr>
+            <w:r>
+              <w:rPr>
+                <w:sz w:val="18"/>
+              </w:rPr>
+            </w:r>
+            <w:r>
+              <w:rPr>
+                <w:rFonts w:ascii="Consolas" w:hAnsi="Consolas"/>
+                <w:sz w:val="18"/>
+              </w:rPr>
+              <w:t>/api/v1/groups</w:t>
+            </w:r>
+          </w:p>
+        </w:tc>
+        <w:tc>
+          <w:tcPr>
+            <w:tcW w:type="dxa" w:w="2493"/>
+          </w:tcPr>
+          <w:p>
+            <w:pPr>
+              <w:spacing w:after="20"/>
+            </w:pPr>
+            <w:r>
+              <w:rPr>
+                <w:sz w:val="18"/>
+              </w:rPr>
+            </w:r>
+            <w:r>
+              <w:rPr>
+                <w:rFonts w:ascii="Consolas" w:hAnsi="Consolas"/>
+                <w:sz w:val="18"/>
+              </w:rPr>
+              <w:t>iam.groups.read</w:t>
+            </w:r>
+          </w:p>
+        </w:tc>
+        <w:tc>
+          <w:tcPr>
+            <w:tcW w:type="dxa" w:w="2493"/>
+          </w:tcPr>
+          <w:p>
+            <w:pPr>
+              <w:spacing w:after="20"/>
+            </w:pPr>
+            <w:r>
+              <w:rPr>
+                <w:sz w:val="18"/>
+              </w:rPr>
+            </w:r>
+            <w:r>
+              <w:rPr>
+                <w:sz w:val="18"/>
+              </w:rPr>
+              <w:t>Группы в доступных областях</w:t>
+            </w:r>
+          </w:p>
+        </w:tc>
+      </w:tr>
+      <w:tr>
+        <w:tc>
+          <w:tcPr>
+            <w:tcW w:type="dxa" w:w="2493"/>
+          </w:tcPr>
+          <w:p>
+            <w:pPr>
+              <w:spacing w:after="20"/>
+            </w:pPr>
+            <w:r>
+              <w:rPr>
+                <w:sz w:val="18"/>
+              </w:rPr>
+            </w:r>
+            <w:r>
+              <w:rPr>
+                <w:sz w:val="18"/>
+              </w:rPr>
+              <w:t>POST</w:t>
+            </w:r>
+          </w:p>
+        </w:tc>
+        <w:tc>
+          <w:tcPr>
+            <w:tcW w:type="dxa" w:w="2493"/>
+          </w:tcPr>
+          <w:p>
+            <w:pPr>
+              <w:spacing w:after="20"/>
+            </w:pPr>
+            <w:r>
+              <w:rPr>
+                <w:sz w:val="18"/>
+              </w:rPr>
+            </w:r>
+            <w:r>
+              <w:rPr>
+                <w:rFonts w:ascii="Consolas" w:hAnsi="Consolas"/>
+                <w:sz w:val="18"/>
+              </w:rPr>
+              <w:t>/api/v1/groups</w:t>
+            </w:r>
+          </w:p>
+        </w:tc>
+        <w:tc>
+          <w:tcPr>
+            <w:tcW w:type="dxa" w:w="2493"/>
+          </w:tcPr>
+          <w:p>
+            <w:pPr>
+              <w:spacing w:after="20"/>
+            </w:pPr>
+            <w:r>
+              <w:rPr>
+                <w:sz w:val="18"/>
+              </w:rPr>
+            </w:r>
+            <w:r>
+              <w:rPr>
+                <w:rFonts w:ascii="Consolas" w:hAnsi="Consolas"/>
+                <w:sz w:val="18"/>
+              </w:rPr>
+              <w:t>iam.groups.write</w:t>
+            </w:r>
+          </w:p>
+        </w:tc>
+        <w:tc>
+          <w:tcPr>
+            <w:tcW w:type="dxa" w:w="2493"/>
+          </w:tcPr>
+          <w:p>
+            <w:pPr>
+              <w:spacing w:after="20"/>
+            </w:pPr>
+            <w:r>
+              <w:rPr>
+                <w:sz w:val="18"/>
+              </w:rPr>
+            </w:r>
+            <w:r>
+              <w:rPr>
+                <w:sz w:val="18"/>
+              </w:rPr>
+              <w:t>Создать группу</w:t>
+            </w:r>
+          </w:p>
+        </w:tc>
+      </w:tr>
+      <w:tr>
+        <w:tc>
+          <w:tcPr>
+            <w:tcW w:type="dxa" w:w="2493"/>
+          </w:tcPr>
+          <w:p>
+            <w:pPr>
+              <w:spacing w:after="20"/>
+            </w:pPr>
+            <w:r>
+              <w:rPr>
+                <w:sz w:val="18"/>
+              </w:rPr>
+            </w:r>
+            <w:r>
+              <w:rPr>
+                <w:sz w:val="18"/>
+              </w:rPr>
+              <w:t>GET</w:t>
+            </w:r>
+          </w:p>
+        </w:tc>
+        <w:tc>
+          <w:tcPr>
+            <w:tcW w:type="dxa" w:w="2493"/>
+          </w:tcPr>
+          <w:p>
+            <w:pPr>
+              <w:spacing w:after="20"/>
+            </w:pPr>
+            <w:r>
+              <w:rPr>
+                <w:sz w:val="18"/>
+              </w:rPr>
+            </w:r>
+            <w:r>
+              <w:rPr>
+                <w:rFonts w:ascii="Consolas" w:hAnsi="Consolas"/>
+                <w:sz w:val="18"/>
+              </w:rPr>
+              <w:t>/api/v1/groups/{id}</w:t>
+            </w:r>
+          </w:p>
+        </w:tc>
+        <w:tc>
+          <w:tcPr>
+            <w:tcW w:type="dxa" w:w="2493"/>
+          </w:tcPr>
+          <w:p>
+            <w:pPr>
+              <w:spacing w:after="20"/>
+            </w:pPr>
+            <w:r>
+              <w:rPr>
+                <w:sz w:val="18"/>
+              </w:rPr>
+            </w:r>
+            <w:r>
+              <w:rPr>
+                <w:rFonts w:ascii="Consolas" w:hAnsi="Consolas"/>
+                <w:sz w:val="18"/>
+              </w:rPr>
+              <w:t>iam.groups.read</w:t>
+            </w:r>
+          </w:p>
+        </w:tc>
+        <w:tc>
+          <w:tcPr>
+            <w:tcW w:type="dxa" w:w="2493"/>
+          </w:tcPr>
+          <w:p>
+            <w:pPr>
+              <w:spacing w:after="20"/>
+            </w:pPr>
+            <w:r>
+              <w:rPr>
+                <w:sz w:val="18"/>
+              </w:rPr>
+            </w:r>
+            <w:r>
+              <w:rPr>
+                <w:sz w:val="18"/>
+              </w:rPr>
+              <w:t>Группа с участниками и правами</w:t>
+            </w:r>
+          </w:p>
+        </w:tc>
+      </w:tr>
+      <w:tr>
+        <w:tc>
+          <w:tcPr>
+            <w:tcW w:type="dxa" w:w="2493"/>
+          </w:tcPr>
+          <w:p>
+            <w:pPr>
+              <w:spacing w:after="20"/>
+            </w:pPr>
+            <w:r>
+              <w:rPr>
+                <w:sz w:val="18"/>
+              </w:rPr>
+            </w:r>
+            <w:r>
+              <w:rPr>
+                <w:sz w:val="18"/>
+              </w:rPr>
+              <w:t>PATCH</w:t>
+            </w:r>
+          </w:p>
+        </w:tc>
+        <w:tc>
+          <w:tcPr>
+            <w:tcW w:type="dxa" w:w="2493"/>
+          </w:tcPr>
+          <w:p>
+            <w:pPr>
+              <w:spacing w:after="20"/>
+            </w:pPr>
+            <w:r>
+              <w:rPr>
+                <w:sz w:val="18"/>
+              </w:rPr>
+            </w:r>
+            <w:r>
+              <w:rPr>
+                <w:rFonts w:ascii="Consolas" w:hAnsi="Consolas"/>
+                <w:sz w:val="18"/>
+              </w:rPr>
+              <w:t>/api/v1/groups/{id}</w:t>
+            </w:r>
+          </w:p>
+        </w:tc>
+        <w:tc>
+          <w:tcPr>
+            <w:tcW w:type="dxa" w:w="2493"/>
+          </w:tcPr>
+          <w:p>
+            <w:pPr>
+              <w:spacing w:after="20"/>
+            </w:pPr>
+            <w:r>
+              <w:rPr>
+                <w:sz w:val="18"/>
+              </w:rPr>
+            </w:r>
+            <w:r>
+              <w:rPr>
+                <w:rFonts w:ascii="Consolas" w:hAnsi="Consolas"/>
+                <w:sz w:val="18"/>
+              </w:rPr>
+              <w:t>iam.groups.write</w:t>
+            </w:r>
+          </w:p>
+        </w:tc>
+        <w:tc>
+          <w:tcPr>
+            <w:tcW w:type="dxa" w:w="2493"/>
+          </w:tcPr>
+          <w:p>
+            <w:pPr>
+              <w:spacing w:after="20"/>
+            </w:pPr>
+            <w:r>
+              <w:rPr>
+                <w:sz w:val="18"/>
+              </w:rPr>
+            </w:r>
+            <w:r>
+              <w:rPr>
+                <w:sz w:val="18"/>
+              </w:rPr>
+              <w:t>Изменить группу</w:t>
+            </w:r>
+          </w:p>
+        </w:tc>
+      </w:tr>
+      <w:tr>
+        <w:tc>
+          <w:tcPr>
+            <w:tcW w:type="dxa" w:w="2493"/>
+          </w:tcPr>
+          <w:p>
+            <w:pPr>
+              <w:spacing w:after="20"/>
+            </w:pPr>
+            <w:r>
+              <w:rPr>
+                <w:sz w:val="18"/>
+              </w:rPr>
+            </w:r>
+            <w:r>
+              <w:rPr>
+                <w:sz w:val="18"/>
+              </w:rPr>
+              <w:t>DELETE</w:t>
+            </w:r>
+          </w:p>
+        </w:tc>
+        <w:tc>
+          <w:tcPr>
+            <w:tcW w:type="dxa" w:w="2493"/>
+          </w:tcPr>
+          <w:p>
+            <w:pPr>
+              <w:spacing w:after="20"/>
+            </w:pPr>
+            <w:r>
+              <w:rPr>
+                <w:sz w:val="18"/>
+              </w:rPr>
+            </w:r>
+            <w:r>
+              <w:rPr>
+                <w:rFonts w:ascii="Consolas" w:hAnsi="Consolas"/>
+                <w:sz w:val="18"/>
+              </w:rPr>
+              <w:t>/api/v1/groups/{id}</w:t>
+            </w:r>
+          </w:p>
+        </w:tc>
+        <w:tc>
+          <w:tcPr>
+            <w:tcW w:type="dxa" w:w="2493"/>
+          </w:tcPr>
+          <w:p>
+            <w:pPr>
+              <w:spacing w:after="20"/>
+            </w:pPr>
+            <w:r>
+              <w:rPr>
+                <w:sz w:val="18"/>
+              </w:rPr>
+            </w:r>
+            <w:r>
+              <w:rPr>
+                <w:rFonts w:ascii="Consolas" w:hAnsi="Consolas"/>
+                <w:sz w:val="18"/>
+              </w:rPr>
+              <w:t>iam.groups.write</w:t>
+            </w:r>
+          </w:p>
+        </w:tc>
+        <w:tc>
+          <w:tcPr>
+            <w:tcW w:type="dxa" w:w="2493"/>
+          </w:tcPr>
+          <w:p>
+            <w:pPr>
+              <w:spacing w:after="20"/>
+            </w:pPr>
+            <w:r>
+              <w:rPr>
+                <w:sz w:val="18"/>
+              </w:rPr>
+            </w:r>
+            <w:r>
+              <w:rPr>
+                <w:sz w:val="18"/>
+              </w:rPr>
+              <w:t>Отключить группу</w:t>
+            </w:r>
+          </w:p>
+        </w:tc>
+      </w:tr>
+      <w:tr>
+        <w:tc>
+          <w:tcPr>
+            <w:tcW w:type="dxa" w:w="2493"/>
+          </w:tcPr>
+          <w:p>
+            <w:pPr>
+              <w:spacing w:after="20"/>
+            </w:pPr>
+            <w:r>
+              <w:rPr>
+                <w:sz w:val="18"/>
+              </w:rPr>
+            </w:r>
+            <w:r>
+              <w:rPr>
+                <w:sz w:val="18"/>
+              </w:rPr>
+              <w:t>POST</w:t>
+            </w:r>
+          </w:p>
+        </w:tc>
+        <w:tc>
+          <w:tcPr>
+            <w:tcW w:type="dxa" w:w="2493"/>
+          </w:tcPr>
+          <w:p>
+            <w:pPr>
+              <w:spacing w:after="20"/>
+            </w:pPr>
+            <w:r>
+              <w:rPr>
+                <w:sz w:val="18"/>
+              </w:rPr>
+            </w:r>
+            <w:r>
+              <w:rPr>
+                <w:rFonts w:ascii="Consolas" w:hAnsi="Consolas"/>
+                <w:sz w:val="18"/>
+              </w:rPr>
+              <w:t>/api/v1/groups/{id}/members</w:t>
+            </w:r>
+          </w:p>
+        </w:tc>
+        <w:tc>
+          <w:tcPr>
+            <w:tcW w:type="dxa" w:w="2493"/>
+          </w:tcPr>
+          <w:p>
+            <w:pPr>
+              <w:spacing w:after="20"/>
+            </w:pPr>
+            <w:r>
+              <w:rPr>
+                <w:sz w:val="18"/>
+              </w:rPr>
+            </w:r>
+            <w:r>
+              <w:rPr>
+                <w:rFonts w:ascii="Consolas" w:hAnsi="Consolas"/>
+                <w:sz w:val="18"/>
+              </w:rPr>
+              <w:t>iam.groups.write</w:t>
+            </w:r>
+          </w:p>
+        </w:tc>
+        <w:tc>
+          <w:tcPr>
+            <w:tcW w:type="dxa" w:w="2493"/>
+          </w:tcPr>
+          <w:p>
+            <w:pPr>
+              <w:spacing w:after="20"/>
+            </w:pPr>
+            <w:r>
+              <w:rPr>
+                <w:sz w:val="18"/>
+              </w:rPr>
+            </w:r>
+            <w:r>
+              <w:rPr>
+                <w:sz w:val="18"/>
+              </w:rPr>
+              <w:t>Добавить пользователей</w:t>
+            </w:r>
+          </w:p>
+        </w:tc>
+      </w:tr>
+      <w:tr>
+        <w:tc>
+          <w:tcPr>
+            <w:tcW w:type="dxa" w:w="2493"/>
+          </w:tcPr>
+          <w:p>
+            <w:pPr>
+              <w:spacing w:after="20"/>
+            </w:pPr>
+            <w:r>
+              <w:rPr>
+                <w:sz w:val="18"/>
+              </w:rPr>
+            </w:r>
+            <w:r>
+              <w:rPr>
+                <w:sz w:val="18"/>
+              </w:rPr>
+              <w:t>DELETE</w:t>
+            </w:r>
+          </w:p>
+        </w:tc>
+        <w:tc>
+          <w:tcPr>
+            <w:tcW w:type="dxa" w:w="2493"/>
+          </w:tcPr>
+          <w:p>
+            <w:pPr>
+              <w:spacing w:after="20"/>
+            </w:pPr>
+            <w:r>
+              <w:rPr>
+                <w:sz w:val="18"/>
+              </w:rPr>
+            </w:r>
+            <w:r>
+              <w:rPr>
+                <w:rFonts w:ascii="Consolas" w:hAnsi="Consolas"/>
+                <w:sz w:val="18"/>
+              </w:rPr>
+              <w:t>/api/v1/groups/{id}/members/{user_id}</w:t>
+            </w:r>
+          </w:p>
+        </w:tc>
+        <w:tc>
+          <w:tcPr>
+            <w:tcW w:type="dxa" w:w="2493"/>
+          </w:tcPr>
+          <w:p>
+            <w:pPr>
+              <w:spacing w:after="20"/>
+            </w:pPr>
+            <w:r>
+              <w:rPr>
+                <w:sz w:val="18"/>
+              </w:rPr>
+            </w:r>
+            <w:r>
+              <w:rPr>
+                <w:rFonts w:ascii="Consolas" w:hAnsi="Consolas"/>
+                <w:sz w:val="18"/>
+              </w:rPr>
+              <w:t>iam.groups.write</w:t>
+            </w:r>
+          </w:p>
+        </w:tc>
+        <w:tc>
+          <w:tcPr>
+            <w:tcW w:type="dxa" w:w="2493"/>
+          </w:tcPr>
+          <w:p>
+            <w:pPr>
+              <w:spacing w:after="20"/>
+            </w:pPr>
+            <w:r>
+              <w:rPr>
+                <w:sz w:val="18"/>
+              </w:rPr>
+            </w:r>
+            <w:r>
+              <w:rPr>
+                <w:sz w:val="18"/>
+              </w:rPr>
+              <w:t>Исключить пользователя</w:t>
+            </w:r>
+          </w:p>
+        </w:tc>
+      </w:tr>
+      <w:tr>
+        <w:tc>
+          <w:tcPr>
+            <w:tcW w:type="dxa" w:w="2493"/>
+          </w:tcPr>
+          <w:p>
+            <w:pPr>
+              <w:spacing w:after="20"/>
+            </w:pPr>
+            <w:r>
+              <w:rPr>
+                <w:sz w:val="18"/>
+              </w:rPr>
+            </w:r>
+            <w:r>
+              <w:rPr>
+                <w:sz w:val="18"/>
+              </w:rPr>
+              <w:t>PUT</w:t>
+            </w:r>
+          </w:p>
+        </w:tc>
+        <w:tc>
+          <w:tcPr>
+            <w:tcW w:type="dxa" w:w="2493"/>
+          </w:tcPr>
+          <w:p>
+            <w:pPr>
+              <w:spacing w:after="20"/>
+            </w:pPr>
+            <w:r>
+              <w:rPr>
+                <w:sz w:val="18"/>
+              </w:rPr>
+            </w:r>
+            <w:r>
+              <w:rPr>
+                <w:rFonts w:ascii="Consolas" w:hAnsi="Consolas"/>
+                <w:sz w:val="18"/>
+              </w:rPr>
+              <w:t>/api/v1/groups/{id}/permissions/{code}</w:t>
+            </w:r>
+          </w:p>
+        </w:tc>
+        <w:tc>
+          <w:tcPr>
+            <w:tcW w:type="dxa" w:w="2493"/>
+          </w:tcPr>
+          <w:p>
+            <w:pPr>
+              <w:spacing w:after="20"/>
+            </w:pPr>
+            <w:r>
+              <w:rPr>
+                <w:sz w:val="18"/>
+              </w:rPr>
+            </w:r>
+            <w:r>
+              <w:rPr>
+                <w:rFonts w:ascii="Consolas" w:hAnsi="Consolas"/>
+                <w:sz w:val="18"/>
+              </w:rPr>
+              <w:t>iam.groups.write</w:t>
+            </w:r>
+          </w:p>
+        </w:tc>
+        <w:tc>
+          <w:tcPr>
+            <w:tcW w:type="dxa" w:w="2493"/>
+          </w:tcPr>
+          <w:p>
+            <w:pPr>
+              <w:spacing w:after="20"/>
+            </w:pPr>
+            <w:r>
+              <w:rPr>
+                <w:sz w:val="18"/>
+              </w:rPr>
+            </w:r>
+            <w:r>
+              <w:rPr>
+                <w:sz w:val="18"/>
+              </w:rPr>
+              <w:t>Выдать право (</w:t>
+            </w:r>
+            <w:r>
+              <w:rPr>
+                <w:rFonts w:ascii="Consolas" w:hAnsi="Consolas"/>
+                <w:sz w:val="18"/>
+              </w:rPr>
+              <w:t>allow</w:t>
+            </w:r>
+            <w:r>
+              <w:rPr>
+                <w:sz w:val="18"/>
+              </w:rPr>
+              <w:t>/</w:t>
+            </w:r>
+            <w:r>
+              <w:rPr>
+                <w:rFonts w:ascii="Consolas" w:hAnsi="Consolas"/>
+                <w:sz w:val="18"/>
+              </w:rPr>
+              <w:t>deny</w:t>
+            </w:r>
+            <w:r>
+              <w:rPr>
+                <w:sz w:val="18"/>
+              </w:rPr>
+              <w:t>)</w:t>
+            </w:r>
+          </w:p>
+        </w:tc>
+      </w:tr>
+      <w:tr>
+        <w:tc>
+          <w:tcPr>
+            <w:tcW w:type="dxa" w:w="2493"/>
+          </w:tcPr>
+          <w:p>
+            <w:pPr>
+              <w:spacing w:after="20"/>
+            </w:pPr>
+            <w:r>
+              <w:rPr>
+                <w:sz w:val="18"/>
+              </w:rPr>
+            </w:r>
+            <w:r>
+              <w:rPr>
+                <w:sz w:val="18"/>
+              </w:rPr>
+              <w:t>DELETE</w:t>
+            </w:r>
+          </w:p>
+        </w:tc>
+        <w:tc>
+          <w:tcPr>
+            <w:tcW w:type="dxa" w:w="2493"/>
+          </w:tcPr>
+          <w:p>
+            <w:pPr>
+              <w:spacing w:after="20"/>
+            </w:pPr>
+            <w:r>
+              <w:rPr>
+                <w:sz w:val="18"/>
+              </w:rPr>
+            </w:r>
+            <w:r>
+              <w:rPr>
+                <w:rFonts w:ascii="Consolas" w:hAnsi="Consolas"/>
+                <w:sz w:val="18"/>
+              </w:rPr>
+              <w:t>/api/v1/groups/{id}/permissions/{code}</w:t>
+            </w:r>
+          </w:p>
+        </w:tc>
+        <w:tc>
+          <w:tcPr>
+            <w:tcW w:type="dxa" w:w="2493"/>
+          </w:tcPr>
+          <w:p>
+            <w:pPr>
+              <w:spacing w:after="20"/>
+            </w:pPr>
+            <w:r>
+              <w:rPr>
+                <w:sz w:val="18"/>
+              </w:rPr>
+            </w:r>
+            <w:r>
+              <w:rPr>
+                <w:rFonts w:ascii="Consolas" w:hAnsi="Consolas"/>
+                <w:sz w:val="18"/>
+              </w:rPr>
+              <w:t>iam.groups.write</w:t>
+            </w:r>
+          </w:p>
+        </w:tc>
+        <w:tc>
+          <w:tcPr>
+            <w:tcW w:type="dxa" w:w="2493"/>
+          </w:tcPr>
+          <w:p>
+            <w:pPr>
+              <w:spacing w:after="20"/>
+            </w:pPr>
+            <w:r>
+              <w:rPr>
+                <w:sz w:val="18"/>
+              </w:rPr>
+            </w:r>
+            <w:r>
+              <w:rPr>
+                <w:sz w:val="18"/>
+              </w:rPr>
+              <w:t>Снять право</w:t>
+            </w:r>
+          </w:p>
+        </w:tc>
+      </w:tr>
+      <w:tr>
+        <w:tc>
+          <w:tcPr>
+            <w:tcW w:type="dxa" w:w="2493"/>
+          </w:tcPr>
+          <w:p>
+            <w:pPr>
+              <w:spacing w:after="20"/>
+            </w:pPr>
+            <w:r>
+              <w:rPr>
+                <w:sz w:val="18"/>
+              </w:rPr>
+            </w:r>
+            <w:r>
+              <w:rPr>
+                <w:sz w:val="18"/>
+              </w:rPr>
+              <w:t>GET</w:t>
+            </w:r>
+          </w:p>
+        </w:tc>
+        <w:tc>
+          <w:tcPr>
+            <w:tcW w:type="dxa" w:w="2493"/>
+          </w:tcPr>
+          <w:p>
+            <w:pPr>
+              <w:spacing w:after="20"/>
+            </w:pPr>
+            <w:r>
+              <w:rPr>
+                <w:sz w:val="18"/>
+              </w:rPr>
+            </w:r>
+            <w:r>
+              <w:rPr>
+                <w:rFonts w:ascii="Consolas" w:hAnsi="Consolas"/>
+                <w:sz w:val="18"/>
+              </w:rPr>
+              <w:t>/api/v1/groups/permissions</w:t>
+            </w:r>
+          </w:p>
+        </w:tc>
+        <w:tc>
+          <w:tcPr>
+            <w:tcW w:type="dxa" w:w="2493"/>
+          </w:tcPr>
+          <w:p>
+            <w:pPr>
+              <w:spacing w:after="20"/>
+            </w:pPr>
+            <w:r>
+              <w:rPr>
+                <w:sz w:val="18"/>
+              </w:rPr>
+            </w:r>
+            <w:r>
+              <w:rPr>
+                <w:rFonts w:ascii="Consolas" w:hAnsi="Consolas"/>
+                <w:sz w:val="18"/>
+              </w:rPr>
+              <w:t>iam.permissions.read</w:t>
+            </w:r>
+          </w:p>
+        </w:tc>
+        <w:tc>
+          <w:tcPr>
+            <w:tcW w:type="dxa" w:w="2493"/>
+          </w:tcPr>
+          <w:p>
+            <w:pPr>
+              <w:spacing w:after="20"/>
+            </w:pPr>
+            <w:r>
+              <w:rPr>
+                <w:sz w:val="18"/>
+              </w:rPr>
+            </w:r>
+            <w:r>
+              <w:rPr>
+                <w:sz w:val="18"/>
+              </w:rPr>
+              <w:t>Каталог прав</w:t>
+            </w:r>
+          </w:p>
+        </w:tc>
+      </w:tr>
+      <w:tr>
+        <w:tc>
+          <w:tcPr>
+            <w:tcW w:type="dxa" w:w="2493"/>
+          </w:tcPr>
+          <w:p>
+            <w:pPr>
+              <w:spacing w:after="20"/>
+            </w:pPr>
+            <w:r>
+              <w:rPr>
+                <w:sz w:val="18"/>
+              </w:rPr>
+            </w:r>
+            <w:r>
+              <w:rPr>
+                <w:sz w:val="18"/>
+              </w:rPr>
+              <w:t>GET</w:t>
+            </w:r>
+          </w:p>
+        </w:tc>
+        <w:tc>
+          <w:tcPr>
+            <w:tcW w:type="dxa" w:w="2493"/>
+          </w:tcPr>
+          <w:p>
+            <w:pPr>
+              <w:spacing w:after="20"/>
+            </w:pPr>
+            <w:r>
+              <w:rPr>
+                <w:sz w:val="18"/>
+              </w:rPr>
+            </w:r>
+            <w:r>
+              <w:rPr>
+                <w:rFonts w:ascii="Consolas" w:hAnsi="Consolas"/>
+                <w:sz w:val="18"/>
+              </w:rPr>
+              <w:t>/api/v1/me/permissions</w:t>
+            </w:r>
+          </w:p>
+        </w:tc>
+        <w:tc>
+          <w:tcPr>
+            <w:tcW w:type="dxa" w:w="2493"/>
+          </w:tcPr>
+          <w:p>
+            <w:pPr>
+              <w:spacing w:after="20"/>
+            </w:pPr>
+            <w:r>
+              <w:rPr>
+                <w:sz w:val="18"/>
+              </w:rPr>
+            </w:r>
+            <w:r>
+              <w:rPr>
+                <w:sz w:val="18"/>
+              </w:rPr>
+              <w:t>аутентификация</w:t>
+            </w:r>
+          </w:p>
+        </w:tc>
+        <w:tc>
+          <w:tcPr>
+            <w:tcW w:type="dxa" w:w="2493"/>
+          </w:tcPr>
+          <w:p>
+            <w:pPr>
+              <w:spacing w:after="20"/>
+            </w:pPr>
+            <w:r>
+              <w:rPr>
+                <w:sz w:val="18"/>
+              </w:rPr>
+            </w:r>
+            <w:r>
+              <w:rPr>
+                <w:sz w:val="18"/>
+              </w:rPr>
+              <w:t>Действующие права пользователя</w:t>
+            </w:r>
+          </w:p>
+        </w:tc>
+      </w:tr>
+      <w:tr>
+        <w:tc>
+          <w:tcPr>
+            <w:tcW w:type="dxa" w:w="2493"/>
+          </w:tcPr>
+          <w:p>
+            <w:pPr>
+              <w:spacing w:after="20"/>
+            </w:pPr>
+            <w:r>
+              <w:rPr>
+                <w:sz w:val="18"/>
+              </w:rPr>
+            </w:r>
+            <w:r>
+              <w:rPr>
+                <w:sz w:val="18"/>
+              </w:rPr>
+              <w:t>GET</w:t>
+            </w:r>
+          </w:p>
+        </w:tc>
+        <w:tc>
+          <w:tcPr>
+            <w:tcW w:type="dxa" w:w="2493"/>
+          </w:tcPr>
+          <w:p>
+            <w:pPr>
+              <w:spacing w:after="20"/>
+            </w:pPr>
+            <w:r>
+              <w:rPr>
+                <w:sz w:val="18"/>
+              </w:rPr>
+            </w:r>
+            <w:r>
+              <w:rPr>
+                <w:rFonts w:ascii="Consolas" w:hAnsi="Consolas"/>
+                <w:sz w:val="18"/>
+              </w:rPr>
+              <w:t>/api/v1/me/services</w:t>
+            </w:r>
+          </w:p>
+        </w:tc>
+        <w:tc>
+          <w:tcPr>
+            <w:tcW w:type="dxa" w:w="2493"/>
+          </w:tcPr>
+          <w:p>
+            <w:pPr>
+              <w:spacing w:after="20"/>
+            </w:pPr>
+            <w:r>
+              <w:rPr>
+                <w:sz w:val="18"/>
+              </w:rPr>
+            </w:r>
+            <w:r>
+              <w:rPr>
+                <w:sz w:val="18"/>
+              </w:rPr>
+              <w:t>аутентификация</w:t>
+            </w:r>
+          </w:p>
+        </w:tc>
+        <w:tc>
+          <w:tcPr>
+            <w:tcW w:type="dxa" w:w="2493"/>
+          </w:tcPr>
+          <w:p>
+            <w:pPr>
+              <w:spacing w:after="20"/>
+            </w:pPr>
+            <w:r>
+              <w:rPr>
+                <w:sz w:val="18"/>
+              </w:rPr>
+            </w:r>
+            <w:r>
+              <w:rPr>
+                <w:sz w:val="18"/>
+              </w:rPr>
+              <w:t>Доступные сервисы для навигации</w:t>
+            </w:r>
+          </w:p>
+        </w:tc>
+      </w:tr>
+    </w:tbl>
+    <w:p/>
+    <w:p>
+      <w:r>
+        <w:t>Создание группы:</w:t>
+      </w:r>
+    </w:p>
+    <w:p>
+      <w:pPr>
+        <w:spacing w:before="80" w:after="120"/>
+        <w:ind w:left="283"/>
+        <w:shd w:val="clear" w:color="auto" w:fill="F3F3F3"/>
+      </w:pPr>
+      <w:r>
+        <w:rPr>
+          <w:rFonts w:ascii="Consolas" w:hAnsi="Consolas"/>
+          <w:sz w:val="17"/>
+        </w:rPr>
+        <w:t>{</w:t>
+        <w:br/>
+        <w:t xml:space="preserve">  "code": "teachers",</w:t>
+        <w:br/>
+        <w:t xml:space="preserve">  "name": "Учителя школы",</w:t>
+        <w:br/>
+        <w:t xml:space="preserve">  "category": "teachers",</w:t>
+        <w:br/>
+        <w:t xml:space="preserve">  "scope_type": "school",</w:t>
+        <w:br/>
+        <w:t xml:space="preserve">  "scope_id": "uuid",</w:t>
+        <w:br/>
+        <w:t xml:space="preserve">  "parent_id": "uuid"</w:t>
+        <w:br/>
+        <w:t>}</w:t>
+      </w:r>
+    </w:p>
+    <w:p>
+      <w:r>
+        <w:t xml:space="preserve">Для </w:t>
+      </w:r>
+      <w:r>
+        <w:rPr>
+          <w:rFonts w:ascii="Consolas" w:hAnsi="Consolas"/>
+          <w:sz w:val="18"/>
+        </w:rPr>
+        <w:t>scope_type=country</w:t>
+      </w:r>
+      <w:r>
+        <w:t xml:space="preserve"> поле </w:t>
+      </w:r>
+      <w:r>
+        <w:rPr>
+          <w:rFonts w:ascii="Consolas" w:hAnsi="Consolas"/>
+          <w:sz w:val="18"/>
+        </w:rPr>
+        <w:t>scope_id</w:t>
+      </w:r>
+      <w:r>
+        <w:t xml:space="preserve"> можно не передавать: используется</w:t>
+      </w:r>
+    </w:p>
+    <w:p>
+      <w:r>
+        <w:rPr>
+          <w:rFonts w:ascii="Consolas" w:hAnsi="Consolas"/>
+          <w:sz w:val="18"/>
+        </w:rPr>
+        <w:t>00000000-0000-0000-0000-000000000000</w:t>
+      </w:r>
+      <w:r>
+        <w:t>.</w:t>
+      </w:r>
+    </w:p>
+    <w:p>
+      <w:r>
+        <w:t>Выдача права:</w:t>
+      </w:r>
+    </w:p>
+    <w:p>
+      <w:pPr>
+        <w:spacing w:before="80" w:after="120"/>
+        <w:ind w:left="283"/>
+        <w:shd w:val="clear" w:color="auto" w:fill="F3F3F3"/>
+      </w:pPr>
+      <w:r>
+        <w:rPr>
+          <w:rFonts w:ascii="Consolas" w:hAnsi="Consolas"/>
+          <w:sz w:val="17"/>
+        </w:rPr>
+        <w:t>PUT /api/v1/groups/{group_id}/permissions/journal.grades.write</w:t>
+        <w:br/>
+        <w:t>{"effect": "allow", "expires_at": null}</w:t>
+      </w:r>
+    </w:p>
+    <w:p>
+      <w:pPr>
+        <w:pStyle w:val="Heading3"/>
+      </w:pPr>
+      <w:r>
+        <w:t>4.1.2. Сервисы</w:t>
+      </w:r>
+    </w:p>
+    <w:tbl>
+      <w:tblPr>
+        <w:tblStyle w:val="TableGrid"/>
+        <w:tblW w:type="auto" w:w="0"/>
+        <w:jc w:val="center"/>
+        <w:tblLook w:firstColumn="1" w:firstRow="1" w:lastColumn="0" w:lastRow="0" w:noHBand="0" w:noVBand="1" w:val="04A0"/>
+      </w:tblPr>
+      <w:tblGrid>
+        <w:gridCol w:w="2493"/>
+        <w:gridCol w:w="2493"/>
+        <w:gridCol w:w="2493"/>
+        <w:gridCol w:w="2493"/>
+      </w:tblGrid>
+      <w:tr>
+        <w:tc>
+          <w:tcPr>
+            <w:tcW w:type="dxa" w:w="2493"/>
+            <w:shd w:val="clear" w:color="auto" w:fill="E8EEF5"/>
+          </w:tcPr>
+          <w:p>
+            <w:pPr>
+              <w:spacing w:after="20"/>
+            </w:pPr>
+            <w:r>
+              <w:rPr>
+                <w:b/>
+                <w:sz w:val="18"/>
+              </w:rPr>
+            </w:r>
+            <w:r>
+              <w:rPr>
+                <w:b/>
+                <w:sz w:val="18"/>
+              </w:rPr>
+              <w:t>Метод</w:t>
+            </w:r>
+          </w:p>
+        </w:tc>
+        <w:tc>
+          <w:tcPr>
+            <w:tcW w:type="dxa" w:w="2493"/>
+            <w:shd w:val="clear" w:color="auto" w:fill="E8EEF5"/>
+          </w:tcPr>
+          <w:p>
+            <w:pPr>
+              <w:spacing w:after="20"/>
+            </w:pPr>
+            <w:r>
+              <w:rPr>
+                <w:b/>
+                <w:sz w:val="18"/>
+              </w:rPr>
+            </w:r>
+            <w:r>
+              <w:rPr>
+                <w:b/>
+                <w:sz w:val="18"/>
+              </w:rPr>
+              <w:t>Путь</w:t>
+            </w:r>
+          </w:p>
+        </w:tc>
+        <w:tc>
+          <w:tcPr>
+            <w:tcW w:type="dxa" w:w="2493"/>
+            <w:shd w:val="clear" w:color="auto" w:fill="E8EEF5"/>
+          </w:tcPr>
+          <w:p>
+            <w:pPr>
+              <w:spacing w:after="20"/>
+            </w:pPr>
+            <w:r>
+              <w:rPr>
+                <w:b/>
+                <w:sz w:val="18"/>
+              </w:rPr>
+            </w:r>
+            <w:r>
+              <w:rPr>
+                <w:b/>
+                <w:sz w:val="18"/>
+              </w:rPr>
+              <w:t>Право</w:t>
+            </w:r>
+          </w:p>
+        </w:tc>
+        <w:tc>
+          <w:tcPr>
+            <w:tcW w:type="dxa" w:w="2493"/>
+            <w:shd w:val="clear" w:color="auto" w:fill="E8EEF5"/>
+          </w:tcPr>
+          <w:p>
+            <w:pPr>
+              <w:spacing w:after="20"/>
+            </w:pPr>
+            <w:r>
+              <w:rPr>
+                <w:b/>
+                <w:sz w:val="18"/>
+              </w:rPr>
+            </w:r>
+            <w:r>
+              <w:rPr>
+                <w:b/>
+                <w:sz w:val="18"/>
+              </w:rPr>
+              <w:t>Назначение</w:t>
+            </w:r>
+          </w:p>
+        </w:tc>
+      </w:tr>
+      <w:tr>
+        <w:tc>
+          <w:tcPr>
+            <w:tcW w:type="dxa" w:w="2493"/>
+          </w:tcPr>
+          <w:p>
+            <w:pPr>
+              <w:spacing w:after="20"/>
+            </w:pPr>
+            <w:r>
+              <w:rPr>
+                <w:sz w:val="18"/>
+              </w:rPr>
+            </w:r>
+            <w:r>
+              <w:rPr>
+                <w:sz w:val="18"/>
+              </w:rPr>
+              <w:t>GET</w:t>
+            </w:r>
+          </w:p>
+        </w:tc>
+        <w:tc>
+          <w:tcPr>
+            <w:tcW w:type="dxa" w:w="2493"/>
+          </w:tcPr>
+          <w:p>
+            <w:pPr>
+              <w:spacing w:after="20"/>
+            </w:pPr>
+            <w:r>
+              <w:rPr>
+                <w:sz w:val="18"/>
+              </w:rPr>
+            </w:r>
+            <w:r>
+              <w:rPr>
+                <w:rFonts w:ascii="Consolas" w:hAnsi="Consolas"/>
+                <w:sz w:val="18"/>
+              </w:rPr>
+              <w:t>/api/v1/services</w:t>
+            </w:r>
+          </w:p>
+        </w:tc>
+        <w:tc>
+          <w:tcPr>
+            <w:tcW w:type="dxa" w:w="2493"/>
+          </w:tcPr>
+          <w:p>
+            <w:pPr>
+              <w:spacing w:after="20"/>
+            </w:pPr>
+            <w:r>
+              <w:rPr>
+                <w:sz w:val="18"/>
+              </w:rPr>
+            </w:r>
+            <w:r>
+              <w:rPr>
+                <w:rFonts w:ascii="Consolas" w:hAnsi="Consolas"/>
+                <w:sz w:val="18"/>
+              </w:rPr>
+              <w:t>system.services.read</w:t>
+            </w:r>
+          </w:p>
+        </w:tc>
+        <w:tc>
+          <w:tcPr>
+            <w:tcW w:type="dxa" w:w="2493"/>
+          </w:tcPr>
+          <w:p>
+            <w:pPr>
+              <w:spacing w:after="20"/>
+            </w:pPr>
+            <w:r>
+              <w:rPr>
+                <w:sz w:val="18"/>
+              </w:rPr>
+            </w:r>
+            <w:r>
+              <w:rPr>
+                <w:sz w:val="18"/>
+              </w:rPr>
+              <w:t>Каталог сервисов</w:t>
+            </w:r>
+          </w:p>
+        </w:tc>
+      </w:tr>
+      <w:tr>
+        <w:tc>
+          <w:tcPr>
+            <w:tcW w:type="dxa" w:w="2493"/>
+          </w:tcPr>
+          <w:p>
+            <w:pPr>
+              <w:spacing w:after="20"/>
+            </w:pPr>
+            <w:r>
+              <w:rPr>
+                <w:sz w:val="18"/>
+              </w:rPr>
+            </w:r>
+            <w:r>
+              <w:rPr>
+                <w:sz w:val="18"/>
+              </w:rPr>
+              <w:t>GET</w:t>
+            </w:r>
+          </w:p>
+        </w:tc>
+        <w:tc>
+          <w:tcPr>
+            <w:tcW w:type="dxa" w:w="2493"/>
+          </w:tcPr>
+          <w:p>
+            <w:pPr>
+              <w:spacing w:after="20"/>
+            </w:pPr>
+            <w:r>
+              <w:rPr>
+                <w:sz w:val="18"/>
+              </w:rPr>
+            </w:r>
+            <w:r>
+              <w:rPr>
+                <w:rFonts w:ascii="Consolas" w:hAnsi="Consolas"/>
+                <w:sz w:val="18"/>
+              </w:rPr>
+              <w:t>/api/v1/services/{code}</w:t>
+            </w:r>
+          </w:p>
+        </w:tc>
+        <w:tc>
+          <w:tcPr>
+            <w:tcW w:type="dxa" w:w="2493"/>
+          </w:tcPr>
+          <w:p>
+            <w:pPr>
+              <w:spacing w:after="20"/>
+            </w:pPr>
+            <w:r>
+              <w:rPr>
+                <w:sz w:val="18"/>
+              </w:rPr>
+            </w:r>
+            <w:r>
+              <w:rPr>
+                <w:rFonts w:ascii="Consolas" w:hAnsi="Consolas"/>
+                <w:sz w:val="18"/>
+              </w:rPr>
+              <w:t>system.services.read</w:t>
+            </w:r>
+          </w:p>
+        </w:tc>
+        <w:tc>
+          <w:tcPr>
+            <w:tcW w:type="dxa" w:w="2493"/>
+          </w:tcPr>
+          <w:p>
+            <w:pPr>
+              <w:spacing w:after="20"/>
+            </w:pPr>
+            <w:r>
+              <w:rPr>
+                <w:sz w:val="18"/>
+              </w:rPr>
+            </w:r>
+            <w:r>
+              <w:rPr>
+                <w:sz w:val="18"/>
+              </w:rPr>
+              <w:t>Карточка сервиса</w:t>
+            </w:r>
+          </w:p>
+        </w:tc>
+      </w:tr>
+      <w:tr>
+        <w:tc>
+          <w:tcPr>
+            <w:tcW w:type="dxa" w:w="2493"/>
+          </w:tcPr>
+          <w:p>
+            <w:pPr>
+              <w:spacing w:after="20"/>
+            </w:pPr>
+            <w:r>
+              <w:rPr>
+                <w:sz w:val="18"/>
+              </w:rPr>
+            </w:r>
+            <w:r>
+              <w:rPr>
+                <w:sz w:val="18"/>
+              </w:rPr>
+              <w:t>GET</w:t>
+            </w:r>
+          </w:p>
+        </w:tc>
+        <w:tc>
+          <w:tcPr>
+            <w:tcW w:type="dxa" w:w="2493"/>
+          </w:tcPr>
+          <w:p>
+            <w:pPr>
+              <w:spacing w:after="20"/>
+            </w:pPr>
+            <w:r>
+              <w:rPr>
+                <w:sz w:val="18"/>
+              </w:rPr>
+            </w:r>
+            <w:r>
+              <w:rPr>
+                <w:rFonts w:ascii="Consolas" w:hAnsi="Consolas"/>
+                <w:sz w:val="18"/>
+              </w:rPr>
+              <w:t>/api/v1/services/effective?scope_type=&amp;scope_id=</w:t>
+            </w:r>
+          </w:p>
+        </w:tc>
+        <w:tc>
+          <w:tcPr>
+            <w:tcW w:type="dxa" w:w="2493"/>
+          </w:tcPr>
+          <w:p>
+            <w:pPr>
+              <w:spacing w:after="20"/>
+            </w:pPr>
+            <w:r>
+              <w:rPr>
+                <w:sz w:val="18"/>
+              </w:rPr>
+            </w:r>
+            <w:r>
+              <w:rPr>
+                <w:rFonts w:ascii="Consolas" w:hAnsi="Consolas"/>
+                <w:sz w:val="18"/>
+              </w:rPr>
+              <w:t>system.services.read</w:t>
+            </w:r>
+          </w:p>
+        </w:tc>
+        <w:tc>
+          <w:tcPr>
+            <w:tcW w:type="dxa" w:w="2493"/>
+          </w:tcPr>
+          <w:p>
+            <w:pPr>
+              <w:spacing w:after="20"/>
+            </w:pPr>
+            <w:r>
+              <w:rPr>
+                <w:sz w:val="18"/>
+              </w:rPr>
+            </w:r>
+            <w:r>
+              <w:rPr>
+                <w:sz w:val="18"/>
+              </w:rPr>
+              <w:t>Действующие сервисы области</w:t>
+            </w:r>
+          </w:p>
+        </w:tc>
+      </w:tr>
+      <w:tr>
+        <w:tc>
+          <w:tcPr>
+            <w:tcW w:type="dxa" w:w="2493"/>
+          </w:tcPr>
+          <w:p>
+            <w:pPr>
+              <w:spacing w:after="20"/>
+            </w:pPr>
+            <w:r>
+              <w:rPr>
+                <w:sz w:val="18"/>
+              </w:rPr>
+            </w:r>
+            <w:r>
+              <w:rPr>
+                <w:sz w:val="18"/>
+              </w:rPr>
+              <w:t>GET</w:t>
+            </w:r>
+          </w:p>
+        </w:tc>
+        <w:tc>
+          <w:tcPr>
+            <w:tcW w:type="dxa" w:w="2493"/>
+          </w:tcPr>
+          <w:p>
+            <w:pPr>
+              <w:spacing w:after="20"/>
+            </w:pPr>
+            <w:r>
+              <w:rPr>
+                <w:sz w:val="18"/>
+              </w:rPr>
+            </w:r>
+            <w:r>
+              <w:rPr>
+                <w:rFonts w:ascii="Consolas" w:hAnsi="Consolas"/>
+                <w:sz w:val="18"/>
+              </w:rPr>
+              <w:t>/api/v1/services/{code}/activation?scope_type=&amp;scope_id=</w:t>
+            </w:r>
+          </w:p>
+        </w:tc>
+        <w:tc>
+          <w:tcPr>
+            <w:tcW w:type="dxa" w:w="2493"/>
+          </w:tcPr>
+          <w:p>
+            <w:pPr>
+              <w:spacing w:after="20"/>
+            </w:pPr>
+            <w:r>
+              <w:rPr>
+                <w:sz w:val="18"/>
+              </w:rPr>
+            </w:r>
+            <w:r>
+              <w:rPr>
+                <w:rFonts w:ascii="Consolas" w:hAnsi="Consolas"/>
+                <w:sz w:val="18"/>
+              </w:rPr>
+              <w:t>system.services.read</w:t>
+            </w:r>
+          </w:p>
+        </w:tc>
+        <w:tc>
+          <w:tcPr>
+            <w:tcW w:type="dxa" w:w="2493"/>
+          </w:tcPr>
+          <w:p>
+            <w:pPr>
+              <w:spacing w:after="20"/>
+            </w:pPr>
+            <w:r>
+              <w:rPr>
+                <w:sz w:val="18"/>
+              </w:rPr>
+            </w:r>
+            <w:r>
+              <w:rPr>
+                <w:sz w:val="18"/>
+              </w:rPr>
+              <w:t>Активация в области</w:t>
+            </w:r>
+          </w:p>
+        </w:tc>
+      </w:tr>
+      <w:tr>
+        <w:tc>
+          <w:tcPr>
+            <w:tcW w:type="dxa" w:w="2493"/>
+          </w:tcPr>
+          <w:p>
+            <w:pPr>
+              <w:spacing w:after="20"/>
+            </w:pPr>
+            <w:r>
+              <w:rPr>
+                <w:sz w:val="18"/>
+              </w:rPr>
+            </w:r>
+            <w:r>
+              <w:rPr>
+                <w:sz w:val="18"/>
+              </w:rPr>
+              <w:t>PUT</w:t>
+            </w:r>
+          </w:p>
+        </w:tc>
+        <w:tc>
+          <w:tcPr>
+            <w:tcW w:type="dxa" w:w="2493"/>
+          </w:tcPr>
+          <w:p>
+            <w:pPr>
+              <w:spacing w:after="20"/>
+            </w:pPr>
+            <w:r>
+              <w:rPr>
+                <w:sz w:val="18"/>
+              </w:rPr>
+            </w:r>
+            <w:r>
+              <w:rPr>
+                <w:rFonts w:ascii="Consolas" w:hAnsi="Consolas"/>
+                <w:sz w:val="18"/>
+              </w:rPr>
+              <w:t>/api/v1/services/{code}/activation?scope_type=&amp;scope_id=</w:t>
+            </w:r>
+          </w:p>
+        </w:tc>
+        <w:tc>
+          <w:tcPr>
+            <w:tcW w:type="dxa" w:w="2493"/>
+          </w:tcPr>
+          <w:p>
+            <w:pPr>
+              <w:spacing w:after="20"/>
+            </w:pPr>
+            <w:r>
+              <w:rPr>
+                <w:sz w:val="18"/>
+              </w:rPr>
+            </w:r>
+            <w:r>
+              <w:rPr>
+                <w:rFonts w:ascii="Consolas" w:hAnsi="Consolas"/>
+                <w:sz w:val="18"/>
+              </w:rPr>
+              <w:t>system.services.write</w:t>
+            </w:r>
+          </w:p>
+        </w:tc>
+        <w:tc>
+          <w:tcPr>
+            <w:tcW w:type="dxa" w:w="2493"/>
+          </w:tcPr>
+          <w:p>
+            <w:pPr>
+              <w:spacing w:after="20"/>
+            </w:pPr>
+            <w:r>
+              <w:rPr>
+                <w:sz w:val="18"/>
+              </w:rPr>
+            </w:r>
+            <w:r>
+              <w:rPr>
+                <w:sz w:val="18"/>
+              </w:rPr>
+              <w:t>Включить/отключить</w:t>
+            </w:r>
+          </w:p>
+        </w:tc>
+      </w:tr>
+      <w:tr>
+        <w:tc>
+          <w:tcPr>
+            <w:tcW w:type="dxa" w:w="2493"/>
+          </w:tcPr>
+          <w:p>
+            <w:pPr>
+              <w:spacing w:after="20"/>
+            </w:pPr>
+            <w:r>
+              <w:rPr>
+                <w:sz w:val="18"/>
+              </w:rPr>
+            </w:r>
+            <w:r>
+              <w:rPr>
+                <w:sz w:val="18"/>
+              </w:rPr>
+              <w:t>DELETE</w:t>
+            </w:r>
+          </w:p>
+        </w:tc>
+        <w:tc>
+          <w:tcPr>
+            <w:tcW w:type="dxa" w:w="2493"/>
+          </w:tcPr>
+          <w:p>
+            <w:pPr>
+              <w:spacing w:after="20"/>
+            </w:pPr>
+            <w:r>
+              <w:rPr>
+                <w:sz w:val="18"/>
+              </w:rPr>
+            </w:r>
+            <w:r>
+              <w:rPr>
+                <w:rFonts w:ascii="Consolas" w:hAnsi="Consolas"/>
+                <w:sz w:val="18"/>
+              </w:rPr>
+              <w:t>/api/v1/services/{code}/activation?scope_type=&amp;scope_id=</w:t>
+            </w:r>
+          </w:p>
+        </w:tc>
+        <w:tc>
+          <w:tcPr>
+            <w:tcW w:type="dxa" w:w="2493"/>
+          </w:tcPr>
+          <w:p>
+            <w:pPr>
+              <w:spacing w:after="20"/>
+            </w:pPr>
+            <w:r>
+              <w:rPr>
+                <w:sz w:val="18"/>
+              </w:rPr>
+            </w:r>
+            <w:r>
+              <w:rPr>
+                <w:rFonts w:ascii="Consolas" w:hAnsi="Consolas"/>
+                <w:sz w:val="18"/>
+              </w:rPr>
+              <w:t>system.services.write</w:t>
+            </w:r>
+          </w:p>
+        </w:tc>
+        <w:tc>
+          <w:tcPr>
+            <w:tcW w:type="dxa" w:w="2493"/>
+          </w:tcPr>
+          <w:p>
+            <w:pPr>
+              <w:spacing w:after="20"/>
+            </w:pPr>
+            <w:r>
+              <w:rPr>
+                <w:sz w:val="18"/>
+              </w:rPr>
+            </w:r>
+            <w:r>
+              <w:rPr>
+                <w:sz w:val="18"/>
+              </w:rPr>
+              <w:t>Снять активацию, вернуть наследование</w:t>
+            </w:r>
+          </w:p>
+        </w:tc>
+      </w:tr>
+    </w:tbl>
+    <w:p/>
+    <w:p>
+      <w:pPr>
+        <w:spacing w:before="80" w:after="120"/>
+        <w:ind w:left="283"/>
+        <w:shd w:val="clear" w:color="auto" w:fill="F3F3F3"/>
+      </w:pPr>
+      <w:r>
+        <w:rPr>
+          <w:rFonts w:ascii="Consolas" w:hAnsi="Consolas"/>
+          <w:sz w:val="17"/>
+        </w:rPr>
+        <w:t>PUT /api/v1/services/library/activation?scope_type=school&amp;scope_id=uuid</w:t>
+        <w:br/>
+        <w:t>{"enabled": false, "config": {}}</w:t>
+      </w:r>
+    </w:p>
+    <w:p>
+      <w:r>
+        <w:t>Ядровые сервисы (</w:t>
+      </w:r>
+      <w:r>
+        <w:rPr>
+          <w:rFonts w:ascii="Consolas" w:hAnsi="Consolas"/>
+          <w:sz w:val="18"/>
+        </w:rPr>
+        <w:t>system</w:t>
+      </w:r>
+      <w:r>
+        <w:t xml:space="preserve">, </w:t>
+      </w:r>
+      <w:r>
+        <w:rPr>
+          <w:rFonts w:ascii="Consolas" w:hAnsi="Consolas"/>
+          <w:sz w:val="18"/>
+        </w:rPr>
+        <w:t>iam</w:t>
+      </w:r>
+      <w:r>
+        <w:t xml:space="preserve">, </w:t>
+      </w:r>
+      <w:r>
+        <w:rPr>
+          <w:rFonts w:ascii="Consolas" w:hAnsi="Consolas"/>
+          <w:sz w:val="18"/>
+        </w:rPr>
+        <w:t>org</w:t>
+      </w:r>
+      <w:r>
+        <w:t xml:space="preserve">, </w:t>
+      </w:r>
+      <w:r>
+        <w:rPr>
+          <w:rFonts w:ascii="Consolas" w:hAnsi="Consolas"/>
+          <w:sz w:val="18"/>
+        </w:rPr>
+        <w:t>audit</w:t>
+      </w:r>
+      <w:r>
+        <w:t xml:space="preserve">) отключить нельзя — </w:t>
+      </w:r>
+      <w:r>
+        <w:rPr>
+          <w:rFonts w:ascii="Consolas" w:hAnsi="Consolas"/>
+          <w:sz w:val="18"/>
+        </w:rPr>
+        <w:t>409</w:t>
+      </w:r>
+      <w:r>
+        <w:t>.</w:t>
+      </w:r>
+    </w:p>
+    <w:p>
+      <w:r>
+        <w:t>Проверка области: администратор действует только внутри своей области и её</w:t>
+      </w:r>
+    </w:p>
+    <w:p>
+      <w:r>
+        <w:t>потомков.</w:t>
+      </w:r>
+    </w:p>
+    <w:p>
+      <w:pPr>
+        <w:pStyle w:val="Heading2"/>
+      </w:pPr>
+      <w:r>
         <w:t>5. Учебный контент (LMS)</w:t>
       </w:r>
     </w:p>
@@ -5491,7 +7521,1233 @@
         <w:pStyle w:val="Heading2"/>
       </w:pPr>
       <w:r>
-        <w:t>8. Системные</w:t>
+        <w:t>8. Библиотека</w:t>
+      </w:r>
+    </w:p>
+    <w:tbl>
+      <w:tblPr>
+        <w:tblStyle w:val="TableGrid"/>
+        <w:tblW w:type="auto" w:w="0"/>
+        <w:jc w:val="center"/>
+        <w:tblLook w:firstColumn="1" w:firstRow="1" w:lastColumn="0" w:lastRow="0" w:noHBand="0" w:noVBand="1" w:val="04A0"/>
+      </w:tblPr>
+      <w:tblGrid>
+        <w:gridCol w:w="2493"/>
+        <w:gridCol w:w="2493"/>
+        <w:gridCol w:w="2493"/>
+        <w:gridCol w:w="2493"/>
+      </w:tblGrid>
+      <w:tr>
+        <w:tc>
+          <w:tcPr>
+            <w:tcW w:type="dxa" w:w="2493"/>
+            <w:shd w:val="clear" w:color="auto" w:fill="E8EEF5"/>
+          </w:tcPr>
+          <w:p>
+            <w:pPr>
+              <w:spacing w:after="20"/>
+            </w:pPr>
+            <w:r>
+              <w:rPr>
+                <w:b/>
+                <w:sz w:val="18"/>
+              </w:rPr>
+            </w:r>
+            <w:r>
+              <w:rPr>
+                <w:b/>
+                <w:sz w:val="18"/>
+              </w:rPr>
+              <w:t>Метод</w:t>
+            </w:r>
+          </w:p>
+        </w:tc>
+        <w:tc>
+          <w:tcPr>
+            <w:tcW w:type="dxa" w:w="2493"/>
+            <w:shd w:val="clear" w:color="auto" w:fill="E8EEF5"/>
+          </w:tcPr>
+          <w:p>
+            <w:pPr>
+              <w:spacing w:after="20"/>
+            </w:pPr>
+            <w:r>
+              <w:rPr>
+                <w:b/>
+                <w:sz w:val="18"/>
+              </w:rPr>
+            </w:r>
+            <w:r>
+              <w:rPr>
+                <w:b/>
+                <w:sz w:val="18"/>
+              </w:rPr>
+              <w:t>Путь</w:t>
+            </w:r>
+          </w:p>
+        </w:tc>
+        <w:tc>
+          <w:tcPr>
+            <w:tcW w:type="dxa" w:w="2493"/>
+            <w:shd w:val="clear" w:color="auto" w:fill="E8EEF5"/>
+          </w:tcPr>
+          <w:p>
+            <w:pPr>
+              <w:spacing w:after="20"/>
+            </w:pPr>
+            <w:r>
+              <w:rPr>
+                <w:b/>
+                <w:sz w:val="18"/>
+              </w:rPr>
+            </w:r>
+            <w:r>
+              <w:rPr>
+                <w:b/>
+                <w:sz w:val="18"/>
+              </w:rPr>
+              <w:t>Роли</w:t>
+            </w:r>
+          </w:p>
+        </w:tc>
+        <w:tc>
+          <w:tcPr>
+            <w:tcW w:type="dxa" w:w="2493"/>
+            <w:shd w:val="clear" w:color="auto" w:fill="E8EEF5"/>
+          </w:tcPr>
+          <w:p>
+            <w:pPr>
+              <w:spacing w:after="20"/>
+            </w:pPr>
+            <w:r>
+              <w:rPr>
+                <w:b/>
+                <w:sz w:val="18"/>
+              </w:rPr>
+            </w:r>
+            <w:r>
+              <w:rPr>
+                <w:b/>
+                <w:sz w:val="18"/>
+              </w:rPr>
+              <w:t>Назначение</w:t>
+            </w:r>
+          </w:p>
+        </w:tc>
+      </w:tr>
+      <w:tr>
+        <w:tc>
+          <w:tcPr>
+            <w:tcW w:type="dxa" w:w="2493"/>
+          </w:tcPr>
+          <w:p>
+            <w:pPr>
+              <w:spacing w:after="20"/>
+            </w:pPr>
+            <w:r>
+              <w:rPr>
+                <w:sz w:val="18"/>
+              </w:rPr>
+            </w:r>
+            <w:r>
+              <w:rPr>
+                <w:sz w:val="18"/>
+              </w:rPr>
+              <w:t>GET</w:t>
+            </w:r>
+          </w:p>
+        </w:tc>
+        <w:tc>
+          <w:tcPr>
+            <w:tcW w:type="dxa" w:w="2493"/>
+          </w:tcPr>
+          <w:p>
+            <w:pPr>
+              <w:spacing w:after="20"/>
+            </w:pPr>
+            <w:r>
+              <w:rPr>
+                <w:sz w:val="18"/>
+              </w:rPr>
+            </w:r>
+            <w:r>
+              <w:rPr>
+                <w:rFonts w:ascii="Consolas" w:hAnsi="Consolas"/>
+                <w:sz w:val="18"/>
+              </w:rPr>
+              <w:t>/api/v1/library</w:t>
+            </w:r>
+          </w:p>
+        </w:tc>
+        <w:tc>
+          <w:tcPr>
+            <w:tcW w:type="dxa" w:w="2493"/>
+          </w:tcPr>
+          <w:p>
+            <w:pPr>
+              <w:spacing w:after="20"/>
+            </w:pPr>
+            <w:r>
+              <w:rPr>
+                <w:sz w:val="18"/>
+              </w:rPr>
+            </w:r>
+            <w:r>
+              <w:rPr>
+                <w:sz w:val="18"/>
+              </w:rPr>
+              <w:t>все роли</w:t>
+            </w:r>
+          </w:p>
+        </w:tc>
+        <w:tc>
+          <w:tcPr>
+            <w:tcW w:type="dxa" w:w="2493"/>
+          </w:tcPr>
+          <w:p>
+            <w:pPr>
+              <w:spacing w:after="20"/>
+            </w:pPr>
+            <w:r>
+              <w:rPr>
+                <w:sz w:val="18"/>
+              </w:rPr>
+            </w:r>
+            <w:r>
+              <w:rPr>
+                <w:sz w:val="18"/>
+              </w:rPr>
+              <w:t>Книги, рекомендации и статистика пользователя</w:t>
+            </w:r>
+          </w:p>
+        </w:tc>
+      </w:tr>
+      <w:tr>
+        <w:tc>
+          <w:tcPr>
+            <w:tcW w:type="dxa" w:w="2493"/>
+          </w:tcPr>
+          <w:p>
+            <w:pPr>
+              <w:spacing w:after="20"/>
+            </w:pPr>
+            <w:r>
+              <w:rPr>
+                <w:sz w:val="18"/>
+              </w:rPr>
+            </w:r>
+            <w:r>
+              <w:rPr>
+                <w:sz w:val="18"/>
+              </w:rPr>
+              <w:t>GET</w:t>
+            </w:r>
+          </w:p>
+        </w:tc>
+        <w:tc>
+          <w:tcPr>
+            <w:tcW w:type="dxa" w:w="2493"/>
+          </w:tcPr>
+          <w:p>
+            <w:pPr>
+              <w:spacing w:after="20"/>
+            </w:pPr>
+            <w:r>
+              <w:rPr>
+                <w:sz w:val="18"/>
+              </w:rPr>
+            </w:r>
+            <w:r>
+              <w:rPr>
+                <w:rFonts w:ascii="Consolas" w:hAnsi="Consolas"/>
+                <w:sz w:val="18"/>
+              </w:rPr>
+              <w:t>/api/v1/library/books/{id}</w:t>
+            </w:r>
+          </w:p>
+        </w:tc>
+        <w:tc>
+          <w:tcPr>
+            <w:tcW w:type="dxa" w:w="2493"/>
+          </w:tcPr>
+          <w:p>
+            <w:pPr>
+              <w:spacing w:after="20"/>
+            </w:pPr>
+            <w:r>
+              <w:rPr>
+                <w:sz w:val="18"/>
+              </w:rPr>
+            </w:r>
+            <w:r>
+              <w:rPr>
+                <w:sz w:val="18"/>
+              </w:rPr>
+              <w:t>по доступу</w:t>
+            </w:r>
+          </w:p>
+        </w:tc>
+        <w:tc>
+          <w:tcPr>
+            <w:tcW w:type="dxa" w:w="2493"/>
+          </w:tcPr>
+          <w:p>
+            <w:pPr>
+              <w:spacing w:after="20"/>
+            </w:pPr>
+            <w:r>
+              <w:rPr>
+                <w:sz w:val="18"/>
+              </w:rPr>
+            </w:r>
+            <w:r>
+              <w:rPr>
+                <w:sz w:val="18"/>
+              </w:rPr>
+              <w:t>Карточка книги, темы и рекомендации ученика</w:t>
+            </w:r>
+          </w:p>
+        </w:tc>
+      </w:tr>
+      <w:tr>
+        <w:tc>
+          <w:tcPr>
+            <w:tcW w:type="dxa" w:w="2493"/>
+          </w:tcPr>
+          <w:p>
+            <w:pPr>
+              <w:spacing w:after="20"/>
+            </w:pPr>
+            <w:r>
+              <w:rPr>
+                <w:sz w:val="18"/>
+              </w:rPr>
+            </w:r>
+            <w:r>
+              <w:rPr>
+                <w:sz w:val="18"/>
+              </w:rPr>
+              <w:t>POST</w:t>
+            </w:r>
+          </w:p>
+        </w:tc>
+        <w:tc>
+          <w:tcPr>
+            <w:tcW w:type="dxa" w:w="2493"/>
+          </w:tcPr>
+          <w:p>
+            <w:pPr>
+              <w:spacing w:after="20"/>
+            </w:pPr>
+            <w:r>
+              <w:rPr>
+                <w:sz w:val="18"/>
+              </w:rPr>
+            </w:r>
+            <w:r>
+              <w:rPr>
+                <w:rFonts w:ascii="Consolas" w:hAnsi="Consolas"/>
+                <w:sz w:val="18"/>
+              </w:rPr>
+              <w:t>/api/v1/library/recommendations/{id}/done</w:t>
+            </w:r>
+          </w:p>
+        </w:tc>
+        <w:tc>
+          <w:tcPr>
+            <w:tcW w:type="dxa" w:w="2493"/>
+          </w:tcPr>
+          <w:p>
+            <w:pPr>
+              <w:spacing w:after="20"/>
+            </w:pPr>
+            <w:r>
+              <w:rPr>
+                <w:sz w:val="18"/>
+              </w:rPr>
+            </w:r>
+            <w:r>
+              <w:rPr>
+                <w:sz w:val="18"/>
+              </w:rPr>
+              <w:t>student</w:t>
+            </w:r>
+          </w:p>
+        </w:tc>
+        <w:tc>
+          <w:tcPr>
+            <w:tcW w:type="dxa" w:w="2493"/>
+          </w:tcPr>
+          <w:p>
+            <w:pPr>
+              <w:spacing w:after="20"/>
+            </w:pPr>
+            <w:r>
+              <w:rPr>
+                <w:sz w:val="18"/>
+              </w:rPr>
+            </w:r>
+            <w:r>
+              <w:rPr>
+                <w:sz w:val="18"/>
+              </w:rPr>
+              <w:t>Отметить рекомендацию выполненной</w:t>
+            </w:r>
+          </w:p>
+        </w:tc>
+      </w:tr>
+      <w:tr>
+        <w:tc>
+          <w:tcPr>
+            <w:tcW w:type="dxa" w:w="2493"/>
+          </w:tcPr>
+          <w:p>
+            <w:pPr>
+              <w:spacing w:after="20"/>
+            </w:pPr>
+            <w:r>
+              <w:rPr>
+                <w:sz w:val="18"/>
+              </w:rPr>
+            </w:r>
+            <w:r>
+              <w:rPr>
+                <w:sz w:val="18"/>
+              </w:rPr>
+              <w:t>GET</w:t>
+            </w:r>
+          </w:p>
+        </w:tc>
+        <w:tc>
+          <w:tcPr>
+            <w:tcW w:type="dxa" w:w="2493"/>
+          </w:tcPr>
+          <w:p>
+            <w:pPr>
+              <w:spacing w:after="20"/>
+            </w:pPr>
+            <w:r>
+              <w:rPr>
+                <w:sz w:val="18"/>
+              </w:rPr>
+            </w:r>
+            <w:r>
+              <w:rPr>
+                <w:rFonts w:ascii="Consolas" w:hAnsi="Consolas"/>
+                <w:sz w:val="18"/>
+              </w:rPr>
+              <w:t>/api/v1/library/manage</w:t>
+            </w:r>
+          </w:p>
+        </w:tc>
+        <w:tc>
+          <w:tcPr>
+            <w:tcW w:type="dxa" w:w="2493"/>
+          </w:tcPr>
+          <w:p>
+            <w:pPr>
+              <w:spacing w:after="20"/>
+            </w:pPr>
+            <w:r>
+              <w:rPr>
+                <w:sz w:val="18"/>
+              </w:rPr>
+            </w:r>
+            <w:r>
+              <w:rPr>
+                <w:sz w:val="18"/>
+              </w:rPr>
+              <w:t>teacher, methodologist, admin</w:t>
+            </w:r>
+          </w:p>
+        </w:tc>
+        <w:tc>
+          <w:tcPr>
+            <w:tcW w:type="dxa" w:w="2493"/>
+          </w:tcPr>
+          <w:p>
+            <w:pPr>
+              <w:spacing w:after="20"/>
+            </w:pPr>
+            <w:r>
+              <w:rPr>
+                <w:sz w:val="18"/>
+              </w:rPr>
+            </w:r>
+            <w:r>
+              <w:rPr>
+                <w:sz w:val="18"/>
+              </w:rPr>
+              <w:t>Книги учителя, классы, ученики и предметы</w:t>
+            </w:r>
+          </w:p>
+        </w:tc>
+      </w:tr>
+      <w:tr>
+        <w:tc>
+          <w:tcPr>
+            <w:tcW w:type="dxa" w:w="2493"/>
+          </w:tcPr>
+          <w:p>
+            <w:pPr>
+              <w:spacing w:after="20"/>
+            </w:pPr>
+            <w:r>
+              <w:rPr>
+                <w:sz w:val="18"/>
+              </w:rPr>
+            </w:r>
+            <w:r>
+              <w:rPr>
+                <w:sz w:val="18"/>
+              </w:rPr>
+              <w:t>POST</w:t>
+            </w:r>
+          </w:p>
+        </w:tc>
+        <w:tc>
+          <w:tcPr>
+            <w:tcW w:type="dxa" w:w="2493"/>
+          </w:tcPr>
+          <w:p>
+            <w:pPr>
+              <w:spacing w:after="20"/>
+            </w:pPr>
+            <w:r>
+              <w:rPr>
+                <w:sz w:val="18"/>
+              </w:rPr>
+            </w:r>
+            <w:r>
+              <w:rPr>
+                <w:rFonts w:ascii="Consolas" w:hAnsi="Consolas"/>
+                <w:sz w:val="18"/>
+              </w:rPr>
+              <w:t>/api/v1/library/books</w:t>
+            </w:r>
+          </w:p>
+        </w:tc>
+        <w:tc>
+          <w:tcPr>
+            <w:tcW w:type="dxa" w:w="2493"/>
+          </w:tcPr>
+          <w:p>
+            <w:pPr>
+              <w:spacing w:after="20"/>
+            </w:pPr>
+            <w:r>
+              <w:rPr>
+                <w:sz w:val="18"/>
+              </w:rPr>
+            </w:r>
+            <w:r>
+              <w:rPr>
+                <w:sz w:val="18"/>
+              </w:rPr>
+              <w:t>teacher, methodologist, admin</w:t>
+            </w:r>
+          </w:p>
+        </w:tc>
+        <w:tc>
+          <w:tcPr>
+            <w:tcW w:type="dxa" w:w="2493"/>
+          </w:tcPr>
+          <w:p>
+            <w:pPr>
+              <w:spacing w:after="20"/>
+            </w:pPr>
+            <w:r>
+              <w:rPr>
+                <w:sz w:val="18"/>
+              </w:rPr>
+            </w:r>
+            <w:r>
+              <w:rPr>
+                <w:sz w:val="18"/>
+              </w:rPr>
+              <w:t>Добавить пособие в библиотеку</w:t>
+            </w:r>
+          </w:p>
+        </w:tc>
+      </w:tr>
+      <w:tr>
+        <w:tc>
+          <w:tcPr>
+            <w:tcW w:type="dxa" w:w="2493"/>
+          </w:tcPr>
+          <w:p>
+            <w:pPr>
+              <w:spacing w:after="20"/>
+            </w:pPr>
+            <w:r>
+              <w:rPr>
+                <w:sz w:val="18"/>
+              </w:rPr>
+            </w:r>
+            <w:r>
+              <w:rPr>
+                <w:sz w:val="18"/>
+              </w:rPr>
+              <w:t>PATCH</w:t>
+            </w:r>
+          </w:p>
+        </w:tc>
+        <w:tc>
+          <w:tcPr>
+            <w:tcW w:type="dxa" w:w="2493"/>
+          </w:tcPr>
+          <w:p>
+            <w:pPr>
+              <w:spacing w:after="20"/>
+            </w:pPr>
+            <w:r>
+              <w:rPr>
+                <w:sz w:val="18"/>
+              </w:rPr>
+            </w:r>
+            <w:r>
+              <w:rPr>
+                <w:rFonts w:ascii="Consolas" w:hAnsi="Consolas"/>
+                <w:sz w:val="18"/>
+              </w:rPr>
+              <w:t>/api/v1/library/books/{id}</w:t>
+            </w:r>
+          </w:p>
+        </w:tc>
+        <w:tc>
+          <w:tcPr>
+            <w:tcW w:type="dxa" w:w="2493"/>
+          </w:tcPr>
+          <w:p>
+            <w:pPr>
+              <w:spacing w:after="20"/>
+            </w:pPr>
+            <w:r>
+              <w:rPr>
+                <w:sz w:val="18"/>
+              </w:rPr>
+            </w:r>
+            <w:r>
+              <w:rPr>
+                <w:sz w:val="18"/>
+              </w:rPr>
+              <w:t>владелец, admin</w:t>
+            </w:r>
+          </w:p>
+        </w:tc>
+        <w:tc>
+          <w:tcPr>
+            <w:tcW w:type="dxa" w:w="2493"/>
+          </w:tcPr>
+          <w:p>
+            <w:pPr>
+              <w:spacing w:after="20"/>
+            </w:pPr>
+            <w:r>
+              <w:rPr>
+                <w:sz w:val="18"/>
+              </w:rPr>
+            </w:r>
+            <w:r>
+              <w:rPr>
+                <w:sz w:val="18"/>
+              </w:rPr>
+              <w:t>Изменить книгу и доступ классов</w:t>
+            </w:r>
+          </w:p>
+        </w:tc>
+      </w:tr>
+      <w:tr>
+        <w:tc>
+          <w:tcPr>
+            <w:tcW w:type="dxa" w:w="2493"/>
+          </w:tcPr>
+          <w:p>
+            <w:pPr>
+              <w:spacing w:after="20"/>
+            </w:pPr>
+            <w:r>
+              <w:rPr>
+                <w:sz w:val="18"/>
+              </w:rPr>
+            </w:r>
+            <w:r>
+              <w:rPr>
+                <w:sz w:val="18"/>
+              </w:rPr>
+              <w:t>DELETE</w:t>
+            </w:r>
+          </w:p>
+        </w:tc>
+        <w:tc>
+          <w:tcPr>
+            <w:tcW w:type="dxa" w:w="2493"/>
+          </w:tcPr>
+          <w:p>
+            <w:pPr>
+              <w:spacing w:after="20"/>
+            </w:pPr>
+            <w:r>
+              <w:rPr>
+                <w:sz w:val="18"/>
+              </w:rPr>
+            </w:r>
+            <w:r>
+              <w:rPr>
+                <w:rFonts w:ascii="Consolas" w:hAnsi="Consolas"/>
+                <w:sz w:val="18"/>
+              </w:rPr>
+              <w:t>/api/v1/library/books/{id}</w:t>
+            </w:r>
+          </w:p>
+        </w:tc>
+        <w:tc>
+          <w:tcPr>
+            <w:tcW w:type="dxa" w:w="2493"/>
+          </w:tcPr>
+          <w:p>
+            <w:pPr>
+              <w:spacing w:after="20"/>
+            </w:pPr>
+            <w:r>
+              <w:rPr>
+                <w:sz w:val="18"/>
+              </w:rPr>
+            </w:r>
+            <w:r>
+              <w:rPr>
+                <w:sz w:val="18"/>
+              </w:rPr>
+              <w:t>владелец, admin</w:t>
+            </w:r>
+          </w:p>
+        </w:tc>
+        <w:tc>
+          <w:tcPr>
+            <w:tcW w:type="dxa" w:w="2493"/>
+          </w:tcPr>
+          <w:p>
+            <w:pPr>
+              <w:spacing w:after="20"/>
+            </w:pPr>
+            <w:r>
+              <w:rPr>
+                <w:sz w:val="18"/>
+              </w:rPr>
+            </w:r>
+            <w:r>
+              <w:rPr>
+                <w:sz w:val="18"/>
+              </w:rPr>
+              <w:t>Удалить книгу из библиотеки</w:t>
+            </w:r>
+          </w:p>
+        </w:tc>
+      </w:tr>
+      <w:tr>
+        <w:tc>
+          <w:tcPr>
+            <w:tcW w:type="dxa" w:w="2493"/>
+          </w:tcPr>
+          <w:p>
+            <w:pPr>
+              <w:spacing w:after="20"/>
+            </w:pPr>
+            <w:r>
+              <w:rPr>
+                <w:sz w:val="18"/>
+              </w:rPr>
+            </w:r>
+            <w:r>
+              <w:rPr>
+                <w:sz w:val="18"/>
+              </w:rPr>
+              <w:t>POST</w:t>
+            </w:r>
+          </w:p>
+        </w:tc>
+        <w:tc>
+          <w:tcPr>
+            <w:tcW w:type="dxa" w:w="2493"/>
+          </w:tcPr>
+          <w:p>
+            <w:pPr>
+              <w:spacing w:after="20"/>
+            </w:pPr>
+            <w:r>
+              <w:rPr>
+                <w:sz w:val="18"/>
+              </w:rPr>
+            </w:r>
+            <w:r>
+              <w:rPr>
+                <w:rFonts w:ascii="Consolas" w:hAnsi="Consolas"/>
+                <w:sz w:val="18"/>
+              </w:rPr>
+              <w:t>/api/v1/library/books/{id}/recommend</w:t>
+            </w:r>
+          </w:p>
+        </w:tc>
+        <w:tc>
+          <w:tcPr>
+            <w:tcW w:type="dxa" w:w="2493"/>
+          </w:tcPr>
+          <w:p>
+            <w:pPr>
+              <w:spacing w:after="20"/>
+            </w:pPr>
+            <w:r>
+              <w:rPr>
+                <w:sz w:val="18"/>
+              </w:rPr>
+            </w:r>
+            <w:r>
+              <w:rPr>
+                <w:sz w:val="18"/>
+              </w:rPr>
+              <w:t>владелец, admin</w:t>
+            </w:r>
+          </w:p>
+        </w:tc>
+        <w:tc>
+          <w:tcPr>
+            <w:tcW w:type="dxa" w:w="2493"/>
+          </w:tcPr>
+          <w:p>
+            <w:pPr>
+              <w:spacing w:after="20"/>
+            </w:pPr>
+            <w:r>
+              <w:rPr>
+                <w:sz w:val="18"/>
+              </w:rPr>
+            </w:r>
+            <w:r>
+              <w:rPr>
+                <w:sz w:val="18"/>
+              </w:rPr>
+              <w:t>Рекомендовать книгу/тему классу или ученикам</w:t>
+            </w:r>
+          </w:p>
+        </w:tc>
+      </w:tr>
+      <w:tr>
+        <w:tc>
+          <w:tcPr>
+            <w:tcW w:type="dxa" w:w="2493"/>
+          </w:tcPr>
+          <w:p>
+            <w:pPr>
+              <w:spacing w:after="20"/>
+            </w:pPr>
+            <w:r>
+              <w:rPr>
+                <w:sz w:val="18"/>
+              </w:rPr>
+            </w:r>
+            <w:r>
+              <w:rPr>
+                <w:sz w:val="18"/>
+              </w:rPr>
+              <w:t>GET</w:t>
+            </w:r>
+          </w:p>
+        </w:tc>
+        <w:tc>
+          <w:tcPr>
+            <w:tcW w:type="dxa" w:w="2493"/>
+          </w:tcPr>
+          <w:p>
+            <w:pPr>
+              <w:spacing w:after="20"/>
+            </w:pPr>
+            <w:r>
+              <w:rPr>
+                <w:sz w:val="18"/>
+              </w:rPr>
+            </w:r>
+            <w:r>
+              <w:rPr>
+                <w:rFonts w:ascii="Consolas" w:hAnsi="Consolas"/>
+                <w:sz w:val="18"/>
+              </w:rPr>
+              <w:t>/api/v1/library/recommendations</w:t>
+            </w:r>
+          </w:p>
+        </w:tc>
+        <w:tc>
+          <w:tcPr>
+            <w:tcW w:type="dxa" w:w="2493"/>
+          </w:tcPr>
+          <w:p>
+            <w:pPr>
+              <w:spacing w:after="20"/>
+            </w:pPr>
+            <w:r>
+              <w:rPr>
+                <w:sz w:val="18"/>
+              </w:rPr>
+            </w:r>
+            <w:r>
+              <w:rPr>
+                <w:sz w:val="18"/>
+              </w:rPr>
+              <w:t>teacher, methodologist, admin</w:t>
+            </w:r>
+          </w:p>
+        </w:tc>
+        <w:tc>
+          <w:tcPr>
+            <w:tcW w:type="dxa" w:w="2493"/>
+          </w:tcPr>
+          <w:p>
+            <w:pPr>
+              <w:spacing w:after="20"/>
+            </w:pPr>
+            <w:r>
+              <w:rPr>
+                <w:sz w:val="18"/>
+              </w:rPr>
+            </w:r>
+            <w:r>
+              <w:rPr>
+                <w:sz w:val="18"/>
+              </w:rPr>
+              <w:t>Отправленные рекомендации и прогресс</w:t>
+            </w:r>
+          </w:p>
+        </w:tc>
+      </w:tr>
+      <w:tr>
+        <w:tc>
+          <w:tcPr>
+            <w:tcW w:type="dxa" w:w="2493"/>
+          </w:tcPr>
+          <w:p>
+            <w:pPr>
+              <w:spacing w:after="20"/>
+            </w:pPr>
+            <w:r>
+              <w:rPr>
+                <w:sz w:val="18"/>
+              </w:rPr>
+            </w:r>
+            <w:r>
+              <w:rPr>
+                <w:sz w:val="18"/>
+              </w:rPr>
+              <w:t>DELETE</w:t>
+            </w:r>
+          </w:p>
+        </w:tc>
+        <w:tc>
+          <w:tcPr>
+            <w:tcW w:type="dxa" w:w="2493"/>
+          </w:tcPr>
+          <w:p>
+            <w:pPr>
+              <w:spacing w:after="20"/>
+            </w:pPr>
+            <w:r>
+              <w:rPr>
+                <w:sz w:val="18"/>
+              </w:rPr>
+            </w:r>
+            <w:r>
+              <w:rPr>
+                <w:rFonts w:ascii="Consolas" w:hAnsi="Consolas"/>
+                <w:sz w:val="18"/>
+              </w:rPr>
+              <w:t>/api/v1/library/recommendations/{id}</w:t>
+            </w:r>
+          </w:p>
+        </w:tc>
+        <w:tc>
+          <w:tcPr>
+            <w:tcW w:type="dxa" w:w="2493"/>
+          </w:tcPr>
+          <w:p>
+            <w:pPr>
+              <w:spacing w:after="20"/>
+            </w:pPr>
+            <w:r>
+              <w:rPr>
+                <w:sz w:val="18"/>
+              </w:rPr>
+            </w:r>
+            <w:r>
+              <w:rPr>
+                <w:sz w:val="18"/>
+              </w:rPr>
+              <w:t>владелец, admin</w:t>
+            </w:r>
+          </w:p>
+        </w:tc>
+        <w:tc>
+          <w:tcPr>
+            <w:tcW w:type="dxa" w:w="2493"/>
+          </w:tcPr>
+          <w:p>
+            <w:pPr>
+              <w:spacing w:after="20"/>
+            </w:pPr>
+            <w:r>
+              <w:rPr>
+                <w:sz w:val="18"/>
+              </w:rPr>
+            </w:r>
+            <w:r>
+              <w:rPr>
+                <w:sz w:val="18"/>
+              </w:rPr>
+              <w:t>Отозвать рекомендацию</w:t>
+            </w:r>
+          </w:p>
+        </w:tc>
+      </w:tr>
+      <w:tr>
+        <w:tc>
+          <w:tcPr>
+            <w:tcW w:type="dxa" w:w="2493"/>
+          </w:tcPr>
+          <w:p>
+            <w:pPr>
+              <w:spacing w:after="20"/>
+            </w:pPr>
+            <w:r>
+              <w:rPr>
+                <w:sz w:val="18"/>
+              </w:rPr>
+            </w:r>
+            <w:r>
+              <w:rPr>
+                <w:sz w:val="18"/>
+              </w:rPr>
+              <w:t>GET</w:t>
+            </w:r>
+          </w:p>
+        </w:tc>
+        <w:tc>
+          <w:tcPr>
+            <w:tcW w:type="dxa" w:w="2493"/>
+          </w:tcPr>
+          <w:p>
+            <w:pPr>
+              <w:spacing w:after="20"/>
+            </w:pPr>
+            <w:r>
+              <w:rPr>
+                <w:sz w:val="18"/>
+              </w:rPr>
+            </w:r>
+            <w:r>
+              <w:rPr>
+                <w:rFonts w:ascii="Consolas" w:hAnsi="Consolas"/>
+                <w:sz w:val="18"/>
+              </w:rPr>
+              <w:t>/api/v1/library/catalog</w:t>
+            </w:r>
+          </w:p>
+        </w:tc>
+        <w:tc>
+          <w:tcPr>
+            <w:tcW w:type="dxa" w:w="2493"/>
+          </w:tcPr>
+          <w:p>
+            <w:pPr>
+              <w:spacing w:after="20"/>
+            </w:pPr>
+            <w:r>
+              <w:rPr>
+                <w:sz w:val="18"/>
+              </w:rPr>
+            </w:r>
+            <w:r>
+              <w:rPr>
+                <w:sz w:val="18"/>
+              </w:rPr>
+              <w:t>teacher, methodologist, admin</w:t>
+            </w:r>
+          </w:p>
+        </w:tc>
+        <w:tc>
+          <w:tcPr>
+            <w:tcW w:type="dxa" w:w="2493"/>
+          </w:tcPr>
+          <w:p>
+            <w:pPr>
+              <w:spacing w:after="20"/>
+            </w:pPr>
+            <w:r>
+              <w:rPr>
+                <w:sz w:val="18"/>
+              </w:rPr>
+            </w:r>
+            <w:r>
+              <w:rPr>
+                <w:sz w:val="18"/>
+              </w:rPr>
+              <w:t>Пособия и темы для рекомендаций</w:t>
+            </w:r>
+          </w:p>
+        </w:tc>
+      </w:tr>
+    </w:tbl>
+    <w:p/>
+    <w:p>
+      <w:r>
+        <w:t>Правила:</w:t>
+      </w:r>
+    </w:p>
+    <w:p>
+      <w:pPr>
+        <w:pStyle w:val="ListBullet"/>
+      </w:pPr>
+      <w:r>
+        <w:t>Книга создаётся из платформенного пособия (</w:t>
+      </w:r>
+      <w:r>
+        <w:rPr>
+          <w:rFonts w:ascii="Consolas" w:hAnsi="Consolas"/>
+          <w:sz w:val="18"/>
+        </w:rPr>
+        <w:t>lms.textbooks</w:t>
+      </w:r>
+      <w:r>
+        <w:t>), но хранится как</w:t>
+      </w:r>
+    </w:p>
+    <w:p>
+      <w:r>
+        <w:t>запись библиотеки с владельцем и доступом классам.</w:t>
+      </w:r>
+    </w:p>
+    <w:p>
+      <w:pPr>
+        <w:pStyle w:val="ListBullet"/>
+      </w:pPr>
+      <w:r>
+        <w:t>Учитель управляет своими книгами и классами, где он классный руководитель,</w:t>
+      </w:r>
+    </w:p>
+    <w:p>
+      <w:r>
+        <w:t xml:space="preserve">указан в </w:t>
+      </w:r>
+      <w:r>
+        <w:rPr>
+          <w:rFonts w:ascii="Consolas" w:hAnsi="Consolas"/>
+          <w:sz w:val="18"/>
+        </w:rPr>
+        <w:t>org.teacher_subjects</w:t>
+      </w:r>
+      <w:r>
+        <w:t xml:space="preserve"> или ведёт урок в расписании.</w:t>
+      </w:r>
+    </w:p>
+    <w:p>
+      <w:pPr>
+        <w:pStyle w:val="ListBullet"/>
+      </w:pPr>
+      <w:r>
+        <w:t xml:space="preserve">Администратор и методист управляют книгами своей школы; </w:t>
+      </w:r>
+      <w:r>
+        <w:rPr>
+          <w:rFonts w:ascii="Consolas" w:hAnsi="Consolas"/>
+          <w:sz w:val="18"/>
+        </w:rPr>
+        <w:t>superadmin</w:t>
+      </w:r>
+    </w:p>
+    <w:p>
+      <w:r>
+        <w:t xml:space="preserve">обязан передать </w:t>
+      </w:r>
+      <w:r>
+        <w:rPr>
+          <w:rFonts w:ascii="Consolas" w:hAnsi="Consolas"/>
+          <w:sz w:val="18"/>
+        </w:rPr>
+        <w:t>school_id</w:t>
+      </w:r>
+      <w:r>
+        <w:t>.</w:t>
+      </w:r>
+    </w:p>
+    <w:p>
+      <w:pPr>
+        <w:pStyle w:val="ListBullet"/>
+      </w:pPr>
+      <w:r>
+        <w:t>Ученик видит книги классов, в которых состоит, и книги, рекомендованные ему</w:t>
+      </w:r>
+    </w:p>
+    <w:p>
+      <w:r>
+        <w:t>лично или его классу. Родитель — книги выбранного ребёнка.</w:t>
+      </w:r>
+    </w:p>
+    <w:p>
+      <w:pPr>
+        <w:pStyle w:val="ListBullet"/>
+      </w:pPr>
+      <w:r>
+        <w:t>Рекомендация может быть на книгу целиком или на тему; повторная рекомендация</w:t>
+      </w:r>
+    </w:p>
+    <w:p>
+      <w:r>
+        <w:t>того же адресата пропускается (</w:t>
+      </w:r>
+      <w:r>
+        <w:rPr>
+          <w:rFonts w:ascii="Consolas" w:hAnsi="Consolas"/>
+          <w:sz w:val="18"/>
+        </w:rPr>
+        <w:t>skipped</w:t>
+      </w:r>
+      <w:r>
+        <w:t>).</w:t>
+      </w:r>
+    </w:p>
+    <w:p>
+      <w:pPr>
+        <w:pStyle w:val="ListBullet"/>
+      </w:pPr>
+      <w:r>
+        <w:t>Удаление книги не удаляет платформенное пособие и его темы.</w:t>
+      </w:r>
+    </w:p>
+    <w:p>
+      <w:pPr>
+        <w:pStyle w:val="ListBullet"/>
+      </w:pPr>
+      <w:r>
+        <w:t xml:space="preserve">Отметка «выполнено» хранится в </w:t>
+      </w:r>
+      <w:r>
+        <w:rPr>
+          <w:rFonts w:ascii="Consolas" w:hAnsi="Consolas"/>
+          <w:sz w:val="18"/>
+        </w:rPr>
+        <w:t>lms.library_recommendation_status</w:t>
+      </w:r>
+      <w:r>
+        <w:t xml:space="preserve"> и</w:t>
+      </w:r>
+    </w:p>
+    <w:p>
+      <w:r>
+        <w:t>уникальна по паре «рекомендация + ученик».</w:t>
+      </w:r>
+    </w:p>
+    <w:p>
+      <w:pPr>
+        <w:pStyle w:val="Heading2"/>
+      </w:pPr>
+      <w:r>
+        <w:t>9. Системные</w:t>
       </w:r>
     </w:p>
     <w:tbl>
@@ -5908,7 +9164,7 @@
         <w:pStyle w:val="Heading2"/>
       </w:pPr>
       <w:r>
-        <w:t>9. Роли</w:t>
+        <w:t>10. Роли</w:t>
       </w:r>
     </w:p>
     <w:tbl>
@@ -6355,11 +9611,98 @@
       </w:r>
     </w:p>
     <w:p>
+      <w:r>
+        <w:t xml:space="preserve">С версии 0.6 права назначаются </w:t>
+      </w:r>
+      <w:r>
+        <w:rPr>
+          <w:b/>
+        </w:rPr>
+        <w:t>группам</w:t>
+      </w:r>
+      <w:r>
+        <w:t xml:space="preserve"> (</w:t>
+      </w:r>
+      <w:r>
+        <w:rPr>
+          <w:rFonts w:ascii="Consolas" w:hAnsi="Consolas"/>
+          <w:sz w:val="18"/>
+        </w:rPr>
+        <w:t>iam.groups</w:t>
+      </w:r>
+      <w:r>
+        <w:t>), а поле</w:t>
+      </w:r>
+    </w:p>
+    <w:p>
+      <w:r>
+        <w:rPr>
+          <w:rFonts w:ascii="Consolas" w:hAnsi="Consolas"/>
+          <w:sz w:val="18"/>
+        </w:rPr>
+        <w:t>users.role</w:t>
+      </w:r>
+      <w:r>
+        <w:t xml:space="preserve"> используется только как переходный мост для пользователей, ещё</w:t>
+      </w:r>
+    </w:p>
+    <w:p>
+      <w:r>
+        <w:t>не добавленных ни в одну группу. Действующие права клиент получает через</w:t>
+      </w:r>
+    </w:p>
+    <w:p>
+      <w:r>
+        <w:rPr>
+          <w:rFonts w:ascii="Consolas" w:hAnsi="Consolas"/>
+          <w:sz w:val="18"/>
+        </w:rPr>
+        <w:t>GET /api/v1/me/permissions</w:t>
+      </w:r>
+      <w:r>
+        <w:t>, доступные сервисы — через</w:t>
+      </w:r>
+    </w:p>
+    <w:p>
+      <w:r>
+        <w:rPr>
+          <w:rFonts w:ascii="Consolas" w:hAnsi="Consolas"/>
+          <w:sz w:val="18"/>
+        </w:rPr>
+        <w:t>GET /api/v1/me/services</w:t>
+      </w:r>
+      <w:r>
+        <w:t>. Проверка прав выполняется зависимостью</w:t>
+      </w:r>
+    </w:p>
+    <w:p>
+      <w:r>
+        <w:rPr>
+          <w:rFonts w:ascii="Consolas" w:hAnsi="Consolas"/>
+          <w:sz w:val="18"/>
+        </w:rPr>
+        <w:t>require_permission</w:t>
+      </w:r>
+      <w:r>
+        <w:t xml:space="preserve">, проверка включённости сервиса — </w:t>
+      </w:r>
+      <w:r>
+        <w:rPr>
+          <w:rFonts w:ascii="Consolas" w:hAnsi="Consolas"/>
+          <w:sz w:val="18"/>
+        </w:rPr>
+        <w:t>require_service</w:t>
+      </w:r>
+      <w:r>
+        <w:t>.</w:t>
+      </w:r>
+    </w:p>
+    <w:p>
       <w:pPr>
         <w:pStyle w:val="Heading2"/>
       </w:pPr>
       <w:r>
-        <w:t>10. Совместимость со старым API</w:t>
+        <w:t>11. Совместимость со старым API</w:t>
       </w:r>
     </w:p>
     <w:p>
@@ -6402,7 +9745,7 @@
         <w:pStyle w:val="Heading2"/>
       </w:pPr>
       <w:r>
-        <w:t>11. Ограничения пилота</w:t>
+        <w:t>12. Ограничения пилота</w:t>
       </w:r>
     </w:p>
     <w:p>
@@ -6471,7 +9814,7 @@
       <w:jc w:val="center"/>
     </w:pPr>
     <w:r>
-      <w:t xml:space="preserve">ЕООП «Школьник» · 0.1 · </w:t>
+      <w:t xml:space="preserve">ЕООП «Школьник» · 0.6 · </w:t>
     </w:r>
     <w:r>
       <w:fldChar w:fldCharType="begin"/>

--- a/docs/word/03-architecture/03-api.docx
+++ b/docs/word/03-architecture/03-api.docx
@@ -63,7 +63,7 @@
           </w:tcPr>
           <w:p>
             <w:r>
-              <w:t>0.6</w:t>
+              <w:t>0.7</w:t>
             </w:r>
           </w:p>
         </w:tc>
@@ -9814,7 +9814,7 @@
       <w:jc w:val="center"/>
     </w:pPr>
     <w:r>
-      <w:t xml:space="preserve">ЕООП «Школьник» · 0.6 · </w:t>
+      <w:t xml:space="preserve">ЕООП «Школьник» · 0.7 · </w:t>
     </w:r>
     <w:r>
       <w:fldChar w:fldCharType="begin"/>

--- a/docs/word/03-architecture/03-api.docx
+++ b/docs/word/03-architecture/03-api.docx
@@ -63,7 +63,7 @@
           </w:tcPr>
           <w:p>
             <w:r>
-              <w:t>0.7</w:t>
+              <w:t>0.7.1</w:t>
             </w:r>
           </w:p>
         </w:tc>
@@ -365,7 +365,7 @@
               <w:rPr>
                 <w:sz w:val="18"/>
               </w:rPr>
-              <w:t>0.6</w:t>
+              <w:t>0.7</w:t>
             </w:r>
           </w:p>
         </w:tc>
@@ -498,7 +498,7 @@
                 <w:rFonts w:ascii="Consolas" w:hAnsi="Consolas"/>
                 <w:sz w:val="18"/>
               </w:rPr>
-              <w:t>https://school-platform-v2.185.31.40.24.nip.io</w:t>
+              <w:t>https://school-platform-v2.alwaysdata.net</w:t>
             </w:r>
           </w:p>
         </w:tc>
@@ -9814,7 +9814,7 @@
       <w:jc w:val="center"/>
     </w:pPr>
     <w:r>
-      <w:t xml:space="preserve">ЕООП «Школьник» · 0.7 · </w:t>
+      <w:t xml:space="preserve">ЕООП «Школьник» · 0.7.1 · </w:t>
     </w:r>
     <w:r>
       <w:fldChar w:fldCharType="begin"/>

--- a/docs/word/03-architecture/03-api.docx
+++ b/docs/word/03-architecture/03-api.docx
@@ -63,7 +63,7 @@
           </w:tcPr>
           <w:p>
             <w:r>
-              <w:t>0.7.1</w:t>
+              <w:t>0.7.2</w:t>
             </w:r>
           </w:p>
         </w:tc>
@@ -704,6 +704,87 @@
       </w:r>
       <w:r>
         <w:t>.</w:t>
+      </w:r>
+    </w:p>
+    <w:p>
+      <w:pPr>
+        <w:pStyle w:val="ListBullet"/>
+      </w:pPr>
+      <w:r>
+        <w:t xml:space="preserve">Доменные маршруты </w:t>
+      </w:r>
+      <w:r>
+        <w:rPr>
+          <w:rFonts w:ascii="Consolas" w:hAnsi="Consolas"/>
+          <w:sz w:val="18"/>
+        </w:rPr>
+        <w:t>journal</w:t>
+      </w:r>
+      <w:r>
+        <w:t xml:space="preserve">, </w:t>
+      </w:r>
+      <w:r>
+        <w:rPr>
+          <w:rFonts w:ascii="Consolas" w:hAnsi="Consolas"/>
+          <w:sz w:val="18"/>
+        </w:rPr>
+        <w:t>assessment</w:t>
+      </w:r>
+      <w:r>
+        <w:t xml:space="preserve">, </w:t>
+      </w:r>
+      <w:r>
+        <w:rPr>
+          <w:rFonts w:ascii="Consolas" w:hAnsi="Consolas"/>
+          <w:sz w:val="18"/>
+        </w:rPr>
+        <w:t>library</w:t>
+      </w:r>
+      <w:r>
+        <w:t xml:space="preserve"> и </w:t>
+      </w:r>
+      <w:r>
+        <w:rPr>
+          <w:rFonts w:ascii="Consolas" w:hAnsi="Consolas"/>
+          <w:sz w:val="18"/>
+        </w:rPr>
+        <w:t>lms</w:t>
+      </w:r>
+      <w:r>
+        <w:t xml:space="preserve"> проверяют</w:t>
+      </w:r>
+    </w:p>
+    <w:p>
+      <w:r>
+        <w:t>включённость сервиса в области пользователя и наличие группового права;</w:t>
+      </w:r>
+    </w:p>
+    <w:p>
+      <w:r>
+        <w:t xml:space="preserve">при отказе возвращается </w:t>
+      </w:r>
+      <w:r>
+        <w:rPr>
+          <w:rFonts w:ascii="Consolas" w:hAnsi="Consolas"/>
+          <w:sz w:val="18"/>
+        </w:rPr>
+        <w:t>403</w:t>
+      </w:r>
+      <w:r>
+        <w:t xml:space="preserve"> с указанием сервиса или кода права.</w:t>
+      </w:r>
+    </w:p>
+    <w:p>
+      <w:pPr>
+        <w:pStyle w:val="ListBullet"/>
+      </w:pPr>
+      <w:r>
+        <w:t>Если сервис отключён на более конкретном уровне иерархии, его API</w:t>
+      </w:r>
+    </w:p>
+    <w:p>
+      <w:r>
+        <w:t>недоступно, даже если право выдано группой.</w:t>
       </w:r>
     </w:p>
     <w:p>
@@ -9814,7 +9895,7 @@
       <w:jc w:val="center"/>
     </w:pPr>
     <w:r>
-      <w:t xml:space="preserve">ЕООП «Школьник» · 0.7.1 · </w:t>
+      <w:t xml:space="preserve">ЕООП «Школьник» · 0.7.2 · </w:t>
     </w:r>
     <w:r>
       <w:fldChar w:fldCharType="begin"/>

--- a/docs/word/03-architecture/03-api.docx
+++ b/docs/word/03-architecture/03-api.docx
@@ -63,7 +63,7 @@
           </w:tcPr>
           <w:p>
             <w:r>
-              <w:t>0.7.2</w:t>
+              <w:t>0.7.3</w:t>
             </w:r>
           </w:p>
         </w:tc>
@@ -9895,7 +9895,7 @@
       <w:jc w:val="center"/>
     </w:pPr>
     <w:r>
-      <w:t xml:space="preserve">ЕООП «Школьник» · 0.7.2 · </w:t>
+      <w:t xml:space="preserve">ЕООП «Школьник» · 0.7.3 · </w:t>
     </w:r>
     <w:r>
       <w:fldChar w:fldCharType="begin"/>
